--- a/Work_Breakdown_Table.docx
+++ b/Work_Breakdown_Table.docx
@@ -14,14 +14,15 @@
           <w:insideH w:val="single" w:sz="4" w:space="0" w:color="auto"/>
           <w:insideV w:val="single" w:sz="4" w:space="0" w:color="auto"/>
         </w:tblBorders>
+        <w:tblLayout w:type="fixed"/>
         <w:tblLook w:val="0620" w:firstRow="1" w:lastRow="0" w:firstColumn="0" w:lastColumn="0" w:noHBand="1" w:noVBand="1"/>
       </w:tblPr>
       <w:tblGrid>
-        <w:gridCol w:w="1312"/>
-        <w:gridCol w:w="3393"/>
-        <w:gridCol w:w="1990"/>
-        <w:gridCol w:w="2646"/>
-        <w:gridCol w:w="1449"/>
+        <w:gridCol w:w="1255"/>
+        <w:gridCol w:w="2970"/>
+        <w:gridCol w:w="2430"/>
+        <w:gridCol w:w="2520"/>
+        <w:gridCol w:w="1615"/>
       </w:tblGrid>
       <w:tr>
         <w:trPr>
@@ -29,7 +30,7 @@
         </w:trPr>
         <w:tc>
           <w:tcPr>
-            <w:tcW w:w="0" w:type="auto"/>
+            <w:tcW w:w="1255" w:type="dxa"/>
             <w:hideMark/>
           </w:tcPr>
           <w:p>
@@ -51,7 +52,7 @@
         </w:tc>
         <w:tc>
           <w:tcPr>
-            <w:tcW w:w="0" w:type="auto"/>
+            <w:tcW w:w="2970" w:type="dxa"/>
             <w:hideMark/>
           </w:tcPr>
           <w:p>
@@ -73,7 +74,7 @@
         </w:tc>
         <w:tc>
           <w:tcPr>
-            <w:tcW w:w="0" w:type="auto"/>
+            <w:tcW w:w="2430" w:type="dxa"/>
             <w:hideMark/>
           </w:tcPr>
           <w:p>
@@ -95,7 +96,7 @@
         </w:tc>
         <w:tc>
           <w:tcPr>
-            <w:tcW w:w="0" w:type="auto"/>
+            <w:tcW w:w="2520" w:type="dxa"/>
             <w:hideMark/>
           </w:tcPr>
           <w:p>
@@ -117,7 +118,7 @@
         </w:tc>
         <w:tc>
           <w:tcPr>
-            <w:tcW w:w="0" w:type="auto"/>
+            <w:tcW w:w="1615" w:type="dxa"/>
             <w:hideMark/>
           </w:tcPr>
           <w:p>
@@ -141,8 +142,8 @@
       <w:tr>
         <w:tc>
           <w:tcPr>
-            <w:tcW w:w="0" w:type="auto"/>
-            <w:hideMark/>
+            <w:tcW w:w="1255" w:type="dxa"/>
+            <w:vAlign w:val="center"/>
           </w:tcPr>
           <w:p>
             <w:pPr>
@@ -154,18 +155,144 @@
             </w:pPr>
             <w:r>
               <w:rPr>
+                <w:rFonts w:ascii="Arial" w:eastAsia="Arial" w:hAnsi="Arial" w:cs="Arial"/>
+                <w:sz w:val="16"/>
+                <w:szCs w:val="16"/>
+              </w:rPr>
+              <w:t>Web reporting</w:t>
+            </w:r>
+          </w:p>
+        </w:tc>
+        <w:tc>
+          <w:tcPr>
+            <w:tcW w:w="2970" w:type="dxa"/>
+            <w:vAlign w:val="center"/>
+          </w:tcPr>
+          <w:p>
+            <w:pPr>
+              <w:pStyle w:val="NoSpacing"/>
+              <w:rPr>
                 <w:sz w:val="18"/>
                 <w:szCs w:val="18"/>
               </w:rPr>
-              <w:t>Database schema</w:t>
-            </w:r>
-          </w:p>
-        </w:tc>
-        <w:tc>
-          <w:tcPr>
-            <w:tcW w:w="0" w:type="auto"/>
-            <w:hideMark/>
-          </w:tcPr>
+            </w:pPr>
+            <w:r>
+              <w:rPr>
+                <w:rFonts w:ascii="Arial" w:eastAsia="Arial" w:hAnsi="Arial" w:cs="Arial"/>
+                <w:sz w:val="16"/>
+                <w:szCs w:val="16"/>
+              </w:rPr>
+              <w:t>Homepage with navigation dashboard and main application entry point</w:t>
+            </w:r>
+          </w:p>
+        </w:tc>
+        <w:tc>
+          <w:tcPr>
+            <w:tcW w:w="2430" w:type="dxa"/>
+            <w:vAlign w:val="center"/>
+          </w:tcPr>
+          <w:p>
+            <w:pPr>
+              <w:pStyle w:val="NoSpacing"/>
+              <w:rPr>
+                <w:rFonts w:ascii="Arial" w:eastAsia="Arial" w:hAnsi="Arial" w:cs="Arial"/>
+                <w:sz w:val="16"/>
+                <w:szCs w:val="16"/>
+              </w:rPr>
+            </w:pPr>
+            <w:r>
+              <w:rPr>
+                <w:rFonts w:ascii="Arial" w:eastAsia="Arial" w:hAnsi="Arial" w:cs="Arial"/>
+                <w:sz w:val="16"/>
+                <w:szCs w:val="16"/>
+              </w:rPr>
+              <w:t>Patrick Beattie (</w:t>
+            </w:r>
+            <w:r>
+              <w:rPr>
+                <w:rFonts w:ascii="Arial" w:eastAsia="Arial" w:hAnsi="Arial" w:cs="Arial"/>
+                <w:sz w:val="16"/>
+                <w:szCs w:val="16"/>
+              </w:rPr>
+              <w:t>40477877</w:t>
+            </w:r>
+            <w:r>
+              <w:rPr>
+                <w:rFonts w:ascii="Arial" w:eastAsia="Arial" w:hAnsi="Arial" w:cs="Arial"/>
+                <w:sz w:val="16"/>
+                <w:szCs w:val="16"/>
+              </w:rPr>
+              <w:t>)</w:t>
+            </w:r>
+          </w:p>
+          <w:p>
+            <w:pPr>
+              <w:pStyle w:val="NoSpacing"/>
+              <w:rPr>
+                <w:rFonts w:ascii="Arial" w:eastAsia="Arial" w:hAnsi="Arial" w:cs="Arial"/>
+                <w:sz w:val="16"/>
+                <w:szCs w:val="16"/>
+              </w:rPr>
+            </w:pPr>
+            <w:r>
+              <w:rPr>
+                <w:rFonts w:ascii="Arial" w:eastAsia="Arial" w:hAnsi="Arial" w:cs="Arial"/>
+                <w:sz w:val="16"/>
+                <w:szCs w:val="16"/>
+              </w:rPr>
+              <w:t>Stephen Brown (</w:t>
+            </w:r>
+            <w:r>
+              <w:rPr>
+                <w:rFonts w:ascii="Arial" w:eastAsia="Arial" w:hAnsi="Arial" w:cs="Arial"/>
+                <w:sz w:val="16"/>
+                <w:szCs w:val="16"/>
+              </w:rPr>
+              <w:t>40483182</w:t>
+            </w:r>
+            <w:r>
+              <w:rPr>
+                <w:rFonts w:ascii="Arial" w:eastAsia="Arial" w:hAnsi="Arial" w:cs="Arial"/>
+                <w:sz w:val="16"/>
+                <w:szCs w:val="16"/>
+              </w:rPr>
+              <w:t>)</w:t>
+            </w:r>
+          </w:p>
+          <w:p>
+            <w:pPr>
+              <w:pStyle w:val="NoSpacing"/>
+              <w:rPr>
+                <w:rFonts w:ascii="Arial" w:eastAsia="Arial" w:hAnsi="Arial" w:cs="Arial"/>
+                <w:sz w:val="16"/>
+                <w:szCs w:val="16"/>
+              </w:rPr>
+            </w:pPr>
+            <w:r>
+              <w:rPr>
+                <w:rFonts w:ascii="Arial" w:eastAsia="Arial" w:hAnsi="Arial" w:cs="Arial"/>
+                <w:sz w:val="16"/>
+                <w:szCs w:val="16"/>
+              </w:rPr>
+              <w:t>Oliver Statham (</w:t>
+            </w:r>
+            <w:r>
+              <w:rPr>
+                <w:rFonts w:ascii="Arial" w:eastAsia="Arial" w:hAnsi="Arial" w:cs="Arial"/>
+                <w:sz w:val="16"/>
+                <w:szCs w:val="16"/>
+              </w:rPr>
+              <w:t>40483321</w:t>
+            </w:r>
+            <w:r>
+              <w:rPr>
+                <w:rFonts w:ascii="Arial" w:eastAsia="Arial" w:hAnsi="Arial" w:cs="Arial"/>
+                <w:sz w:val="16"/>
+                <w:szCs w:val="16"/>
+              </w:rPr>
+              <w:t>)</w:t>
+            </w:r>
+          </w:p>
           <w:p>
             <w:pPr>
               <w:pStyle w:val="NoSpacing"/>
@@ -176,24 +303,76 @@
             </w:pPr>
             <w:r>
               <w:rPr>
+                <w:rFonts w:ascii="Arial" w:eastAsia="Arial" w:hAnsi="Arial" w:cs="Arial"/>
+                <w:sz w:val="16"/>
+                <w:szCs w:val="16"/>
+              </w:rPr>
+              <w:t>Roman Kriuchkov (40488199)</w:t>
+            </w:r>
+          </w:p>
+        </w:tc>
+        <w:tc>
+          <w:tcPr>
+            <w:tcW w:w="2520" w:type="dxa"/>
+            <w:vAlign w:val="center"/>
+          </w:tcPr>
+          <w:p>
+            <w:pPr>
+              <w:pStyle w:val="NoSpacing"/>
+              <w:rPr>
                 <w:sz w:val="18"/>
                 <w:szCs w:val="18"/>
               </w:rPr>
-              <w:t>I</w:t>
-            </w:r>
-            <w:r>
+            </w:pPr>
+            <w:proofErr w:type="spellStart"/>
+            <w:r>
+              <w:rPr>
+                <w:rFonts w:ascii="Arial" w:eastAsia="Arial" w:hAnsi="Arial" w:cs="Arial"/>
+                <w:sz w:val="16"/>
+                <w:szCs w:val="16"/>
+              </w:rPr>
+              <w:t>src</w:t>
+            </w:r>
+            <w:proofErr w:type="spellEnd"/>
+            <w:r>
+              <w:rPr>
+                <w:rFonts w:ascii="Arial" w:eastAsia="Arial" w:hAnsi="Arial" w:cs="Arial"/>
+                <w:sz w:val="16"/>
+                <w:szCs w:val="16"/>
+              </w:rPr>
+              <w:t>/html/index.html</w:t>
+            </w:r>
+          </w:p>
+        </w:tc>
+        <w:tc>
+          <w:tcPr>
+            <w:tcW w:w="1615" w:type="dxa"/>
+            <w:vAlign w:val="center"/>
+          </w:tcPr>
+          <w:p>
+            <w:pPr>
+              <w:pStyle w:val="NoSpacing"/>
               <w:rPr>
                 <w:sz w:val="18"/>
                 <w:szCs w:val="18"/>
               </w:rPr>
-              <w:t>mplementation of core tables for schools, regions, managing organisations, and inspection records, including PKs and FKs</w:t>
-            </w:r>
-          </w:p>
-        </w:tc>
-        <w:tc>
-          <w:tcPr>
-            <w:tcW w:w="0" w:type="auto"/>
-            <w:hideMark/>
+            </w:pPr>
+            <w:r>
+              <w:rPr>
+                <w:rFonts w:ascii="Arial" w:eastAsia="Arial" w:hAnsi="Arial" w:cs="Arial"/>
+                <w:sz w:val="16"/>
+                <w:szCs w:val="16"/>
+              </w:rPr>
+              <w:t>HTML, CSS, JavaScript</w:t>
+            </w:r>
+          </w:p>
+        </w:tc>
+      </w:tr>
+      <w:tr>
+        <w:tc>
+          <w:tcPr>
+            <w:tcW w:w="1255" w:type="dxa"/>
+            <w:vAlign w:val="center"/>
           </w:tcPr>
           <w:p>
             <w:pPr>
@@ -205,18 +384,144 @@
             </w:pPr>
             <w:r>
               <w:rPr>
+                <w:rFonts w:ascii="Arial" w:eastAsia="Arial" w:hAnsi="Arial" w:cs="Arial"/>
+                <w:sz w:val="16"/>
+                <w:szCs w:val="16"/>
+              </w:rPr>
+              <w:t>Web reporting, CRUD functionality</w:t>
+            </w:r>
+          </w:p>
+        </w:tc>
+        <w:tc>
+          <w:tcPr>
+            <w:tcW w:w="2970" w:type="dxa"/>
+            <w:vAlign w:val="center"/>
+          </w:tcPr>
+          <w:p>
+            <w:pPr>
+              <w:pStyle w:val="NoSpacing"/>
+              <w:rPr>
                 <w:sz w:val="18"/>
                 <w:szCs w:val="18"/>
               </w:rPr>
-              <w:t>Aisha Khan (40123411)</w:t>
-            </w:r>
-          </w:p>
-        </w:tc>
-        <w:tc>
-          <w:tcPr>
-            <w:tcW w:w="0" w:type="auto"/>
-            <w:hideMark/>
-          </w:tcPr>
+            </w:pPr>
+            <w:r>
+              <w:rPr>
+                <w:rFonts w:ascii="Arial" w:eastAsia="Arial" w:hAnsi="Arial" w:cs="Arial"/>
+                <w:sz w:val="16"/>
+                <w:szCs w:val="16"/>
+              </w:rPr>
+              <w:t>Beneficiary management page with display tables, form panels, add/edit/delete operations</w:t>
+            </w:r>
+          </w:p>
+        </w:tc>
+        <w:tc>
+          <w:tcPr>
+            <w:tcW w:w="2430" w:type="dxa"/>
+            <w:vAlign w:val="center"/>
+          </w:tcPr>
+          <w:p>
+            <w:pPr>
+              <w:pStyle w:val="NoSpacing"/>
+              <w:rPr>
+                <w:rFonts w:ascii="Arial" w:eastAsia="Arial" w:hAnsi="Arial" w:cs="Arial"/>
+                <w:sz w:val="16"/>
+                <w:szCs w:val="16"/>
+              </w:rPr>
+            </w:pPr>
+            <w:r>
+              <w:rPr>
+                <w:rFonts w:ascii="Arial" w:eastAsia="Arial" w:hAnsi="Arial" w:cs="Arial"/>
+                <w:sz w:val="16"/>
+                <w:szCs w:val="16"/>
+              </w:rPr>
+              <w:t>Patrick Beattie (</w:t>
+            </w:r>
+            <w:r>
+              <w:rPr>
+                <w:rFonts w:ascii="Arial" w:eastAsia="Arial" w:hAnsi="Arial" w:cs="Arial"/>
+                <w:sz w:val="16"/>
+                <w:szCs w:val="16"/>
+              </w:rPr>
+              <w:t>40477877</w:t>
+            </w:r>
+            <w:r>
+              <w:rPr>
+                <w:rFonts w:ascii="Arial" w:eastAsia="Arial" w:hAnsi="Arial" w:cs="Arial"/>
+                <w:sz w:val="16"/>
+                <w:szCs w:val="16"/>
+              </w:rPr>
+              <w:t>)</w:t>
+            </w:r>
+          </w:p>
+          <w:p>
+            <w:pPr>
+              <w:pStyle w:val="NoSpacing"/>
+              <w:rPr>
+                <w:rFonts w:ascii="Arial" w:eastAsia="Arial" w:hAnsi="Arial" w:cs="Arial"/>
+                <w:sz w:val="16"/>
+                <w:szCs w:val="16"/>
+              </w:rPr>
+            </w:pPr>
+            <w:r>
+              <w:rPr>
+                <w:rFonts w:ascii="Arial" w:eastAsia="Arial" w:hAnsi="Arial" w:cs="Arial"/>
+                <w:sz w:val="16"/>
+                <w:szCs w:val="16"/>
+              </w:rPr>
+              <w:t>Stephen Brown (</w:t>
+            </w:r>
+            <w:r>
+              <w:rPr>
+                <w:rFonts w:ascii="Arial" w:eastAsia="Arial" w:hAnsi="Arial" w:cs="Arial"/>
+                <w:sz w:val="16"/>
+                <w:szCs w:val="16"/>
+              </w:rPr>
+              <w:t>40483182</w:t>
+            </w:r>
+            <w:r>
+              <w:rPr>
+                <w:rFonts w:ascii="Arial" w:eastAsia="Arial" w:hAnsi="Arial" w:cs="Arial"/>
+                <w:sz w:val="16"/>
+                <w:szCs w:val="16"/>
+              </w:rPr>
+              <w:t>)</w:t>
+            </w:r>
+          </w:p>
+          <w:p>
+            <w:pPr>
+              <w:pStyle w:val="NoSpacing"/>
+              <w:rPr>
+                <w:rFonts w:ascii="Arial" w:eastAsia="Arial" w:hAnsi="Arial" w:cs="Arial"/>
+                <w:sz w:val="16"/>
+                <w:szCs w:val="16"/>
+              </w:rPr>
+            </w:pPr>
+            <w:r>
+              <w:rPr>
+                <w:rFonts w:ascii="Arial" w:eastAsia="Arial" w:hAnsi="Arial" w:cs="Arial"/>
+                <w:sz w:val="16"/>
+                <w:szCs w:val="16"/>
+              </w:rPr>
+              <w:t>Oliver Statham (</w:t>
+            </w:r>
+            <w:r>
+              <w:rPr>
+                <w:rFonts w:ascii="Arial" w:eastAsia="Arial" w:hAnsi="Arial" w:cs="Arial"/>
+                <w:sz w:val="16"/>
+                <w:szCs w:val="16"/>
+              </w:rPr>
+              <w:t>40483321</w:t>
+            </w:r>
+            <w:r>
+              <w:rPr>
+                <w:rFonts w:ascii="Arial" w:eastAsia="Arial" w:hAnsi="Arial" w:cs="Arial"/>
+                <w:sz w:val="16"/>
+                <w:szCs w:val="16"/>
+              </w:rPr>
+              <w:t>)</w:t>
+            </w:r>
+          </w:p>
           <w:p>
             <w:pPr>
               <w:pStyle w:val="NoSpacing"/>
@@ -227,26 +532,76 @@
             </w:pPr>
             <w:r>
               <w:rPr>
+                <w:rFonts w:ascii="Arial" w:eastAsia="Arial" w:hAnsi="Arial" w:cs="Arial"/>
+                <w:sz w:val="16"/>
+                <w:szCs w:val="16"/>
+              </w:rPr>
+              <w:t>Roman Kriuchkov (40488199)</w:t>
+            </w:r>
+          </w:p>
+        </w:tc>
+        <w:tc>
+          <w:tcPr>
+            <w:tcW w:w="2520" w:type="dxa"/>
+            <w:vAlign w:val="center"/>
+          </w:tcPr>
+          <w:p>
+            <w:pPr>
+              <w:pStyle w:val="NoSpacing"/>
+              <w:rPr>
                 <w:sz w:val="18"/>
                 <w:szCs w:val="18"/>
               </w:rPr>
-              <w:t>Database/</w:t>
-            </w:r>
-            <w:proofErr w:type="spellStart"/>
-            <w:r>
+            </w:pPr>
+            <w:proofErr w:type="spellStart"/>
+            <w:r>
+              <w:rPr>
+                <w:rFonts w:ascii="Arial" w:eastAsia="Arial" w:hAnsi="Arial" w:cs="Arial"/>
+                <w:sz w:val="16"/>
+                <w:szCs w:val="16"/>
+              </w:rPr>
+              <w:t>src</w:t>
+            </w:r>
+            <w:proofErr w:type="spellEnd"/>
+            <w:r>
+              <w:rPr>
+                <w:rFonts w:ascii="Arial" w:eastAsia="Arial" w:hAnsi="Arial" w:cs="Arial"/>
+                <w:sz w:val="16"/>
+                <w:szCs w:val="16"/>
+              </w:rPr>
+              <w:t>/html/beneficiaries.html</w:t>
+            </w:r>
+          </w:p>
+        </w:tc>
+        <w:tc>
+          <w:tcPr>
+            <w:tcW w:w="1615" w:type="dxa"/>
+            <w:vAlign w:val="center"/>
+          </w:tcPr>
+          <w:p>
+            <w:pPr>
+              <w:pStyle w:val="NoSpacing"/>
               <w:rPr>
                 <w:sz w:val="18"/>
                 <w:szCs w:val="18"/>
               </w:rPr>
-              <w:t>create_tables.sql</w:t>
-            </w:r>
-            <w:proofErr w:type="spellEnd"/>
-          </w:p>
-        </w:tc>
-        <w:tc>
-          <w:tcPr>
-            <w:tcW w:w="0" w:type="auto"/>
-            <w:hideMark/>
+            </w:pPr>
+            <w:r>
+              <w:rPr>
+                <w:rFonts w:ascii="Arial" w:eastAsia="Arial" w:hAnsi="Arial" w:cs="Arial"/>
+                <w:sz w:val="16"/>
+                <w:szCs w:val="16"/>
+              </w:rPr>
+              <w:t>HTML, CSS, JavaScript</w:t>
+            </w:r>
+          </w:p>
+        </w:tc>
+      </w:tr>
+      <w:tr>
+        <w:tc>
+          <w:tcPr>
+            <w:tcW w:w="1255" w:type="dxa"/>
+            <w:vAlign w:val="center"/>
           </w:tcPr>
           <w:p>
             <w:pPr>
@@ -258,10 +613,215 @@
             </w:pPr>
             <w:r>
               <w:rPr>
+                <w:rFonts w:ascii="Arial" w:eastAsia="Arial" w:hAnsi="Arial" w:cs="Arial"/>
+                <w:sz w:val="16"/>
+                <w:szCs w:val="16"/>
+              </w:rPr>
+              <w:t>Web reporting, CRUD functionality</w:t>
+            </w:r>
+          </w:p>
+        </w:tc>
+        <w:tc>
+          <w:tcPr>
+            <w:tcW w:w="2970" w:type="dxa"/>
+            <w:vAlign w:val="center"/>
+          </w:tcPr>
+          <w:p>
+            <w:pPr>
+              <w:pStyle w:val="NoSpacing"/>
+              <w:rPr>
                 <w:sz w:val="18"/>
                 <w:szCs w:val="18"/>
               </w:rPr>
-              <w:t>SQL</w:t>
+            </w:pPr>
+            <w:r>
+              <w:rPr>
+                <w:rFonts w:ascii="Arial" w:eastAsia="Arial" w:hAnsi="Arial" w:cs="Arial"/>
+                <w:sz w:val="16"/>
+                <w:szCs w:val="16"/>
+              </w:rPr>
+              <w:t>Enrolment management interface with filtering and status tracking</w:t>
+            </w:r>
+          </w:p>
+        </w:tc>
+        <w:tc>
+          <w:tcPr>
+            <w:tcW w:w="2430" w:type="dxa"/>
+            <w:vAlign w:val="center"/>
+          </w:tcPr>
+          <w:p>
+            <w:pPr>
+              <w:pStyle w:val="NoSpacing"/>
+              <w:rPr>
+                <w:rFonts w:ascii="Arial" w:eastAsia="Arial" w:hAnsi="Arial" w:cs="Arial"/>
+                <w:sz w:val="16"/>
+                <w:szCs w:val="16"/>
+              </w:rPr>
+            </w:pPr>
+            <w:r>
+              <w:rPr>
+                <w:rFonts w:ascii="Arial" w:eastAsia="Arial" w:hAnsi="Arial" w:cs="Arial"/>
+                <w:sz w:val="16"/>
+                <w:szCs w:val="16"/>
+              </w:rPr>
+              <w:t>Patrick Beattie (</w:t>
+            </w:r>
+            <w:r>
+              <w:rPr>
+                <w:rFonts w:ascii="Arial" w:eastAsia="Arial" w:hAnsi="Arial" w:cs="Arial"/>
+                <w:sz w:val="16"/>
+                <w:szCs w:val="16"/>
+              </w:rPr>
+              <w:t>40477877</w:t>
+            </w:r>
+            <w:r>
+              <w:rPr>
+                <w:rFonts w:ascii="Arial" w:eastAsia="Arial" w:hAnsi="Arial" w:cs="Arial"/>
+                <w:sz w:val="16"/>
+                <w:szCs w:val="16"/>
+              </w:rPr>
+              <w:t>)</w:t>
+            </w:r>
+          </w:p>
+          <w:p>
+            <w:pPr>
+              <w:pStyle w:val="NoSpacing"/>
+              <w:rPr>
+                <w:rFonts w:ascii="Arial" w:eastAsia="Arial" w:hAnsi="Arial" w:cs="Arial"/>
+                <w:sz w:val="16"/>
+                <w:szCs w:val="16"/>
+              </w:rPr>
+            </w:pPr>
+            <w:r>
+              <w:rPr>
+                <w:rFonts w:ascii="Arial" w:eastAsia="Arial" w:hAnsi="Arial" w:cs="Arial"/>
+                <w:sz w:val="16"/>
+                <w:szCs w:val="16"/>
+              </w:rPr>
+              <w:t>Stephen Brown (</w:t>
+            </w:r>
+            <w:r>
+              <w:rPr>
+                <w:rFonts w:ascii="Arial" w:eastAsia="Arial" w:hAnsi="Arial" w:cs="Arial"/>
+                <w:sz w:val="16"/>
+                <w:szCs w:val="16"/>
+              </w:rPr>
+              <w:t>40483182</w:t>
+            </w:r>
+            <w:r>
+              <w:rPr>
+                <w:rFonts w:ascii="Arial" w:eastAsia="Arial" w:hAnsi="Arial" w:cs="Arial"/>
+                <w:sz w:val="16"/>
+                <w:szCs w:val="16"/>
+              </w:rPr>
+              <w:t>)</w:t>
+            </w:r>
+          </w:p>
+          <w:p>
+            <w:pPr>
+              <w:pStyle w:val="NoSpacing"/>
+              <w:rPr>
+                <w:rFonts w:ascii="Arial" w:eastAsia="Arial" w:hAnsi="Arial" w:cs="Arial"/>
+                <w:sz w:val="16"/>
+                <w:szCs w:val="16"/>
+              </w:rPr>
+            </w:pPr>
+            <w:r>
+              <w:rPr>
+                <w:rFonts w:ascii="Arial" w:eastAsia="Arial" w:hAnsi="Arial" w:cs="Arial"/>
+                <w:sz w:val="16"/>
+                <w:szCs w:val="16"/>
+              </w:rPr>
+              <w:t>Oliver Statham (</w:t>
+            </w:r>
+            <w:r>
+              <w:rPr>
+                <w:rFonts w:ascii="Arial" w:eastAsia="Arial" w:hAnsi="Arial" w:cs="Arial"/>
+                <w:sz w:val="16"/>
+                <w:szCs w:val="16"/>
+              </w:rPr>
+              <w:t>40483321</w:t>
+            </w:r>
+            <w:r>
+              <w:rPr>
+                <w:rFonts w:ascii="Arial" w:eastAsia="Arial" w:hAnsi="Arial" w:cs="Arial"/>
+                <w:sz w:val="16"/>
+                <w:szCs w:val="16"/>
+              </w:rPr>
+              <w:t>)</w:t>
+            </w:r>
+          </w:p>
+          <w:p>
+            <w:pPr>
+              <w:pStyle w:val="NoSpacing"/>
+              <w:rPr>
+                <w:sz w:val="18"/>
+                <w:szCs w:val="18"/>
+              </w:rPr>
+            </w:pPr>
+            <w:r>
+              <w:rPr>
+                <w:rFonts w:ascii="Arial" w:eastAsia="Arial" w:hAnsi="Arial" w:cs="Arial"/>
+                <w:sz w:val="16"/>
+                <w:szCs w:val="16"/>
+              </w:rPr>
+              <w:t>Roman Kriuchkov (40488199)</w:t>
+            </w:r>
+          </w:p>
+        </w:tc>
+        <w:tc>
+          <w:tcPr>
+            <w:tcW w:w="2520" w:type="dxa"/>
+            <w:vAlign w:val="center"/>
+          </w:tcPr>
+          <w:p>
+            <w:pPr>
+              <w:pStyle w:val="NoSpacing"/>
+              <w:rPr>
+                <w:sz w:val="18"/>
+                <w:szCs w:val="18"/>
+              </w:rPr>
+            </w:pPr>
+            <w:proofErr w:type="spellStart"/>
+            <w:r>
+              <w:rPr>
+                <w:rFonts w:ascii="Arial" w:eastAsia="Arial" w:hAnsi="Arial" w:cs="Arial"/>
+                <w:sz w:val="16"/>
+                <w:szCs w:val="16"/>
+              </w:rPr>
+              <w:t>src</w:t>
+            </w:r>
+            <w:proofErr w:type="spellEnd"/>
+            <w:r>
+              <w:rPr>
+                <w:rFonts w:ascii="Arial" w:eastAsia="Arial" w:hAnsi="Arial" w:cs="Arial"/>
+                <w:sz w:val="16"/>
+                <w:szCs w:val="16"/>
+              </w:rPr>
+              <w:t>/html/enrolments.html</w:t>
+            </w:r>
+          </w:p>
+        </w:tc>
+        <w:tc>
+          <w:tcPr>
+            <w:tcW w:w="1615" w:type="dxa"/>
+            <w:vAlign w:val="center"/>
+          </w:tcPr>
+          <w:p>
+            <w:pPr>
+              <w:pStyle w:val="NoSpacing"/>
+              <w:rPr>
+                <w:sz w:val="18"/>
+                <w:szCs w:val="18"/>
+              </w:rPr>
+            </w:pPr>
+            <w:r>
+              <w:rPr>
+                <w:rFonts w:ascii="Arial" w:eastAsia="Arial" w:hAnsi="Arial" w:cs="Arial"/>
+                <w:sz w:val="16"/>
+                <w:szCs w:val="16"/>
+              </w:rPr>
+              <w:t>HTML, CSS, JavaScript</w:t>
             </w:r>
           </w:p>
         </w:tc>
@@ -269,8 +829,8 @@
       <w:tr>
         <w:tc>
           <w:tcPr>
-            <w:tcW w:w="0" w:type="auto"/>
-            <w:hideMark/>
+            <w:tcW w:w="1255" w:type="dxa"/>
+            <w:vAlign w:val="center"/>
           </w:tcPr>
           <w:p>
             <w:pPr>
@@ -282,18 +842,152 @@
             </w:pPr>
             <w:r>
               <w:rPr>
+                <w:rFonts w:ascii="Arial" w:eastAsia="Arial" w:hAnsi="Arial" w:cs="Arial"/>
+                <w:sz w:val="16"/>
+                <w:szCs w:val="16"/>
+              </w:rPr>
+              <w:t>Web reporting, Data visualisation</w:t>
+            </w:r>
+          </w:p>
+        </w:tc>
+        <w:tc>
+          <w:tcPr>
+            <w:tcW w:w="2970" w:type="dxa"/>
+            <w:vAlign w:val="center"/>
+          </w:tcPr>
+          <w:p>
+            <w:pPr>
+              <w:pStyle w:val="NoSpacing"/>
+              <w:rPr>
                 <w:sz w:val="18"/>
                 <w:szCs w:val="18"/>
               </w:rPr>
-              <w:t>Database integrity</w:t>
-            </w:r>
-          </w:p>
-        </w:tc>
-        <w:tc>
-          <w:tcPr>
-            <w:tcW w:w="0" w:type="auto"/>
-            <w:hideMark/>
-          </w:tcPr>
+            </w:pPr>
+            <w:r>
+              <w:rPr>
+                <w:rFonts w:ascii="Arial" w:eastAsia="Arial" w:hAnsi="Arial" w:cs="Arial"/>
+                <w:sz w:val="16"/>
+                <w:szCs w:val="16"/>
+              </w:rPr>
+              <w:t>Programme management page with data tables, filtering and chart visualisations</w:t>
+            </w:r>
+          </w:p>
+        </w:tc>
+        <w:tc>
+          <w:tcPr>
+            <w:tcW w:w="2430" w:type="dxa"/>
+            <w:vAlign w:val="center"/>
+          </w:tcPr>
+          <w:p>
+            <w:pPr>
+              <w:pStyle w:val="NoSpacing"/>
+              <w:rPr>
+                <w:rFonts w:ascii="Arial" w:eastAsia="Arial" w:hAnsi="Arial" w:cs="Arial"/>
+                <w:sz w:val="16"/>
+                <w:szCs w:val="16"/>
+              </w:rPr>
+            </w:pPr>
+            <w:r>
+              <w:rPr>
+                <w:rFonts w:ascii="Arial" w:eastAsia="Arial" w:hAnsi="Arial" w:cs="Arial"/>
+                <w:sz w:val="16"/>
+                <w:szCs w:val="16"/>
+              </w:rPr>
+              <w:t>Patrick</w:t>
+            </w:r>
+            <w:r>
+              <w:rPr>
+                <w:rFonts w:ascii="Arial" w:eastAsia="Arial" w:hAnsi="Arial" w:cs="Arial"/>
+                <w:sz w:val="16"/>
+                <w:szCs w:val="16"/>
+              </w:rPr>
+              <w:t xml:space="preserve"> Beattie (</w:t>
+            </w:r>
+            <w:r>
+              <w:rPr>
+                <w:rFonts w:ascii="Arial" w:eastAsia="Arial" w:hAnsi="Arial" w:cs="Arial"/>
+                <w:sz w:val="16"/>
+                <w:szCs w:val="16"/>
+              </w:rPr>
+              <w:t>40477877</w:t>
+            </w:r>
+            <w:r>
+              <w:rPr>
+                <w:rFonts w:ascii="Arial" w:eastAsia="Arial" w:hAnsi="Arial" w:cs="Arial"/>
+                <w:sz w:val="16"/>
+                <w:szCs w:val="16"/>
+              </w:rPr>
+              <w:t>)</w:t>
+            </w:r>
+          </w:p>
+          <w:p>
+            <w:pPr>
+              <w:pStyle w:val="NoSpacing"/>
+              <w:rPr>
+                <w:rFonts w:ascii="Arial" w:eastAsia="Arial" w:hAnsi="Arial" w:cs="Arial"/>
+                <w:sz w:val="16"/>
+                <w:szCs w:val="16"/>
+              </w:rPr>
+            </w:pPr>
+            <w:r>
+              <w:rPr>
+                <w:rFonts w:ascii="Arial" w:eastAsia="Arial" w:hAnsi="Arial" w:cs="Arial"/>
+                <w:sz w:val="16"/>
+                <w:szCs w:val="16"/>
+              </w:rPr>
+              <w:t>Stephen Brown (</w:t>
+            </w:r>
+            <w:r>
+              <w:rPr>
+                <w:rFonts w:ascii="Arial" w:eastAsia="Arial" w:hAnsi="Arial" w:cs="Arial"/>
+                <w:sz w:val="16"/>
+                <w:szCs w:val="16"/>
+              </w:rPr>
+              <w:t>40483182</w:t>
+            </w:r>
+            <w:r>
+              <w:rPr>
+                <w:rFonts w:ascii="Arial" w:eastAsia="Arial" w:hAnsi="Arial" w:cs="Arial"/>
+                <w:sz w:val="16"/>
+                <w:szCs w:val="16"/>
+              </w:rPr>
+              <w:t>)</w:t>
+            </w:r>
+          </w:p>
+          <w:p>
+            <w:pPr>
+              <w:pStyle w:val="NoSpacing"/>
+              <w:rPr>
+                <w:rFonts w:ascii="Arial" w:eastAsia="Arial" w:hAnsi="Arial" w:cs="Arial"/>
+                <w:sz w:val="16"/>
+                <w:szCs w:val="16"/>
+              </w:rPr>
+            </w:pPr>
+            <w:r>
+              <w:rPr>
+                <w:rFonts w:ascii="Arial" w:eastAsia="Arial" w:hAnsi="Arial" w:cs="Arial"/>
+                <w:sz w:val="16"/>
+                <w:szCs w:val="16"/>
+              </w:rPr>
+              <w:t>Oliver Statham (</w:t>
+            </w:r>
+            <w:r>
+              <w:rPr>
+                <w:rFonts w:ascii="Arial" w:eastAsia="Arial" w:hAnsi="Arial" w:cs="Arial"/>
+                <w:sz w:val="16"/>
+                <w:szCs w:val="16"/>
+              </w:rPr>
+              <w:t>40483321</w:t>
+            </w:r>
+            <w:r>
+              <w:rPr>
+                <w:rFonts w:ascii="Arial" w:eastAsia="Arial" w:hAnsi="Arial" w:cs="Arial"/>
+                <w:sz w:val="16"/>
+                <w:szCs w:val="16"/>
+              </w:rPr>
+              <w:t>)</w:t>
+            </w:r>
+          </w:p>
           <w:p>
             <w:pPr>
               <w:pStyle w:val="NoSpacing"/>
@@ -304,17 +998,51 @@
             </w:pPr>
             <w:r>
               <w:rPr>
+                <w:rFonts w:ascii="Arial" w:eastAsia="Arial" w:hAnsi="Arial" w:cs="Arial"/>
+                <w:sz w:val="16"/>
+                <w:szCs w:val="16"/>
+              </w:rPr>
+              <w:t>Roman Kriuchkov (40488199)</w:t>
+            </w:r>
+          </w:p>
+        </w:tc>
+        <w:tc>
+          <w:tcPr>
+            <w:tcW w:w="2520" w:type="dxa"/>
+            <w:vAlign w:val="center"/>
+          </w:tcPr>
+          <w:p>
+            <w:pPr>
+              <w:pStyle w:val="NoSpacing"/>
+              <w:rPr>
                 <w:sz w:val="18"/>
                 <w:szCs w:val="18"/>
               </w:rPr>
-              <w:t>Implementation of constraints enforcing valid school status values, opening year ranges, and mandatory region links</w:t>
-            </w:r>
-          </w:p>
-        </w:tc>
-        <w:tc>
-          <w:tcPr>
-            <w:tcW w:w="0" w:type="auto"/>
-            <w:hideMark/>
+            </w:pPr>
+            <w:proofErr w:type="spellStart"/>
+            <w:r>
+              <w:rPr>
+                <w:rFonts w:ascii="Arial" w:eastAsia="Arial" w:hAnsi="Arial" w:cs="Arial"/>
+                <w:sz w:val="16"/>
+                <w:szCs w:val="16"/>
+              </w:rPr>
+              <w:t>src</w:t>
+            </w:r>
+            <w:proofErr w:type="spellEnd"/>
+            <w:r>
+              <w:rPr>
+                <w:rFonts w:ascii="Arial" w:eastAsia="Arial" w:hAnsi="Arial" w:cs="Arial"/>
+                <w:sz w:val="16"/>
+                <w:szCs w:val="16"/>
+              </w:rPr>
+              <w:t>/html/programmes.html</w:t>
+            </w:r>
+          </w:p>
+        </w:tc>
+        <w:tc>
+          <w:tcPr>
+            <w:tcW w:w="1615" w:type="dxa"/>
+            <w:vAlign w:val="center"/>
           </w:tcPr>
           <w:p>
             <w:pPr>
@@ -326,17 +1054,43 @@
             </w:pPr>
             <w:r>
               <w:rPr>
+                <w:rFonts w:ascii="Arial" w:eastAsia="Arial" w:hAnsi="Arial" w:cs="Arial"/>
+                <w:sz w:val="16"/>
+                <w:szCs w:val="16"/>
+              </w:rPr>
+              <w:t>HTML, CSS, JavaScript, Chart.js</w:t>
+            </w:r>
+          </w:p>
+        </w:tc>
+      </w:tr>
+      <w:tr>
+        <w:tc>
+          <w:tcPr>
+            <w:tcW w:w="1255" w:type="dxa"/>
+            <w:vAlign w:val="center"/>
+          </w:tcPr>
+          <w:p>
+            <w:pPr>
+              <w:pStyle w:val="NoSpacing"/>
+              <w:rPr>
                 <w:sz w:val="18"/>
                 <w:szCs w:val="18"/>
               </w:rPr>
-              <w:t>Tom Murphy (40123412)</w:t>
-            </w:r>
-          </w:p>
-        </w:tc>
-        <w:tc>
-          <w:tcPr>
-            <w:tcW w:w="0" w:type="auto"/>
-            <w:hideMark/>
+            </w:pPr>
+            <w:r>
+              <w:rPr>
+                <w:rFonts w:ascii="Arial" w:eastAsia="Arial" w:hAnsi="Arial" w:cs="Arial"/>
+                <w:sz w:val="16"/>
+                <w:szCs w:val="16"/>
+              </w:rPr>
+              <w:t>Web reporting, SQL reporting</w:t>
+            </w:r>
+          </w:p>
+        </w:tc>
+        <w:tc>
+          <w:tcPr>
+            <w:tcW w:w="2970" w:type="dxa"/>
+            <w:vAlign w:val="center"/>
           </w:tcPr>
           <w:p>
             <w:pPr>
@@ -348,26 +1102,176 @@
             </w:pPr>
             <w:r>
               <w:rPr>
+                <w:rFonts w:ascii="Arial" w:eastAsia="Arial" w:hAnsi="Arial" w:cs="Arial"/>
+                <w:sz w:val="16"/>
+                <w:szCs w:val="16"/>
+              </w:rPr>
+              <w:t>Staff management page with tables grouped by region/department and reporting</w:t>
+            </w:r>
+          </w:p>
+        </w:tc>
+        <w:tc>
+          <w:tcPr>
+            <w:tcW w:w="2430" w:type="dxa"/>
+            <w:vAlign w:val="center"/>
+          </w:tcPr>
+          <w:p>
+            <w:pPr>
+              <w:pStyle w:val="NoSpacing"/>
+              <w:rPr>
+                <w:rFonts w:ascii="Arial" w:eastAsia="Arial" w:hAnsi="Arial" w:cs="Arial"/>
+                <w:sz w:val="16"/>
+                <w:szCs w:val="16"/>
+              </w:rPr>
+            </w:pPr>
+            <w:r>
+              <w:rPr>
+                <w:rFonts w:ascii="Arial" w:eastAsia="Arial" w:hAnsi="Arial" w:cs="Arial"/>
+                <w:sz w:val="16"/>
+                <w:szCs w:val="16"/>
+              </w:rPr>
+              <w:t>Patrick Beattie (</w:t>
+            </w:r>
+            <w:r>
+              <w:rPr>
+                <w:rFonts w:ascii="Arial" w:eastAsia="Arial" w:hAnsi="Arial" w:cs="Arial"/>
+                <w:sz w:val="16"/>
+                <w:szCs w:val="16"/>
+              </w:rPr>
+              <w:t>40477877</w:t>
+            </w:r>
+            <w:r>
+              <w:rPr>
+                <w:rFonts w:ascii="Arial" w:eastAsia="Arial" w:hAnsi="Arial" w:cs="Arial"/>
+                <w:sz w:val="16"/>
+                <w:szCs w:val="16"/>
+              </w:rPr>
+              <w:t>)</w:t>
+            </w:r>
+          </w:p>
+          <w:p>
+            <w:pPr>
+              <w:pStyle w:val="NoSpacing"/>
+              <w:rPr>
+                <w:rFonts w:ascii="Arial" w:eastAsia="Arial" w:hAnsi="Arial" w:cs="Arial"/>
+                <w:sz w:val="16"/>
+                <w:szCs w:val="16"/>
+              </w:rPr>
+            </w:pPr>
+            <w:r>
+              <w:rPr>
+                <w:rFonts w:ascii="Arial" w:eastAsia="Arial" w:hAnsi="Arial" w:cs="Arial"/>
+                <w:sz w:val="16"/>
+                <w:szCs w:val="16"/>
+              </w:rPr>
+              <w:t>Stephen Brown (</w:t>
+            </w:r>
+            <w:r>
+              <w:rPr>
+                <w:rFonts w:ascii="Arial" w:eastAsia="Arial" w:hAnsi="Arial" w:cs="Arial"/>
+                <w:sz w:val="16"/>
+                <w:szCs w:val="16"/>
+              </w:rPr>
+              <w:t>40483182</w:t>
+            </w:r>
+            <w:r>
+              <w:rPr>
+                <w:rFonts w:ascii="Arial" w:eastAsia="Arial" w:hAnsi="Arial" w:cs="Arial"/>
+                <w:sz w:val="16"/>
+                <w:szCs w:val="16"/>
+              </w:rPr>
+              <w:t>)</w:t>
+            </w:r>
+          </w:p>
+          <w:p>
+            <w:pPr>
+              <w:pStyle w:val="NoSpacing"/>
+              <w:rPr>
+                <w:rFonts w:ascii="Arial" w:eastAsia="Arial" w:hAnsi="Arial" w:cs="Arial"/>
+                <w:sz w:val="16"/>
+                <w:szCs w:val="16"/>
+              </w:rPr>
+            </w:pPr>
+            <w:r>
+              <w:rPr>
+                <w:rFonts w:ascii="Arial" w:eastAsia="Arial" w:hAnsi="Arial" w:cs="Arial"/>
+                <w:sz w:val="16"/>
+                <w:szCs w:val="16"/>
+              </w:rPr>
+              <w:t>Oliver Statham (</w:t>
+            </w:r>
+            <w:r>
+              <w:rPr>
+                <w:rFonts w:ascii="Arial" w:eastAsia="Arial" w:hAnsi="Arial" w:cs="Arial"/>
+                <w:sz w:val="16"/>
+                <w:szCs w:val="16"/>
+              </w:rPr>
+              <w:t>40483321</w:t>
+            </w:r>
+            <w:r>
+              <w:rPr>
+                <w:rFonts w:ascii="Arial" w:eastAsia="Arial" w:hAnsi="Arial" w:cs="Arial"/>
+                <w:sz w:val="16"/>
+                <w:szCs w:val="16"/>
+              </w:rPr>
+              <w:t>)</w:t>
+            </w:r>
+          </w:p>
+          <w:p>
+            <w:pPr>
+              <w:pStyle w:val="NoSpacing"/>
+              <w:rPr>
                 <w:sz w:val="18"/>
                 <w:szCs w:val="18"/>
               </w:rPr>
-              <w:t>Database/</w:t>
-            </w:r>
-            <w:proofErr w:type="spellStart"/>
-            <w:r>
+            </w:pPr>
+            <w:r>
+              <w:rPr>
+                <w:rFonts w:ascii="Arial" w:eastAsia="Arial" w:hAnsi="Arial" w:cs="Arial"/>
+                <w:sz w:val="16"/>
+                <w:szCs w:val="16"/>
+              </w:rPr>
+              <w:t>Roman Kriuchkov (40488199)</w:t>
+            </w:r>
+          </w:p>
+        </w:tc>
+        <w:tc>
+          <w:tcPr>
+            <w:tcW w:w="2520" w:type="dxa"/>
+            <w:vAlign w:val="center"/>
+          </w:tcPr>
+          <w:p>
+            <w:pPr>
+              <w:pStyle w:val="NoSpacing"/>
               <w:rPr>
                 <w:sz w:val="18"/>
                 <w:szCs w:val="18"/>
               </w:rPr>
-              <w:t>create_tables.sql</w:t>
-            </w:r>
-            <w:proofErr w:type="spellEnd"/>
-          </w:p>
-        </w:tc>
-        <w:tc>
-          <w:tcPr>
-            <w:tcW w:w="0" w:type="auto"/>
-            <w:hideMark/>
+            </w:pPr>
+            <w:proofErr w:type="spellStart"/>
+            <w:r>
+              <w:rPr>
+                <w:rFonts w:ascii="Arial" w:eastAsia="Arial" w:hAnsi="Arial" w:cs="Arial"/>
+                <w:sz w:val="16"/>
+                <w:szCs w:val="16"/>
+              </w:rPr>
+              <w:t>src</w:t>
+            </w:r>
+            <w:proofErr w:type="spellEnd"/>
+            <w:r>
+              <w:rPr>
+                <w:rFonts w:ascii="Arial" w:eastAsia="Arial" w:hAnsi="Arial" w:cs="Arial"/>
+                <w:sz w:val="16"/>
+                <w:szCs w:val="16"/>
+              </w:rPr>
+              <w:t>/html/staff.html</w:t>
+            </w:r>
+          </w:p>
+        </w:tc>
+        <w:tc>
+          <w:tcPr>
+            <w:tcW w:w="1615" w:type="dxa"/>
+            <w:vAlign w:val="center"/>
           </w:tcPr>
           <w:p>
             <w:pPr>
@@ -379,10 +1283,240 @@
             </w:pPr>
             <w:r>
               <w:rPr>
+                <w:rFonts w:ascii="Arial" w:eastAsia="Arial" w:hAnsi="Arial" w:cs="Arial"/>
+                <w:sz w:val="16"/>
+                <w:szCs w:val="16"/>
+              </w:rPr>
+              <w:t>HTML, CSS, JavaScript, SQL</w:t>
+            </w:r>
+          </w:p>
+        </w:tc>
+      </w:tr>
+      <w:tr>
+        <w:tc>
+          <w:tcPr>
+            <w:tcW w:w="1255" w:type="dxa"/>
+            <w:vAlign w:val="center"/>
+          </w:tcPr>
+          <w:p>
+            <w:pPr>
+              <w:pStyle w:val="NoSpacing"/>
+              <w:rPr>
                 <w:sz w:val="18"/>
                 <w:szCs w:val="18"/>
               </w:rPr>
-              <w:t>SQL</w:t>
+            </w:pPr>
+            <w:r>
+              <w:rPr>
+                <w:rFonts w:ascii="Arial" w:eastAsia="Arial" w:hAnsi="Arial" w:cs="Arial"/>
+                <w:sz w:val="16"/>
+                <w:szCs w:val="16"/>
+              </w:rPr>
+              <w:t>Web reporting</w:t>
+            </w:r>
+          </w:p>
+        </w:tc>
+        <w:tc>
+          <w:tcPr>
+            <w:tcW w:w="2970" w:type="dxa"/>
+            <w:vAlign w:val="center"/>
+          </w:tcPr>
+          <w:p>
+            <w:pPr>
+              <w:pStyle w:val="NoSpacing"/>
+              <w:rPr>
+                <w:sz w:val="18"/>
+                <w:szCs w:val="18"/>
+              </w:rPr>
+            </w:pPr>
+            <w:r>
+              <w:rPr>
+                <w:rFonts w:ascii="Arial" w:eastAsia="Arial" w:hAnsi="Arial" w:cs="Arial"/>
+                <w:sz w:val="16"/>
+                <w:szCs w:val="16"/>
+              </w:rPr>
+              <w:t>Reusable navigation header component with menu items and branding</w:t>
+            </w:r>
+          </w:p>
+        </w:tc>
+        <w:tc>
+          <w:tcPr>
+            <w:tcW w:w="2430" w:type="dxa"/>
+            <w:vAlign w:val="center"/>
+          </w:tcPr>
+          <w:p>
+            <w:pPr>
+              <w:pStyle w:val="NoSpacing"/>
+              <w:rPr>
+                <w:rFonts w:ascii="Arial" w:eastAsia="Arial" w:hAnsi="Arial" w:cs="Arial"/>
+                <w:sz w:val="16"/>
+                <w:szCs w:val="16"/>
+              </w:rPr>
+            </w:pPr>
+            <w:r>
+              <w:rPr>
+                <w:rFonts w:ascii="Arial" w:eastAsia="Arial" w:hAnsi="Arial" w:cs="Arial"/>
+                <w:sz w:val="16"/>
+                <w:szCs w:val="16"/>
+              </w:rPr>
+              <w:t>Patrick Beattie (</w:t>
+            </w:r>
+            <w:r>
+              <w:rPr>
+                <w:rFonts w:ascii="Arial" w:eastAsia="Arial" w:hAnsi="Arial" w:cs="Arial"/>
+                <w:sz w:val="16"/>
+                <w:szCs w:val="16"/>
+              </w:rPr>
+              <w:t>40477877</w:t>
+            </w:r>
+            <w:r>
+              <w:rPr>
+                <w:rFonts w:ascii="Arial" w:eastAsia="Arial" w:hAnsi="Arial" w:cs="Arial"/>
+                <w:sz w:val="16"/>
+                <w:szCs w:val="16"/>
+              </w:rPr>
+              <w:t>)</w:t>
+            </w:r>
+          </w:p>
+          <w:p>
+            <w:pPr>
+              <w:pStyle w:val="NoSpacing"/>
+              <w:rPr>
+                <w:rFonts w:ascii="Arial" w:eastAsia="Arial" w:hAnsi="Arial" w:cs="Arial"/>
+                <w:sz w:val="16"/>
+                <w:szCs w:val="16"/>
+              </w:rPr>
+            </w:pPr>
+            <w:r>
+              <w:rPr>
+                <w:rFonts w:ascii="Arial" w:eastAsia="Arial" w:hAnsi="Arial" w:cs="Arial"/>
+                <w:sz w:val="16"/>
+                <w:szCs w:val="16"/>
+              </w:rPr>
+              <w:t>Stephen Brown (</w:t>
+            </w:r>
+            <w:r>
+              <w:rPr>
+                <w:rFonts w:ascii="Arial" w:eastAsia="Arial" w:hAnsi="Arial" w:cs="Arial"/>
+                <w:sz w:val="16"/>
+                <w:szCs w:val="16"/>
+              </w:rPr>
+              <w:t>40483182</w:t>
+            </w:r>
+            <w:r>
+              <w:rPr>
+                <w:rFonts w:ascii="Arial" w:eastAsia="Arial" w:hAnsi="Arial" w:cs="Arial"/>
+                <w:sz w:val="16"/>
+                <w:szCs w:val="16"/>
+              </w:rPr>
+              <w:t>)</w:t>
+            </w:r>
+          </w:p>
+          <w:p>
+            <w:pPr>
+              <w:pStyle w:val="NoSpacing"/>
+              <w:rPr>
+                <w:rFonts w:ascii="Arial" w:eastAsia="Arial" w:hAnsi="Arial" w:cs="Arial"/>
+                <w:sz w:val="16"/>
+                <w:szCs w:val="16"/>
+              </w:rPr>
+            </w:pPr>
+            <w:r>
+              <w:rPr>
+                <w:rFonts w:ascii="Arial" w:eastAsia="Arial" w:hAnsi="Arial" w:cs="Arial"/>
+                <w:sz w:val="16"/>
+                <w:szCs w:val="16"/>
+              </w:rPr>
+              <w:t>Oliver Statham (</w:t>
+            </w:r>
+            <w:r>
+              <w:rPr>
+                <w:rFonts w:ascii="Arial" w:eastAsia="Arial" w:hAnsi="Arial" w:cs="Arial"/>
+                <w:sz w:val="16"/>
+                <w:szCs w:val="16"/>
+              </w:rPr>
+              <w:t>40483321</w:t>
+            </w:r>
+            <w:r>
+              <w:rPr>
+                <w:rFonts w:ascii="Arial" w:eastAsia="Arial" w:hAnsi="Arial" w:cs="Arial"/>
+                <w:sz w:val="16"/>
+                <w:szCs w:val="16"/>
+              </w:rPr>
+              <w:t>)</w:t>
+            </w:r>
+          </w:p>
+          <w:p>
+            <w:pPr>
+              <w:pStyle w:val="NoSpacing"/>
+              <w:rPr>
+                <w:sz w:val="18"/>
+                <w:szCs w:val="18"/>
+              </w:rPr>
+            </w:pPr>
+            <w:r>
+              <w:rPr>
+                <w:rFonts w:ascii="Arial" w:eastAsia="Arial" w:hAnsi="Arial" w:cs="Arial"/>
+                <w:sz w:val="16"/>
+                <w:szCs w:val="16"/>
+              </w:rPr>
+              <w:t>Roman Kriuchkov (40488199)</w:t>
+            </w:r>
+          </w:p>
+        </w:tc>
+        <w:tc>
+          <w:tcPr>
+            <w:tcW w:w="2520" w:type="dxa"/>
+            <w:vAlign w:val="center"/>
+          </w:tcPr>
+          <w:p>
+            <w:pPr>
+              <w:pStyle w:val="NoSpacing"/>
+              <w:rPr>
+                <w:sz w:val="18"/>
+                <w:szCs w:val="18"/>
+              </w:rPr>
+            </w:pPr>
+            <w:proofErr w:type="spellStart"/>
+            <w:r>
+              <w:rPr>
+                <w:rFonts w:ascii="Arial" w:eastAsia="Arial" w:hAnsi="Arial" w:cs="Arial"/>
+                <w:sz w:val="16"/>
+                <w:szCs w:val="16"/>
+              </w:rPr>
+              <w:t>src</w:t>
+            </w:r>
+            <w:proofErr w:type="spellEnd"/>
+            <w:r>
+              <w:rPr>
+                <w:rFonts w:ascii="Arial" w:eastAsia="Arial" w:hAnsi="Arial" w:cs="Arial"/>
+                <w:sz w:val="16"/>
+                <w:szCs w:val="16"/>
+              </w:rPr>
+              <w:t>/html/components/header.html</w:t>
+            </w:r>
+          </w:p>
+        </w:tc>
+        <w:tc>
+          <w:tcPr>
+            <w:tcW w:w="1615" w:type="dxa"/>
+            <w:vAlign w:val="center"/>
+          </w:tcPr>
+          <w:p>
+            <w:pPr>
+              <w:pStyle w:val="NoSpacing"/>
+              <w:rPr>
+                <w:sz w:val="18"/>
+                <w:szCs w:val="18"/>
+              </w:rPr>
+            </w:pPr>
+            <w:r>
+              <w:rPr>
+                <w:rFonts w:ascii="Arial" w:eastAsia="Arial" w:hAnsi="Arial" w:cs="Arial"/>
+                <w:sz w:val="16"/>
+                <w:szCs w:val="16"/>
+              </w:rPr>
+              <w:t>HTML, CSS</w:t>
             </w:r>
           </w:p>
         </w:tc>
@@ -390,8 +1524,8 @@
       <w:tr>
         <w:tc>
           <w:tcPr>
-            <w:tcW w:w="0" w:type="auto"/>
-            <w:hideMark/>
+            <w:tcW w:w="1255" w:type="dxa"/>
+            <w:vAlign w:val="center"/>
           </w:tcPr>
           <w:p>
             <w:pPr>
@@ -403,17 +1537,40 @@
             </w:pPr>
             <w:r>
               <w:rPr>
+                <w:rFonts w:ascii="Arial" w:eastAsia="Arial" w:hAnsi="Arial" w:cs="Arial"/>
+                <w:sz w:val="16"/>
+                <w:szCs w:val="16"/>
+              </w:rPr>
+              <w:t>Web reporting</w:t>
+            </w:r>
+          </w:p>
+        </w:tc>
+        <w:tc>
+          <w:tcPr>
+            <w:tcW w:w="2970" w:type="dxa"/>
+            <w:vAlign w:val="center"/>
+          </w:tcPr>
+          <w:p>
+            <w:pPr>
+              <w:pStyle w:val="NoSpacing"/>
+              <w:rPr>
                 <w:sz w:val="18"/>
                 <w:szCs w:val="18"/>
               </w:rPr>
-              <w:t>Test data</w:t>
-            </w:r>
-          </w:p>
-        </w:tc>
-        <w:tc>
-          <w:tcPr>
-            <w:tcW w:w="0" w:type="auto"/>
-            <w:hideMark/>
+            </w:pPr>
+            <w:r>
+              <w:rPr>
+                <w:rFonts w:ascii="Arial" w:eastAsia="Arial" w:hAnsi="Arial" w:cs="Arial"/>
+                <w:sz w:val="16"/>
+                <w:szCs w:val="16"/>
+              </w:rPr>
+              <w:t>Reusable footer component for consistent site-wide footer presentation</w:t>
+            </w:r>
+          </w:p>
+        </w:tc>
+        <w:tc>
+          <w:tcPr>
+            <w:tcW w:w="2430" w:type="dxa"/>
           </w:tcPr>
           <w:p>
             <w:pPr>
@@ -425,17 +1582,74 @@
             </w:pPr>
             <w:r>
               <w:rPr>
+                <w:rFonts w:ascii="Arial" w:eastAsia="Arial" w:hAnsi="Arial" w:cs="Arial"/>
+                <w:sz w:val="16"/>
+                <w:szCs w:val="16"/>
+              </w:rPr>
+              <w:pict w14:anchorId="302D5FE3">
+                <v:shapetype id="_x0000_t75" coordsize="21600,21600" o:spt="75" o:preferrelative="t" path="m@4@5l@4@11@9@11@9@5xe" filled="f" stroked="f">
+                  <v:stroke joinstyle="miter"/>
+                  <v:formulas>
+                    <v:f eqn="if lineDrawn pixelLineWidth 0"/>
+                    <v:f eqn="sum @0 1 0"/>
+                    <v:f eqn="sum 0 0 @1"/>
+                    <v:f eqn="prod @2 1 2"/>
+                    <v:f eqn="prod @3 21600 pixelWidth"/>
+                    <v:f eqn="prod @3 21600 pixelHeight"/>
+                    <v:f eqn="sum @0 0 1"/>
+                    <v:f eqn="prod @6 1 2"/>
+                    <v:f eqn="prod @7 21600 pixelWidth"/>
+                    <v:f eqn="sum @8 21600 0"/>
+                    <v:f eqn="prod @7 21600 pixelHeight"/>
+                    <v:f eqn="sum @10 21600 0"/>
+                  </v:formulas>
+                  <v:path o:extrusionok="f" gradientshapeok="t" o:connecttype="rect"/>
+                  <o:lock v:ext="edit" aspectratio="t"/>
+                </v:shapetype>
+                <v:shape id="_x0000_i7655" type="#_x0000_t75" style="width:540pt;height:45.75pt">
+                  <v:imagedata r:id="rId4" o:title=""/>
+                </v:shape>
+              </w:pict>
+            </w:r>
+          </w:p>
+        </w:tc>
+        <w:tc>
+          <w:tcPr>
+            <w:tcW w:w="2520" w:type="dxa"/>
+            <w:vAlign w:val="center"/>
+          </w:tcPr>
+          <w:p>
+            <w:pPr>
+              <w:pStyle w:val="NoSpacing"/>
+              <w:rPr>
                 <w:sz w:val="18"/>
                 <w:szCs w:val="18"/>
               </w:rPr>
-              <w:t>Creation and insertion of realistic test data representing rural regions and phased school openings</w:t>
-            </w:r>
-          </w:p>
-        </w:tc>
-        <w:tc>
-          <w:tcPr>
-            <w:tcW w:w="0" w:type="auto"/>
-            <w:hideMark/>
+            </w:pPr>
+            <w:proofErr w:type="spellStart"/>
+            <w:r>
+              <w:rPr>
+                <w:rFonts w:ascii="Arial" w:eastAsia="Arial" w:hAnsi="Arial" w:cs="Arial"/>
+                <w:sz w:val="16"/>
+                <w:szCs w:val="16"/>
+              </w:rPr>
+              <w:t>src</w:t>
+            </w:r>
+            <w:proofErr w:type="spellEnd"/>
+            <w:r>
+              <w:rPr>
+                <w:rFonts w:ascii="Arial" w:eastAsia="Arial" w:hAnsi="Arial" w:cs="Arial"/>
+                <w:sz w:val="16"/>
+                <w:szCs w:val="16"/>
+              </w:rPr>
+              <w:t>/html/components/footer.html</w:t>
+            </w:r>
+          </w:p>
+        </w:tc>
+        <w:tc>
+          <w:tcPr>
+            <w:tcW w:w="1615" w:type="dxa"/>
+            <w:vAlign w:val="center"/>
           </w:tcPr>
           <w:p>
             <w:pPr>
@@ -447,17 +1661,43 @@
             </w:pPr>
             <w:r>
               <w:rPr>
+                <w:rFonts w:ascii="Arial" w:eastAsia="Arial" w:hAnsi="Arial" w:cs="Arial"/>
+                <w:sz w:val="16"/>
+                <w:szCs w:val="16"/>
+              </w:rPr>
+              <w:t>HTML, CSS</w:t>
+            </w:r>
+          </w:p>
+        </w:tc>
+      </w:tr>
+      <w:tr>
+        <w:tc>
+          <w:tcPr>
+            <w:tcW w:w="1255" w:type="dxa"/>
+            <w:vAlign w:val="center"/>
+          </w:tcPr>
+          <w:p>
+            <w:pPr>
+              <w:pStyle w:val="NoSpacing"/>
+              <w:rPr>
                 <w:sz w:val="18"/>
                 <w:szCs w:val="18"/>
               </w:rPr>
-              <w:t>Daniel Okoro (40123414)</w:t>
-            </w:r>
-          </w:p>
-        </w:tc>
-        <w:tc>
-          <w:tcPr>
-            <w:tcW w:w="0" w:type="auto"/>
-            <w:hideMark/>
+            </w:pPr>
+            <w:r>
+              <w:rPr>
+                <w:rFonts w:ascii="Arial" w:eastAsia="Arial" w:hAnsi="Arial" w:cs="Arial"/>
+                <w:sz w:val="16"/>
+                <w:szCs w:val="16"/>
+              </w:rPr>
+              <w:t>Web reporting</w:t>
+            </w:r>
+          </w:p>
+        </w:tc>
+        <w:tc>
+          <w:tcPr>
+            <w:tcW w:w="2970" w:type="dxa"/>
+            <w:vAlign w:val="center"/>
           </w:tcPr>
           <w:p>
             <w:pPr>
@@ -469,26 +1709,95 @@
             </w:pPr>
             <w:r>
               <w:rPr>
+                <w:rFonts w:ascii="Arial" w:eastAsia="Arial" w:hAnsi="Arial" w:cs="Arial"/>
+                <w:sz w:val="16"/>
+                <w:szCs w:val="16"/>
+              </w:rPr>
+              <w:t>Global styling and layout system; responsive design, tables, forms, buttons</w:t>
+            </w:r>
+          </w:p>
+        </w:tc>
+        <w:tc>
+          <w:tcPr>
+            <w:tcW w:w="2430" w:type="dxa"/>
+          </w:tcPr>
+          <w:p>
+            <w:pPr>
+              <w:pStyle w:val="NoSpacing"/>
+              <w:rPr>
                 <w:sz w:val="18"/>
                 <w:szCs w:val="18"/>
               </w:rPr>
-              <w:t>Database/</w:t>
-            </w:r>
-            <w:proofErr w:type="spellStart"/>
-            <w:r>
+            </w:pPr>
+            <w:r>
+              <w:rPr>
+                <w:rFonts w:ascii="Arial" w:eastAsia="Arial" w:hAnsi="Arial" w:cs="Arial"/>
+                <w:sz w:val="16"/>
+                <w:szCs w:val="16"/>
+              </w:rPr>
+              <w:pict w14:anchorId="4521BC6A">
+                <v:shape id="_x0000_i7656" type="#_x0000_t75" style="width:540pt;height:45.75pt">
+                  <v:imagedata r:id="rId4" o:title=""/>
+                </v:shape>
+              </w:pict>
+            </w:r>
+          </w:p>
+        </w:tc>
+        <w:tc>
+          <w:tcPr>
+            <w:tcW w:w="2520" w:type="dxa"/>
+            <w:vAlign w:val="center"/>
+          </w:tcPr>
+          <w:p>
+            <w:pPr>
+              <w:pStyle w:val="NoSpacing"/>
               <w:rPr>
                 <w:sz w:val="18"/>
                 <w:szCs w:val="18"/>
               </w:rPr>
-              <w:t>insert_test_data.sql</w:t>
-            </w:r>
-            <w:proofErr w:type="spellEnd"/>
-          </w:p>
-        </w:tc>
-        <w:tc>
-          <w:tcPr>
-            <w:tcW w:w="0" w:type="auto"/>
-            <w:hideMark/>
+            </w:pPr>
+            <w:proofErr w:type="spellStart"/>
+            <w:r>
+              <w:rPr>
+                <w:rFonts w:ascii="Arial" w:eastAsia="Arial" w:hAnsi="Arial" w:cs="Arial"/>
+                <w:sz w:val="16"/>
+                <w:szCs w:val="16"/>
+              </w:rPr>
+              <w:t>src</w:t>
+            </w:r>
+            <w:proofErr w:type="spellEnd"/>
+            <w:r>
+              <w:rPr>
+                <w:rFonts w:ascii="Arial" w:eastAsia="Arial" w:hAnsi="Arial" w:cs="Arial"/>
+                <w:sz w:val="16"/>
+                <w:szCs w:val="16"/>
+              </w:rPr>
+              <w:t>/</w:t>
+            </w:r>
+            <w:proofErr w:type="spellStart"/>
+            <w:r>
+              <w:rPr>
+                <w:rFonts w:ascii="Arial" w:eastAsia="Arial" w:hAnsi="Arial" w:cs="Arial"/>
+                <w:sz w:val="16"/>
+                <w:szCs w:val="16"/>
+              </w:rPr>
+              <w:t>css</w:t>
+            </w:r>
+            <w:proofErr w:type="spellEnd"/>
+            <w:r>
+              <w:rPr>
+                <w:rFonts w:ascii="Arial" w:eastAsia="Arial" w:hAnsi="Arial" w:cs="Arial"/>
+                <w:sz w:val="16"/>
+                <w:szCs w:val="16"/>
+              </w:rPr>
+              <w:t>/style.css</w:t>
+            </w:r>
+          </w:p>
+        </w:tc>
+        <w:tc>
+          <w:tcPr>
+            <w:tcW w:w="1615" w:type="dxa"/>
+            <w:vAlign w:val="center"/>
           </w:tcPr>
           <w:p>
             <w:pPr>
@@ -500,10 +1809,11 @@
             </w:pPr>
             <w:r>
               <w:rPr>
-                <w:sz w:val="18"/>
-                <w:szCs w:val="18"/>
-              </w:rPr>
-              <w:t>SQL</w:t>
+                <w:rFonts w:ascii="Arial" w:eastAsia="Arial" w:hAnsi="Arial" w:cs="Arial"/>
+                <w:sz w:val="16"/>
+                <w:szCs w:val="16"/>
+              </w:rPr>
+              <w:t>CSS</w:t>
             </w:r>
           </w:p>
         </w:tc>
@@ -511,21 +1821,23 @@
       <w:tr>
         <w:tc>
           <w:tcPr>
-            <w:tcW w:w="0" w:type="auto"/>
-            <w:hideMark/>
-          </w:tcPr>
-          <w:p>
-            <w:pPr>
-              <w:pStyle w:val="NoSpacing"/>
-              <w:rPr>
-                <w:sz w:val="18"/>
-                <w:szCs w:val="18"/>
-              </w:rPr>
-            </w:pPr>
-            <w:r>
-              <w:rPr>
-                <w:sz w:val="18"/>
-                <w:szCs w:val="18"/>
+            <w:tcW w:w="1255" w:type="dxa"/>
+            <w:vAlign w:val="center"/>
+          </w:tcPr>
+          <w:p>
+            <w:pPr>
+              <w:pStyle w:val="NoSpacing"/>
+              <w:rPr>
+                <w:rFonts w:ascii="Arial" w:eastAsia="Arial" w:hAnsi="Arial" w:cs="Arial"/>
+                <w:sz w:val="16"/>
+                <w:szCs w:val="16"/>
+              </w:rPr>
+            </w:pPr>
+            <w:r>
+              <w:rPr>
+                <w:rFonts w:ascii="Arial" w:eastAsia="Arial" w:hAnsi="Arial" w:cs="Arial"/>
+                <w:sz w:val="16"/>
+                <w:szCs w:val="16"/>
               </w:rPr>
               <w:t>CRUD functionality</w:t>
             </w:r>
@@ -533,89 +1845,128 @@
         </w:tc>
         <w:tc>
           <w:tcPr>
-            <w:tcW w:w="0" w:type="auto"/>
-            <w:hideMark/>
-          </w:tcPr>
-          <w:p>
-            <w:pPr>
-              <w:pStyle w:val="NoSpacing"/>
-              <w:rPr>
-                <w:sz w:val="18"/>
-                <w:szCs w:val="18"/>
-              </w:rPr>
-            </w:pPr>
-            <w:r>
-              <w:rPr>
-                <w:sz w:val="18"/>
-                <w:szCs w:val="18"/>
-              </w:rPr>
-              <w:t>Web interface for registering new schools, including location selection and initial operational status</w:t>
-            </w:r>
-          </w:p>
-        </w:tc>
-        <w:tc>
-          <w:tcPr>
-            <w:tcW w:w="0" w:type="auto"/>
-            <w:hideMark/>
-          </w:tcPr>
-          <w:p>
-            <w:pPr>
-              <w:pStyle w:val="NoSpacing"/>
-              <w:rPr>
-                <w:sz w:val="18"/>
-                <w:szCs w:val="18"/>
-              </w:rPr>
-            </w:pPr>
-            <w:r>
-              <w:rPr>
-                <w:sz w:val="18"/>
-                <w:szCs w:val="18"/>
-              </w:rPr>
-              <w:t>Mei Lin (40123413)</w:t>
-            </w:r>
-          </w:p>
-        </w:tc>
-        <w:tc>
-          <w:tcPr>
-            <w:tcW w:w="0" w:type="auto"/>
-            <w:hideMark/>
-          </w:tcPr>
-          <w:p>
-            <w:pPr>
-              <w:pStyle w:val="NoSpacing"/>
-              <w:rPr>
-                <w:sz w:val="18"/>
-                <w:szCs w:val="18"/>
-              </w:rPr>
-            </w:pPr>
-            <w:r>
-              <w:rPr>
-                <w:sz w:val="18"/>
-                <w:szCs w:val="18"/>
-              </w:rPr>
-              <w:t>Web/schools.html, Web/schools.js</w:t>
-            </w:r>
-          </w:p>
-        </w:tc>
-        <w:tc>
-          <w:tcPr>
-            <w:tcW w:w="0" w:type="auto"/>
-            <w:hideMark/>
-          </w:tcPr>
-          <w:p>
-            <w:pPr>
-              <w:pStyle w:val="NoSpacing"/>
-              <w:rPr>
-                <w:sz w:val="18"/>
-                <w:szCs w:val="18"/>
-              </w:rPr>
-            </w:pPr>
-            <w:r>
-              <w:rPr>
-                <w:sz w:val="18"/>
-                <w:szCs w:val="18"/>
-              </w:rPr>
-              <w:t>HTML, CSS, JavaScript</w:t>
+            <w:tcW w:w="2970" w:type="dxa"/>
+            <w:vAlign w:val="center"/>
+          </w:tcPr>
+          <w:p>
+            <w:pPr>
+              <w:pStyle w:val="NoSpacing"/>
+              <w:rPr>
+                <w:rFonts w:ascii="Arial" w:eastAsia="Arial" w:hAnsi="Arial" w:cs="Arial"/>
+                <w:sz w:val="16"/>
+                <w:szCs w:val="16"/>
+              </w:rPr>
+            </w:pPr>
+            <w:r>
+              <w:rPr>
+                <w:rFonts w:ascii="Arial" w:eastAsia="Arial" w:hAnsi="Arial" w:cs="Arial"/>
+                <w:sz w:val="16"/>
+                <w:szCs w:val="16"/>
+              </w:rPr>
+              <w:t>Application initialisation; loads components, sets up event listeners and page coordination</w:t>
+            </w:r>
+          </w:p>
+        </w:tc>
+        <w:tc>
+          <w:tcPr>
+            <w:tcW w:w="2430" w:type="dxa"/>
+          </w:tcPr>
+          <w:p>
+            <w:pPr>
+              <w:pStyle w:val="NoSpacing"/>
+              <w:rPr>
+                <w:rFonts w:ascii="Arial" w:eastAsia="Arial" w:hAnsi="Arial" w:cs="Arial"/>
+                <w:sz w:val="16"/>
+                <w:szCs w:val="16"/>
+              </w:rPr>
+            </w:pPr>
+            <w:r>
+              <w:rPr>
+                <w:rFonts w:ascii="Arial" w:eastAsia="Arial" w:hAnsi="Arial" w:cs="Arial"/>
+                <w:sz w:val="16"/>
+                <w:szCs w:val="16"/>
+              </w:rPr>
+              <w:pict w14:anchorId="4873D344">
+                <v:shape id="_x0000_i7657" type="#_x0000_t75" style="width:540pt;height:45.75pt">
+                  <v:imagedata r:id="rId4" o:title=""/>
+                </v:shape>
+              </w:pict>
+            </w:r>
+          </w:p>
+        </w:tc>
+        <w:tc>
+          <w:tcPr>
+            <w:tcW w:w="2520" w:type="dxa"/>
+            <w:vAlign w:val="center"/>
+          </w:tcPr>
+          <w:p>
+            <w:pPr>
+              <w:pStyle w:val="NoSpacing"/>
+              <w:rPr>
+                <w:rFonts w:ascii="Arial" w:eastAsia="Arial" w:hAnsi="Arial" w:cs="Arial"/>
+                <w:sz w:val="16"/>
+                <w:szCs w:val="16"/>
+              </w:rPr>
+            </w:pPr>
+            <w:proofErr w:type="spellStart"/>
+            <w:r>
+              <w:rPr>
+                <w:rFonts w:ascii="Arial" w:eastAsia="Arial" w:hAnsi="Arial" w:cs="Arial"/>
+                <w:sz w:val="16"/>
+                <w:szCs w:val="16"/>
+              </w:rPr>
+              <w:t>src</w:t>
+            </w:r>
+            <w:proofErr w:type="spellEnd"/>
+            <w:r>
+              <w:rPr>
+                <w:rFonts w:ascii="Arial" w:eastAsia="Arial" w:hAnsi="Arial" w:cs="Arial"/>
+                <w:sz w:val="16"/>
+                <w:szCs w:val="16"/>
+              </w:rPr>
+              <w:t>/</w:t>
+            </w:r>
+            <w:proofErr w:type="spellStart"/>
+            <w:r>
+              <w:rPr>
+                <w:rFonts w:ascii="Arial" w:eastAsia="Arial" w:hAnsi="Arial" w:cs="Arial"/>
+                <w:sz w:val="16"/>
+                <w:szCs w:val="16"/>
+              </w:rPr>
+              <w:t>js</w:t>
+            </w:r>
+            <w:proofErr w:type="spellEnd"/>
+            <w:r>
+              <w:rPr>
+                <w:rFonts w:ascii="Arial" w:eastAsia="Arial" w:hAnsi="Arial" w:cs="Arial"/>
+                <w:sz w:val="16"/>
+                <w:szCs w:val="16"/>
+              </w:rPr>
+              <w:t>/main.js</w:t>
+            </w:r>
+          </w:p>
+        </w:tc>
+        <w:tc>
+          <w:tcPr>
+            <w:tcW w:w="1615" w:type="dxa"/>
+            <w:vAlign w:val="center"/>
+          </w:tcPr>
+          <w:p>
+            <w:pPr>
+              <w:pStyle w:val="NoSpacing"/>
+              <w:rPr>
+                <w:rFonts w:ascii="Arial" w:eastAsia="Arial" w:hAnsi="Arial" w:cs="Arial"/>
+                <w:sz w:val="16"/>
+                <w:szCs w:val="16"/>
+              </w:rPr>
+            </w:pPr>
+            <w:r>
+              <w:rPr>
+                <w:rFonts w:ascii="Arial" w:eastAsia="Arial" w:hAnsi="Arial" w:cs="Arial"/>
+                <w:sz w:val="16"/>
+                <w:szCs w:val="16"/>
+              </w:rPr>
+              <w:t>JavaScript</w:t>
             </w:r>
           </w:p>
         </w:tc>
@@ -623,109 +1974,150 @@
       <w:tr>
         <w:tc>
           <w:tcPr>
-            <w:tcW w:w="0" w:type="auto"/>
-            <w:hideMark/>
-          </w:tcPr>
-          <w:p>
-            <w:pPr>
-              <w:pStyle w:val="NoSpacing"/>
-              <w:rPr>
-                <w:sz w:val="18"/>
-                <w:szCs w:val="18"/>
-              </w:rPr>
-            </w:pPr>
-            <w:r>
-              <w:rPr>
-                <w:sz w:val="18"/>
-                <w:szCs w:val="18"/>
-              </w:rPr>
-              <w:t>CRUD functionality</w:t>
-            </w:r>
-          </w:p>
-        </w:tc>
-        <w:tc>
-          <w:tcPr>
-            <w:tcW w:w="0" w:type="auto"/>
-            <w:hideMark/>
-          </w:tcPr>
-          <w:p>
-            <w:pPr>
-              <w:pStyle w:val="NoSpacing"/>
-              <w:rPr>
-                <w:sz w:val="18"/>
-                <w:szCs w:val="18"/>
-              </w:rPr>
-            </w:pPr>
-            <w:r>
-              <w:rPr>
-                <w:sz w:val="18"/>
-                <w:szCs w:val="18"/>
-              </w:rPr>
-              <w:t>Edit and update functionality for school status changes (planned, under construction, operational, closed)</w:t>
-            </w:r>
-          </w:p>
-        </w:tc>
-        <w:tc>
-          <w:tcPr>
-            <w:tcW w:w="0" w:type="auto"/>
-            <w:hideMark/>
-          </w:tcPr>
-          <w:p>
-            <w:pPr>
-              <w:pStyle w:val="NoSpacing"/>
-              <w:rPr>
-                <w:sz w:val="18"/>
-                <w:szCs w:val="18"/>
-              </w:rPr>
-            </w:pPr>
-            <w:r>
-              <w:rPr>
-                <w:sz w:val="18"/>
-                <w:szCs w:val="18"/>
-              </w:rPr>
-              <w:t>Mei Lin (40123413), Tom Murphy (40123412)</w:t>
-            </w:r>
-          </w:p>
-        </w:tc>
-        <w:tc>
-          <w:tcPr>
-            <w:tcW w:w="0" w:type="auto"/>
-            <w:hideMark/>
-          </w:tcPr>
-          <w:p>
-            <w:pPr>
-              <w:pStyle w:val="NoSpacing"/>
-              <w:rPr>
-                <w:sz w:val="18"/>
-                <w:szCs w:val="18"/>
-              </w:rPr>
-            </w:pPr>
-            <w:r>
-              <w:rPr>
-                <w:sz w:val="18"/>
-                <w:szCs w:val="18"/>
-              </w:rPr>
-              <w:t>Web/schools.js</w:t>
-            </w:r>
-          </w:p>
-        </w:tc>
-        <w:tc>
-          <w:tcPr>
-            <w:tcW w:w="0" w:type="auto"/>
-            <w:hideMark/>
-          </w:tcPr>
-          <w:p>
-            <w:pPr>
-              <w:pStyle w:val="NoSpacing"/>
-              <w:rPr>
-                <w:sz w:val="18"/>
-                <w:szCs w:val="18"/>
-              </w:rPr>
-            </w:pPr>
-            <w:r>
-              <w:rPr>
-                <w:sz w:val="18"/>
-                <w:szCs w:val="18"/>
+            <w:tcW w:w="1255" w:type="dxa"/>
+            <w:vAlign w:val="center"/>
+          </w:tcPr>
+          <w:p>
+            <w:pPr>
+              <w:pStyle w:val="NoSpacing"/>
+              <w:rPr>
+                <w:rFonts w:ascii="Arial" w:eastAsia="Arial" w:hAnsi="Arial" w:cs="Arial"/>
+                <w:sz w:val="16"/>
+                <w:szCs w:val="16"/>
+              </w:rPr>
+            </w:pPr>
+            <w:r>
+              <w:rPr>
+                <w:rFonts w:ascii="Arial" w:eastAsia="Arial" w:hAnsi="Arial" w:cs="Arial"/>
+                <w:sz w:val="16"/>
+                <w:szCs w:val="16"/>
+              </w:rPr>
+              <w:t>Web reporting</w:t>
+            </w:r>
+          </w:p>
+        </w:tc>
+        <w:tc>
+          <w:tcPr>
+            <w:tcW w:w="2970" w:type="dxa"/>
+            <w:vAlign w:val="center"/>
+          </w:tcPr>
+          <w:p>
+            <w:pPr>
+              <w:pStyle w:val="NoSpacing"/>
+              <w:rPr>
+                <w:rFonts w:ascii="Arial" w:eastAsia="Arial" w:hAnsi="Arial" w:cs="Arial"/>
+                <w:sz w:val="16"/>
+                <w:szCs w:val="16"/>
+              </w:rPr>
+            </w:pPr>
+            <w:r>
+              <w:rPr>
+                <w:rFonts w:ascii="Arial" w:eastAsia="Arial" w:hAnsi="Arial" w:cs="Arial"/>
+                <w:sz w:val="16"/>
+                <w:szCs w:val="16"/>
+              </w:rPr>
+              <w:t>Dynamic component loader for header/footer HTML injection into pages</w:t>
+            </w:r>
+          </w:p>
+        </w:tc>
+        <w:tc>
+          <w:tcPr>
+            <w:tcW w:w="2430" w:type="dxa"/>
+          </w:tcPr>
+          <w:p>
+            <w:pPr>
+              <w:pStyle w:val="NoSpacing"/>
+              <w:rPr>
+                <w:rFonts w:ascii="Arial" w:eastAsia="Arial" w:hAnsi="Arial" w:cs="Arial"/>
+                <w:sz w:val="16"/>
+                <w:szCs w:val="16"/>
+              </w:rPr>
+            </w:pPr>
+            <w:r>
+              <w:rPr>
+                <w:rFonts w:ascii="Arial" w:eastAsia="Arial" w:hAnsi="Arial" w:cs="Arial"/>
+                <w:sz w:val="16"/>
+                <w:szCs w:val="16"/>
+              </w:rPr>
+              <w:pict w14:anchorId="69104E89">
+                <v:shape id="_x0000_i7658" type="#_x0000_t75" style="width:540pt;height:45.75pt">
+                  <v:imagedata r:id="rId4" o:title=""/>
+                </v:shape>
+              </w:pict>
+            </w:r>
+          </w:p>
+        </w:tc>
+        <w:tc>
+          <w:tcPr>
+            <w:tcW w:w="2520" w:type="dxa"/>
+            <w:vAlign w:val="center"/>
+          </w:tcPr>
+          <w:p>
+            <w:pPr>
+              <w:pStyle w:val="NoSpacing"/>
+              <w:rPr>
+                <w:rFonts w:ascii="Arial" w:eastAsia="Arial" w:hAnsi="Arial" w:cs="Arial"/>
+                <w:sz w:val="16"/>
+                <w:szCs w:val="16"/>
+              </w:rPr>
+            </w:pPr>
+            <w:proofErr w:type="spellStart"/>
+            <w:r>
+              <w:rPr>
+                <w:rFonts w:ascii="Arial" w:eastAsia="Arial" w:hAnsi="Arial" w:cs="Arial"/>
+                <w:sz w:val="16"/>
+                <w:szCs w:val="16"/>
+              </w:rPr>
+              <w:t>src</w:t>
+            </w:r>
+            <w:proofErr w:type="spellEnd"/>
+            <w:r>
+              <w:rPr>
+                <w:rFonts w:ascii="Arial" w:eastAsia="Arial" w:hAnsi="Arial" w:cs="Arial"/>
+                <w:sz w:val="16"/>
+                <w:szCs w:val="16"/>
+              </w:rPr>
+              <w:t>/</w:t>
+            </w:r>
+            <w:proofErr w:type="spellStart"/>
+            <w:r>
+              <w:rPr>
+                <w:rFonts w:ascii="Arial" w:eastAsia="Arial" w:hAnsi="Arial" w:cs="Arial"/>
+                <w:sz w:val="16"/>
+                <w:szCs w:val="16"/>
+              </w:rPr>
+              <w:t>js</w:t>
+            </w:r>
+            <w:proofErr w:type="spellEnd"/>
+            <w:r>
+              <w:rPr>
+                <w:rFonts w:ascii="Arial" w:eastAsia="Arial" w:hAnsi="Arial" w:cs="Arial"/>
+                <w:sz w:val="16"/>
+                <w:szCs w:val="16"/>
+              </w:rPr>
+              <w:t>/loadComponents.js</w:t>
+            </w:r>
+          </w:p>
+        </w:tc>
+        <w:tc>
+          <w:tcPr>
+            <w:tcW w:w="1615" w:type="dxa"/>
+            <w:vAlign w:val="center"/>
+          </w:tcPr>
+          <w:p>
+            <w:pPr>
+              <w:pStyle w:val="NoSpacing"/>
+              <w:rPr>
+                <w:rFonts w:ascii="Arial" w:eastAsia="Arial" w:hAnsi="Arial" w:cs="Arial"/>
+                <w:sz w:val="16"/>
+                <w:szCs w:val="16"/>
+              </w:rPr>
+            </w:pPr>
+            <w:r>
+              <w:rPr>
+                <w:rFonts w:ascii="Arial" w:eastAsia="Arial" w:hAnsi="Arial" w:cs="Arial"/>
+                <w:sz w:val="16"/>
+                <w:szCs w:val="16"/>
               </w:rPr>
               <w:t>JavaScript</w:t>
             </w:r>
@@ -735,113 +2127,216 @@
       <w:tr>
         <w:tc>
           <w:tcPr>
-            <w:tcW w:w="0" w:type="auto"/>
-            <w:hideMark/>
-          </w:tcPr>
-          <w:p>
-            <w:pPr>
-              <w:pStyle w:val="NoSpacing"/>
-              <w:rPr>
-                <w:sz w:val="18"/>
-                <w:szCs w:val="18"/>
-              </w:rPr>
-            </w:pPr>
-            <w:r>
-              <w:rPr>
-                <w:sz w:val="18"/>
-                <w:szCs w:val="18"/>
-              </w:rPr>
-              <w:t>SQL reporting</w:t>
-            </w:r>
-          </w:p>
-        </w:tc>
-        <w:tc>
-          <w:tcPr>
-            <w:tcW w:w="0" w:type="auto"/>
-            <w:hideMark/>
-          </w:tcPr>
-          <w:p>
-            <w:pPr>
-              <w:pStyle w:val="NoSpacing"/>
-              <w:rPr>
-                <w:sz w:val="18"/>
-                <w:szCs w:val="18"/>
-              </w:rPr>
-            </w:pPr>
-            <w:r>
-              <w:rPr>
-                <w:sz w:val="18"/>
-                <w:szCs w:val="18"/>
-              </w:rPr>
-              <w:t>“New School Openings by Region” report using joins and scalar functions to show recent activity</w:t>
-            </w:r>
-          </w:p>
-        </w:tc>
-        <w:tc>
-          <w:tcPr>
-            <w:tcW w:w="0" w:type="auto"/>
-            <w:hideMark/>
-          </w:tcPr>
-          <w:p>
-            <w:pPr>
-              <w:pStyle w:val="NoSpacing"/>
-              <w:rPr>
-                <w:sz w:val="18"/>
-                <w:szCs w:val="18"/>
-              </w:rPr>
-            </w:pPr>
-            <w:r>
-              <w:rPr>
-                <w:sz w:val="18"/>
-                <w:szCs w:val="18"/>
-              </w:rPr>
-              <w:t>Aisha Khan (40123411)</w:t>
-            </w:r>
-          </w:p>
-        </w:tc>
-        <w:tc>
-          <w:tcPr>
-            <w:tcW w:w="0" w:type="auto"/>
-            <w:hideMark/>
-          </w:tcPr>
-          <w:p>
-            <w:pPr>
-              <w:pStyle w:val="NoSpacing"/>
-              <w:rPr>
-                <w:sz w:val="18"/>
-                <w:szCs w:val="18"/>
-              </w:rPr>
-            </w:pPr>
-            <w:proofErr w:type="spellStart"/>
-            <w:r>
-              <w:rPr>
-                <w:sz w:val="18"/>
-                <w:szCs w:val="18"/>
-              </w:rPr>
-              <w:t>AishaKhan_Reports.sql</w:t>
-            </w:r>
-            <w:proofErr w:type="spellEnd"/>
-          </w:p>
-        </w:tc>
-        <w:tc>
-          <w:tcPr>
-            <w:tcW w:w="0" w:type="auto"/>
-            <w:hideMark/>
-          </w:tcPr>
-          <w:p>
-            <w:pPr>
-              <w:pStyle w:val="NoSpacing"/>
-              <w:rPr>
-                <w:sz w:val="18"/>
-                <w:szCs w:val="18"/>
-              </w:rPr>
-            </w:pPr>
-            <w:r>
-              <w:rPr>
-                <w:sz w:val="18"/>
-                <w:szCs w:val="18"/>
-              </w:rPr>
-              <w:t>SQL</w:t>
+            <w:tcW w:w="1255" w:type="dxa"/>
+            <w:vAlign w:val="center"/>
+          </w:tcPr>
+          <w:p>
+            <w:pPr>
+              <w:pStyle w:val="NoSpacing"/>
+              <w:rPr>
+                <w:rFonts w:ascii="Arial" w:eastAsia="Arial" w:hAnsi="Arial" w:cs="Arial"/>
+                <w:sz w:val="16"/>
+                <w:szCs w:val="16"/>
+              </w:rPr>
+            </w:pPr>
+            <w:r>
+              <w:rPr>
+                <w:rFonts w:ascii="Arial" w:eastAsia="Arial" w:hAnsi="Arial" w:cs="Arial"/>
+                <w:sz w:val="16"/>
+                <w:szCs w:val="16"/>
+              </w:rPr>
+              <w:t>CRUD functionality</w:t>
+            </w:r>
+          </w:p>
+        </w:tc>
+        <w:tc>
+          <w:tcPr>
+            <w:tcW w:w="2970" w:type="dxa"/>
+            <w:vAlign w:val="center"/>
+          </w:tcPr>
+          <w:p>
+            <w:pPr>
+              <w:pStyle w:val="NoSpacing"/>
+              <w:rPr>
+                <w:rFonts w:ascii="Arial" w:eastAsia="Arial" w:hAnsi="Arial" w:cs="Arial"/>
+                <w:sz w:val="16"/>
+                <w:szCs w:val="16"/>
+              </w:rPr>
+            </w:pPr>
+            <w:r>
+              <w:rPr>
+                <w:rFonts w:ascii="Arial" w:eastAsia="Arial" w:hAnsi="Arial" w:cs="Arial"/>
+                <w:sz w:val="16"/>
+                <w:szCs w:val="16"/>
+              </w:rPr>
+              <w:t xml:space="preserve">HTML rendering engine: </w:t>
+            </w:r>
+            <w:proofErr w:type="spellStart"/>
+            <w:proofErr w:type="gramStart"/>
+            <w:r>
+              <w:rPr>
+                <w:rFonts w:ascii="Arial" w:eastAsia="Arial" w:hAnsi="Arial" w:cs="Arial"/>
+                <w:sz w:val="16"/>
+                <w:szCs w:val="16"/>
+              </w:rPr>
+              <w:t>renderTable</w:t>
+            </w:r>
+            <w:proofErr w:type="spellEnd"/>
+            <w:r>
+              <w:rPr>
+                <w:rFonts w:ascii="Arial" w:eastAsia="Arial" w:hAnsi="Arial" w:cs="Arial"/>
+                <w:sz w:val="16"/>
+                <w:szCs w:val="16"/>
+              </w:rPr>
+              <w:t>(</w:t>
+            </w:r>
+            <w:proofErr w:type="gramEnd"/>
+            <w:r>
+              <w:rPr>
+                <w:rFonts w:ascii="Arial" w:eastAsia="Arial" w:hAnsi="Arial" w:cs="Arial"/>
+                <w:sz w:val="16"/>
+                <w:szCs w:val="16"/>
+              </w:rPr>
+              <w:t xml:space="preserve">), </w:t>
+            </w:r>
+            <w:proofErr w:type="spellStart"/>
+            <w:r>
+              <w:rPr>
+                <w:rFonts w:ascii="Arial" w:eastAsia="Arial" w:hAnsi="Arial" w:cs="Arial"/>
+                <w:sz w:val="16"/>
+                <w:szCs w:val="16"/>
+              </w:rPr>
+              <w:t>openForm</w:t>
+            </w:r>
+            <w:proofErr w:type="spellEnd"/>
+            <w:r>
+              <w:rPr>
+                <w:rFonts w:ascii="Arial" w:eastAsia="Arial" w:hAnsi="Arial" w:cs="Arial"/>
+                <w:sz w:val="16"/>
+                <w:szCs w:val="16"/>
+              </w:rPr>
+              <w:t xml:space="preserve">(), </w:t>
+            </w:r>
+            <w:proofErr w:type="spellStart"/>
+            <w:r>
+              <w:rPr>
+                <w:rFonts w:ascii="Arial" w:eastAsia="Arial" w:hAnsi="Arial" w:cs="Arial"/>
+                <w:sz w:val="16"/>
+                <w:szCs w:val="16"/>
+              </w:rPr>
+              <w:t>closeForm</w:t>
+            </w:r>
+            <w:proofErr w:type="spellEnd"/>
+            <w:r>
+              <w:rPr>
+                <w:rFonts w:ascii="Arial" w:eastAsia="Arial" w:hAnsi="Arial" w:cs="Arial"/>
+                <w:sz w:val="16"/>
+                <w:szCs w:val="16"/>
+              </w:rPr>
+              <w:t>(); form field rendering and validation handling</w:t>
+            </w:r>
+          </w:p>
+        </w:tc>
+        <w:tc>
+          <w:tcPr>
+            <w:tcW w:w="2430" w:type="dxa"/>
+          </w:tcPr>
+          <w:p>
+            <w:pPr>
+              <w:pStyle w:val="NoSpacing"/>
+              <w:rPr>
+                <w:rFonts w:ascii="Arial" w:eastAsia="Arial" w:hAnsi="Arial" w:cs="Arial"/>
+                <w:sz w:val="16"/>
+                <w:szCs w:val="16"/>
+              </w:rPr>
+            </w:pPr>
+            <w:r>
+              <w:rPr>
+                <w:rFonts w:ascii="Arial" w:eastAsia="Arial" w:hAnsi="Arial" w:cs="Arial"/>
+                <w:sz w:val="16"/>
+                <w:szCs w:val="16"/>
+              </w:rPr>
+              <w:pict w14:anchorId="118003FD">
+                <v:shape id="_x0000_i7659" type="#_x0000_t75" style="width:540pt;height:45.75pt">
+                  <v:imagedata r:id="rId4" o:title=""/>
+                </v:shape>
+              </w:pict>
+            </w:r>
+          </w:p>
+        </w:tc>
+        <w:tc>
+          <w:tcPr>
+            <w:tcW w:w="2520" w:type="dxa"/>
+            <w:vAlign w:val="center"/>
+          </w:tcPr>
+          <w:p>
+            <w:pPr>
+              <w:pStyle w:val="NoSpacing"/>
+              <w:rPr>
+                <w:rFonts w:ascii="Arial" w:eastAsia="Arial" w:hAnsi="Arial" w:cs="Arial"/>
+                <w:sz w:val="16"/>
+                <w:szCs w:val="16"/>
+              </w:rPr>
+            </w:pPr>
+            <w:proofErr w:type="spellStart"/>
+            <w:r>
+              <w:rPr>
+                <w:rFonts w:ascii="Arial" w:eastAsia="Arial" w:hAnsi="Arial" w:cs="Arial"/>
+                <w:sz w:val="16"/>
+                <w:szCs w:val="16"/>
+              </w:rPr>
+              <w:t>src</w:t>
+            </w:r>
+            <w:proofErr w:type="spellEnd"/>
+            <w:r>
+              <w:rPr>
+                <w:rFonts w:ascii="Arial" w:eastAsia="Arial" w:hAnsi="Arial" w:cs="Arial"/>
+                <w:sz w:val="16"/>
+                <w:szCs w:val="16"/>
+              </w:rPr>
+              <w:t>/</w:t>
+            </w:r>
+            <w:proofErr w:type="spellStart"/>
+            <w:r>
+              <w:rPr>
+                <w:rFonts w:ascii="Arial" w:eastAsia="Arial" w:hAnsi="Arial" w:cs="Arial"/>
+                <w:sz w:val="16"/>
+                <w:szCs w:val="16"/>
+              </w:rPr>
+              <w:t>js</w:t>
+            </w:r>
+            <w:proofErr w:type="spellEnd"/>
+            <w:r>
+              <w:rPr>
+                <w:rFonts w:ascii="Arial" w:eastAsia="Arial" w:hAnsi="Arial" w:cs="Arial"/>
+                <w:sz w:val="16"/>
+                <w:szCs w:val="16"/>
+              </w:rPr>
+              <w:t>/core/crud.js</w:t>
+            </w:r>
+          </w:p>
+        </w:tc>
+        <w:tc>
+          <w:tcPr>
+            <w:tcW w:w="1615" w:type="dxa"/>
+            <w:vAlign w:val="center"/>
+          </w:tcPr>
+          <w:p>
+            <w:pPr>
+              <w:pStyle w:val="NoSpacing"/>
+              <w:rPr>
+                <w:rFonts w:ascii="Arial" w:eastAsia="Arial" w:hAnsi="Arial" w:cs="Arial"/>
+                <w:sz w:val="16"/>
+                <w:szCs w:val="16"/>
+              </w:rPr>
+            </w:pPr>
+            <w:r>
+              <w:rPr>
+                <w:rFonts w:ascii="Arial" w:eastAsia="Arial" w:hAnsi="Arial" w:cs="Arial"/>
+                <w:sz w:val="16"/>
+                <w:szCs w:val="16"/>
+              </w:rPr>
+              <w:t>JavaScript</w:t>
             </w:r>
           </w:p>
         </w:tc>
@@ -849,113 +2344,170 @@
       <w:tr>
         <w:tc>
           <w:tcPr>
-            <w:tcW w:w="0" w:type="auto"/>
-            <w:hideMark/>
-          </w:tcPr>
-          <w:p>
-            <w:pPr>
-              <w:pStyle w:val="NoSpacing"/>
-              <w:rPr>
-                <w:sz w:val="18"/>
-                <w:szCs w:val="18"/>
-              </w:rPr>
-            </w:pPr>
-            <w:r>
-              <w:rPr>
-                <w:sz w:val="18"/>
-                <w:szCs w:val="18"/>
-              </w:rPr>
-              <w:t>SQL reporting</w:t>
-            </w:r>
-          </w:p>
-        </w:tc>
-        <w:tc>
-          <w:tcPr>
-            <w:tcW w:w="0" w:type="auto"/>
-            <w:hideMark/>
-          </w:tcPr>
-          <w:p>
-            <w:pPr>
-              <w:pStyle w:val="NoSpacing"/>
-              <w:rPr>
-                <w:sz w:val="18"/>
-                <w:szCs w:val="18"/>
-              </w:rPr>
-            </w:pPr>
-            <w:r>
-              <w:rPr>
-                <w:sz w:val="18"/>
-                <w:szCs w:val="18"/>
-              </w:rPr>
-              <w:t>“Coverage Gap Summary” report aggregating number of schools per region with HAVING thresholds</w:t>
-            </w:r>
-          </w:p>
-        </w:tc>
-        <w:tc>
-          <w:tcPr>
-            <w:tcW w:w="0" w:type="auto"/>
-            <w:hideMark/>
-          </w:tcPr>
-          <w:p>
-            <w:pPr>
-              <w:pStyle w:val="NoSpacing"/>
-              <w:rPr>
-                <w:sz w:val="18"/>
-                <w:szCs w:val="18"/>
-              </w:rPr>
-            </w:pPr>
-            <w:r>
-              <w:rPr>
-                <w:sz w:val="18"/>
-                <w:szCs w:val="18"/>
-              </w:rPr>
-              <w:t>Aisha Khan (40123411), Daniel Okoro (40123414)</w:t>
-            </w:r>
-          </w:p>
-        </w:tc>
-        <w:tc>
-          <w:tcPr>
-            <w:tcW w:w="0" w:type="auto"/>
-            <w:hideMark/>
-          </w:tcPr>
-          <w:p>
-            <w:pPr>
-              <w:pStyle w:val="NoSpacing"/>
-              <w:rPr>
-                <w:sz w:val="18"/>
-                <w:szCs w:val="18"/>
-              </w:rPr>
-            </w:pPr>
-            <w:proofErr w:type="spellStart"/>
-            <w:r>
-              <w:rPr>
-                <w:sz w:val="18"/>
-                <w:szCs w:val="18"/>
-              </w:rPr>
-              <w:t>AishaKhan_Reports.sql</w:t>
-            </w:r>
-            <w:proofErr w:type="spellEnd"/>
-          </w:p>
-        </w:tc>
-        <w:tc>
-          <w:tcPr>
-            <w:tcW w:w="0" w:type="auto"/>
-            <w:hideMark/>
-          </w:tcPr>
-          <w:p>
-            <w:pPr>
-              <w:pStyle w:val="NoSpacing"/>
-              <w:rPr>
-                <w:sz w:val="18"/>
-                <w:szCs w:val="18"/>
-              </w:rPr>
-            </w:pPr>
-            <w:r>
-              <w:rPr>
-                <w:sz w:val="18"/>
-                <w:szCs w:val="18"/>
-              </w:rPr>
-              <w:t>SQL</w:t>
+            <w:tcW w:w="1255" w:type="dxa"/>
+            <w:vAlign w:val="center"/>
+          </w:tcPr>
+          <w:p>
+            <w:pPr>
+              <w:pStyle w:val="NoSpacing"/>
+              <w:rPr>
+                <w:rFonts w:ascii="Arial" w:eastAsia="Arial" w:hAnsi="Arial" w:cs="Arial"/>
+                <w:sz w:val="16"/>
+                <w:szCs w:val="16"/>
+              </w:rPr>
+            </w:pPr>
+            <w:r>
+              <w:rPr>
+                <w:rFonts w:ascii="Arial" w:eastAsia="Arial" w:hAnsi="Arial" w:cs="Arial"/>
+                <w:sz w:val="16"/>
+                <w:szCs w:val="16"/>
+              </w:rPr>
+              <w:t>Web reporting, Data visualisation</w:t>
+            </w:r>
+          </w:p>
+        </w:tc>
+        <w:tc>
+          <w:tcPr>
+            <w:tcW w:w="2970" w:type="dxa"/>
+            <w:vAlign w:val="center"/>
+          </w:tcPr>
+          <w:p>
+            <w:pPr>
+              <w:pStyle w:val="NoSpacing"/>
+              <w:rPr>
+                <w:rFonts w:ascii="Arial" w:eastAsia="Arial" w:hAnsi="Arial" w:cs="Arial"/>
+                <w:sz w:val="16"/>
+                <w:szCs w:val="16"/>
+              </w:rPr>
+            </w:pPr>
+            <w:r>
+              <w:rPr>
+                <w:rFonts w:ascii="Arial" w:eastAsia="Arial" w:hAnsi="Arial" w:cs="Arial"/>
+                <w:sz w:val="16"/>
+                <w:szCs w:val="16"/>
+              </w:rPr>
+              <w:t xml:space="preserve">Column schema builders (text, date, </w:t>
+            </w:r>
+            <w:proofErr w:type="spellStart"/>
+            <w:r>
+              <w:rPr>
+                <w:rFonts w:ascii="Arial" w:eastAsia="Arial" w:hAnsi="Arial" w:cs="Arial"/>
+                <w:sz w:val="16"/>
+                <w:szCs w:val="16"/>
+              </w:rPr>
+              <w:t>boolean</w:t>
+            </w:r>
+            <w:proofErr w:type="spellEnd"/>
+            <w:r>
+              <w:rPr>
+                <w:rFonts w:ascii="Arial" w:eastAsia="Arial" w:hAnsi="Arial" w:cs="Arial"/>
+                <w:sz w:val="16"/>
+                <w:szCs w:val="16"/>
+              </w:rPr>
+              <w:t>, currency, percentage); display transform functions</w:t>
+            </w:r>
+          </w:p>
+        </w:tc>
+        <w:tc>
+          <w:tcPr>
+            <w:tcW w:w="2430" w:type="dxa"/>
+          </w:tcPr>
+          <w:p>
+            <w:pPr>
+              <w:pStyle w:val="NoSpacing"/>
+              <w:rPr>
+                <w:rFonts w:ascii="Arial" w:eastAsia="Arial" w:hAnsi="Arial" w:cs="Arial"/>
+                <w:sz w:val="16"/>
+                <w:szCs w:val="16"/>
+              </w:rPr>
+            </w:pPr>
+            <w:r>
+              <w:rPr>
+                <w:rFonts w:ascii="Arial" w:eastAsia="Arial" w:hAnsi="Arial" w:cs="Arial"/>
+                <w:sz w:val="16"/>
+                <w:szCs w:val="16"/>
+              </w:rPr>
+              <w:pict w14:anchorId="7248B0C2">
+                <v:shape id="_x0000_i7660" type="#_x0000_t75" style="width:540pt;height:45.75pt">
+                  <v:imagedata r:id="rId4" o:title=""/>
+                </v:shape>
+              </w:pict>
+            </w:r>
+          </w:p>
+        </w:tc>
+        <w:tc>
+          <w:tcPr>
+            <w:tcW w:w="2520" w:type="dxa"/>
+            <w:vAlign w:val="center"/>
+          </w:tcPr>
+          <w:p>
+            <w:pPr>
+              <w:pStyle w:val="NoSpacing"/>
+              <w:rPr>
+                <w:rFonts w:ascii="Arial" w:eastAsia="Arial" w:hAnsi="Arial" w:cs="Arial"/>
+                <w:sz w:val="16"/>
+                <w:szCs w:val="16"/>
+              </w:rPr>
+            </w:pPr>
+            <w:proofErr w:type="spellStart"/>
+            <w:r>
+              <w:rPr>
+                <w:rFonts w:ascii="Arial" w:eastAsia="Arial" w:hAnsi="Arial" w:cs="Arial"/>
+                <w:sz w:val="16"/>
+                <w:szCs w:val="16"/>
+              </w:rPr>
+              <w:t>src</w:t>
+            </w:r>
+            <w:proofErr w:type="spellEnd"/>
+            <w:r>
+              <w:rPr>
+                <w:rFonts w:ascii="Arial" w:eastAsia="Arial" w:hAnsi="Arial" w:cs="Arial"/>
+                <w:sz w:val="16"/>
+                <w:szCs w:val="16"/>
+              </w:rPr>
+              <w:t>/</w:t>
+            </w:r>
+            <w:proofErr w:type="spellStart"/>
+            <w:r>
+              <w:rPr>
+                <w:rFonts w:ascii="Arial" w:eastAsia="Arial" w:hAnsi="Arial" w:cs="Arial"/>
+                <w:sz w:val="16"/>
+                <w:szCs w:val="16"/>
+              </w:rPr>
+              <w:t>js</w:t>
+            </w:r>
+            <w:proofErr w:type="spellEnd"/>
+            <w:r>
+              <w:rPr>
+                <w:rFonts w:ascii="Arial" w:eastAsia="Arial" w:hAnsi="Arial" w:cs="Arial"/>
+                <w:sz w:val="16"/>
+                <w:szCs w:val="16"/>
+              </w:rPr>
+              <w:t>/core/tableBuilder.js</w:t>
+            </w:r>
+          </w:p>
+        </w:tc>
+        <w:tc>
+          <w:tcPr>
+            <w:tcW w:w="1615" w:type="dxa"/>
+            <w:vAlign w:val="center"/>
+          </w:tcPr>
+          <w:p>
+            <w:pPr>
+              <w:pStyle w:val="NoSpacing"/>
+              <w:rPr>
+                <w:rFonts w:ascii="Arial" w:eastAsia="Arial" w:hAnsi="Arial" w:cs="Arial"/>
+                <w:sz w:val="16"/>
+                <w:szCs w:val="16"/>
+              </w:rPr>
+            </w:pPr>
+            <w:r>
+              <w:rPr>
+                <w:rFonts w:ascii="Arial" w:eastAsia="Arial" w:hAnsi="Arial" w:cs="Arial"/>
+                <w:sz w:val="16"/>
+                <w:szCs w:val="16"/>
+              </w:rPr>
+              <w:t>JavaScript</w:t>
             </w:r>
           </w:p>
         </w:tc>
@@ -963,120 +2515,152 @@
       <w:tr>
         <w:tc>
           <w:tcPr>
-            <w:tcW w:w="0" w:type="auto"/>
-            <w:hideMark/>
-          </w:tcPr>
-          <w:p>
-            <w:pPr>
-              <w:pStyle w:val="NoSpacing"/>
-              <w:rPr>
-                <w:sz w:val="18"/>
-                <w:szCs w:val="18"/>
-              </w:rPr>
-            </w:pPr>
-            <w:r>
-              <w:rPr>
-                <w:sz w:val="18"/>
-                <w:szCs w:val="18"/>
-              </w:rPr>
-              <w:t>SQL views</w:t>
-            </w:r>
-          </w:p>
-        </w:tc>
-        <w:tc>
-          <w:tcPr>
-            <w:tcW w:w="0" w:type="auto"/>
-            <w:hideMark/>
-          </w:tcPr>
-          <w:p>
-            <w:pPr>
-              <w:pStyle w:val="NoSpacing"/>
-              <w:rPr>
-                <w:sz w:val="18"/>
-                <w:szCs w:val="18"/>
-              </w:rPr>
-            </w:pPr>
-            <w:r>
-              <w:rPr>
-                <w:sz w:val="18"/>
-                <w:szCs w:val="18"/>
-              </w:rPr>
-              <w:t>Creation of a VIEW summarising active schools and their managing organisations for reuse across reports</w:t>
-            </w:r>
-          </w:p>
-        </w:tc>
-        <w:tc>
-          <w:tcPr>
-            <w:tcW w:w="0" w:type="auto"/>
-            <w:hideMark/>
-          </w:tcPr>
-          <w:p>
-            <w:pPr>
-              <w:pStyle w:val="NoSpacing"/>
-              <w:rPr>
-                <w:sz w:val="18"/>
-                <w:szCs w:val="18"/>
-              </w:rPr>
-            </w:pPr>
-            <w:r>
-              <w:rPr>
-                <w:sz w:val="18"/>
-                <w:szCs w:val="18"/>
-              </w:rPr>
-              <w:t>Tom Murphy (40123412)</w:t>
-            </w:r>
-          </w:p>
-        </w:tc>
-        <w:tc>
-          <w:tcPr>
-            <w:tcW w:w="0" w:type="auto"/>
-            <w:hideMark/>
-          </w:tcPr>
-          <w:p>
-            <w:pPr>
-              <w:pStyle w:val="NoSpacing"/>
-              <w:rPr>
-                <w:sz w:val="18"/>
-                <w:szCs w:val="18"/>
-              </w:rPr>
-            </w:pPr>
-            <w:r>
-              <w:rPr>
-                <w:sz w:val="18"/>
-                <w:szCs w:val="18"/>
-              </w:rPr>
-              <w:t>Database/</w:t>
-            </w:r>
-            <w:proofErr w:type="spellStart"/>
-            <w:r>
-              <w:rPr>
-                <w:sz w:val="18"/>
-                <w:szCs w:val="18"/>
-              </w:rPr>
-              <w:t>views.sql</w:t>
-            </w:r>
-            <w:proofErr w:type="spellEnd"/>
-          </w:p>
-        </w:tc>
-        <w:tc>
-          <w:tcPr>
-            <w:tcW w:w="0" w:type="auto"/>
-            <w:hideMark/>
-          </w:tcPr>
-          <w:p>
-            <w:pPr>
-              <w:pStyle w:val="NoSpacing"/>
-              <w:rPr>
-                <w:sz w:val="18"/>
-                <w:szCs w:val="18"/>
-              </w:rPr>
-            </w:pPr>
-            <w:r>
-              <w:rPr>
-                <w:sz w:val="18"/>
-                <w:szCs w:val="18"/>
-              </w:rPr>
-              <w:t>SQL</w:t>
+            <w:tcW w:w="1255" w:type="dxa"/>
+            <w:vAlign w:val="center"/>
+          </w:tcPr>
+          <w:p>
+            <w:pPr>
+              <w:pStyle w:val="NoSpacing"/>
+              <w:rPr>
+                <w:rFonts w:ascii="Arial" w:eastAsia="Arial" w:hAnsi="Arial" w:cs="Arial"/>
+                <w:sz w:val="16"/>
+                <w:szCs w:val="16"/>
+              </w:rPr>
+            </w:pPr>
+            <w:r>
+              <w:rPr>
+                <w:rFonts w:ascii="Arial" w:eastAsia="Arial" w:hAnsi="Arial" w:cs="Arial"/>
+                <w:sz w:val="16"/>
+                <w:szCs w:val="16"/>
+              </w:rPr>
+              <w:t>CRUD functionality</w:t>
+            </w:r>
+          </w:p>
+        </w:tc>
+        <w:tc>
+          <w:tcPr>
+            <w:tcW w:w="2970" w:type="dxa"/>
+            <w:vAlign w:val="center"/>
+          </w:tcPr>
+          <w:p>
+            <w:pPr>
+              <w:pStyle w:val="NoSpacing"/>
+              <w:rPr>
+                <w:rFonts w:ascii="Arial" w:eastAsia="Arial" w:hAnsi="Arial" w:cs="Arial"/>
+                <w:sz w:val="16"/>
+                <w:szCs w:val="16"/>
+              </w:rPr>
+            </w:pPr>
+            <w:r>
+              <w:rPr>
+                <w:rFonts w:ascii="Arial" w:eastAsia="Arial" w:hAnsi="Arial" w:cs="Arial"/>
+                <w:sz w:val="16"/>
+                <w:szCs w:val="16"/>
+              </w:rPr>
+              <w:t>Field definition schemas for form generation; maps database fields to input types with validation rules</w:t>
+            </w:r>
+          </w:p>
+        </w:tc>
+        <w:tc>
+          <w:tcPr>
+            <w:tcW w:w="2430" w:type="dxa"/>
+          </w:tcPr>
+          <w:p>
+            <w:pPr>
+              <w:pStyle w:val="NoSpacing"/>
+              <w:rPr>
+                <w:rFonts w:ascii="Arial" w:eastAsia="Arial" w:hAnsi="Arial" w:cs="Arial"/>
+                <w:sz w:val="16"/>
+                <w:szCs w:val="16"/>
+              </w:rPr>
+            </w:pPr>
+            <w:r>
+              <w:rPr>
+                <w:rFonts w:ascii="Arial" w:eastAsia="Arial" w:hAnsi="Arial" w:cs="Arial"/>
+                <w:sz w:val="16"/>
+                <w:szCs w:val="16"/>
+              </w:rPr>
+              <w:pict w14:anchorId="5B9AC0DC">
+                <v:shape id="_x0000_i7661" type="#_x0000_t75" style="width:540pt;height:45.75pt">
+                  <v:imagedata r:id="rId4" o:title=""/>
+                </v:shape>
+              </w:pict>
+            </w:r>
+          </w:p>
+        </w:tc>
+        <w:tc>
+          <w:tcPr>
+            <w:tcW w:w="2520" w:type="dxa"/>
+            <w:vAlign w:val="center"/>
+          </w:tcPr>
+          <w:p>
+            <w:pPr>
+              <w:pStyle w:val="NoSpacing"/>
+              <w:rPr>
+                <w:rFonts w:ascii="Arial" w:eastAsia="Arial" w:hAnsi="Arial" w:cs="Arial"/>
+                <w:sz w:val="16"/>
+                <w:szCs w:val="16"/>
+              </w:rPr>
+            </w:pPr>
+            <w:proofErr w:type="spellStart"/>
+            <w:r>
+              <w:rPr>
+                <w:rFonts w:ascii="Arial" w:eastAsia="Arial" w:hAnsi="Arial" w:cs="Arial"/>
+                <w:sz w:val="16"/>
+                <w:szCs w:val="16"/>
+              </w:rPr>
+              <w:t>src</w:t>
+            </w:r>
+            <w:proofErr w:type="spellEnd"/>
+            <w:r>
+              <w:rPr>
+                <w:rFonts w:ascii="Arial" w:eastAsia="Arial" w:hAnsi="Arial" w:cs="Arial"/>
+                <w:sz w:val="16"/>
+                <w:szCs w:val="16"/>
+              </w:rPr>
+              <w:t>/</w:t>
+            </w:r>
+            <w:proofErr w:type="spellStart"/>
+            <w:r>
+              <w:rPr>
+                <w:rFonts w:ascii="Arial" w:eastAsia="Arial" w:hAnsi="Arial" w:cs="Arial"/>
+                <w:sz w:val="16"/>
+                <w:szCs w:val="16"/>
+              </w:rPr>
+              <w:t>js</w:t>
+            </w:r>
+            <w:proofErr w:type="spellEnd"/>
+            <w:r>
+              <w:rPr>
+                <w:rFonts w:ascii="Arial" w:eastAsia="Arial" w:hAnsi="Arial" w:cs="Arial"/>
+                <w:sz w:val="16"/>
+                <w:szCs w:val="16"/>
+              </w:rPr>
+              <w:t>/core/fieldSchemas.js</w:t>
+            </w:r>
+          </w:p>
+        </w:tc>
+        <w:tc>
+          <w:tcPr>
+            <w:tcW w:w="1615" w:type="dxa"/>
+            <w:vAlign w:val="center"/>
+          </w:tcPr>
+          <w:p>
+            <w:pPr>
+              <w:pStyle w:val="NoSpacing"/>
+              <w:rPr>
+                <w:rFonts w:ascii="Arial" w:eastAsia="Arial" w:hAnsi="Arial" w:cs="Arial"/>
+                <w:sz w:val="16"/>
+                <w:szCs w:val="16"/>
+              </w:rPr>
+            </w:pPr>
+            <w:r>
+              <w:rPr>
+                <w:rFonts w:ascii="Arial" w:eastAsia="Arial" w:hAnsi="Arial" w:cs="Arial"/>
+                <w:sz w:val="16"/>
+                <w:szCs w:val="16"/>
+              </w:rPr>
+              <w:t>JavaScript</w:t>
             </w:r>
           </w:p>
         </w:tc>
@@ -1084,111 +2668,152 @@
       <w:tr>
         <w:tc>
           <w:tcPr>
-            <w:tcW w:w="0" w:type="auto"/>
-            <w:hideMark/>
-          </w:tcPr>
-          <w:p>
-            <w:pPr>
-              <w:pStyle w:val="NoSpacing"/>
-              <w:rPr>
-                <w:sz w:val="18"/>
-                <w:szCs w:val="18"/>
-              </w:rPr>
-            </w:pPr>
-            <w:r>
-              <w:rPr>
-                <w:sz w:val="18"/>
-                <w:szCs w:val="18"/>
-              </w:rPr>
-              <w:t>Web reporting</w:t>
-            </w:r>
-          </w:p>
-        </w:tc>
-        <w:tc>
-          <w:tcPr>
-            <w:tcW w:w="0" w:type="auto"/>
-            <w:hideMark/>
-          </w:tcPr>
-          <w:p>
-            <w:pPr>
-              <w:pStyle w:val="NoSpacing"/>
-              <w:rPr>
-                <w:sz w:val="18"/>
-                <w:szCs w:val="18"/>
-              </w:rPr>
-            </w:pPr>
-            <w:r>
-              <w:rPr>
-                <w:sz w:val="18"/>
-                <w:szCs w:val="18"/>
-              </w:rPr>
-              <w:t>Tabular reporting page showing schools by region with parameterised filters for year and status</w:t>
-            </w:r>
-          </w:p>
-        </w:tc>
-        <w:tc>
-          <w:tcPr>
-            <w:tcW w:w="0" w:type="auto"/>
-            <w:hideMark/>
-          </w:tcPr>
-          <w:p>
-            <w:pPr>
-              <w:pStyle w:val="NoSpacing"/>
-              <w:rPr>
-                <w:sz w:val="18"/>
-                <w:szCs w:val="18"/>
-              </w:rPr>
-            </w:pPr>
-            <w:r>
-              <w:rPr>
-                <w:sz w:val="18"/>
-                <w:szCs w:val="18"/>
-              </w:rPr>
-              <w:t>Daniel Okoro (40123414), Mei Lin (40123413)</w:t>
-            </w:r>
-          </w:p>
-        </w:tc>
-        <w:tc>
-          <w:tcPr>
-            <w:tcW w:w="0" w:type="auto"/>
-            <w:hideMark/>
-          </w:tcPr>
-          <w:p>
-            <w:pPr>
-              <w:pStyle w:val="NoSpacing"/>
-              <w:rPr>
-                <w:sz w:val="18"/>
-                <w:szCs w:val="18"/>
-              </w:rPr>
-            </w:pPr>
-            <w:r>
-              <w:rPr>
-                <w:sz w:val="18"/>
-                <w:szCs w:val="18"/>
-              </w:rPr>
-              <w:t>Web/reports.html, Web/reports.js</w:t>
-            </w:r>
-          </w:p>
-        </w:tc>
-        <w:tc>
-          <w:tcPr>
-            <w:tcW w:w="0" w:type="auto"/>
-            <w:hideMark/>
-          </w:tcPr>
-          <w:p>
-            <w:pPr>
-              <w:pStyle w:val="NoSpacing"/>
-              <w:rPr>
-                <w:sz w:val="18"/>
-                <w:szCs w:val="18"/>
-              </w:rPr>
-            </w:pPr>
-            <w:r>
-              <w:rPr>
-                <w:sz w:val="18"/>
-                <w:szCs w:val="18"/>
-              </w:rPr>
-              <w:t>JavaScript, SQL</w:t>
+            <w:tcW w:w="1255" w:type="dxa"/>
+            <w:vAlign w:val="center"/>
+          </w:tcPr>
+          <w:p>
+            <w:pPr>
+              <w:pStyle w:val="NoSpacing"/>
+              <w:rPr>
+                <w:rFonts w:ascii="Arial" w:eastAsia="Arial" w:hAnsi="Arial" w:cs="Arial"/>
+                <w:sz w:val="16"/>
+                <w:szCs w:val="16"/>
+              </w:rPr>
+            </w:pPr>
+            <w:r>
+              <w:rPr>
+                <w:rFonts w:ascii="Arial" w:eastAsia="Arial" w:hAnsi="Arial" w:cs="Arial"/>
+                <w:sz w:val="16"/>
+                <w:szCs w:val="16"/>
+              </w:rPr>
+              <w:t>CRUD functionality</w:t>
+            </w:r>
+          </w:p>
+        </w:tc>
+        <w:tc>
+          <w:tcPr>
+            <w:tcW w:w="2970" w:type="dxa"/>
+            <w:vAlign w:val="center"/>
+          </w:tcPr>
+          <w:p>
+            <w:pPr>
+              <w:pStyle w:val="NoSpacing"/>
+              <w:rPr>
+                <w:rFonts w:ascii="Arial" w:eastAsia="Arial" w:hAnsi="Arial" w:cs="Arial"/>
+                <w:sz w:val="16"/>
+                <w:szCs w:val="16"/>
+              </w:rPr>
+            </w:pPr>
+            <w:r>
+              <w:rPr>
+                <w:rFonts w:ascii="Arial" w:eastAsia="Arial" w:hAnsi="Arial" w:cs="Arial"/>
+                <w:sz w:val="16"/>
+                <w:szCs w:val="16"/>
+              </w:rPr>
+              <w:t>Input validation logic; enforces required fields, type checking and constraint validation</w:t>
+            </w:r>
+          </w:p>
+        </w:tc>
+        <w:tc>
+          <w:tcPr>
+            <w:tcW w:w="2430" w:type="dxa"/>
+          </w:tcPr>
+          <w:p>
+            <w:pPr>
+              <w:pStyle w:val="NoSpacing"/>
+              <w:rPr>
+                <w:rFonts w:ascii="Arial" w:eastAsia="Arial" w:hAnsi="Arial" w:cs="Arial"/>
+                <w:sz w:val="16"/>
+                <w:szCs w:val="16"/>
+              </w:rPr>
+            </w:pPr>
+            <w:r>
+              <w:rPr>
+                <w:rFonts w:ascii="Arial" w:eastAsia="Arial" w:hAnsi="Arial" w:cs="Arial"/>
+                <w:sz w:val="16"/>
+                <w:szCs w:val="16"/>
+              </w:rPr>
+              <w:pict w14:anchorId="47C9863C">
+                <v:shape id="_x0000_i7662" type="#_x0000_t75" style="width:540pt;height:45.75pt">
+                  <v:imagedata r:id="rId4" o:title=""/>
+                </v:shape>
+              </w:pict>
+            </w:r>
+          </w:p>
+        </w:tc>
+        <w:tc>
+          <w:tcPr>
+            <w:tcW w:w="2520" w:type="dxa"/>
+            <w:vAlign w:val="center"/>
+          </w:tcPr>
+          <w:p>
+            <w:pPr>
+              <w:pStyle w:val="NoSpacing"/>
+              <w:rPr>
+                <w:rFonts w:ascii="Arial" w:eastAsia="Arial" w:hAnsi="Arial" w:cs="Arial"/>
+                <w:sz w:val="16"/>
+                <w:szCs w:val="16"/>
+              </w:rPr>
+            </w:pPr>
+            <w:proofErr w:type="spellStart"/>
+            <w:r>
+              <w:rPr>
+                <w:rFonts w:ascii="Arial" w:eastAsia="Arial" w:hAnsi="Arial" w:cs="Arial"/>
+                <w:sz w:val="16"/>
+                <w:szCs w:val="16"/>
+              </w:rPr>
+              <w:t>src</w:t>
+            </w:r>
+            <w:proofErr w:type="spellEnd"/>
+            <w:r>
+              <w:rPr>
+                <w:rFonts w:ascii="Arial" w:eastAsia="Arial" w:hAnsi="Arial" w:cs="Arial"/>
+                <w:sz w:val="16"/>
+                <w:szCs w:val="16"/>
+              </w:rPr>
+              <w:t>/</w:t>
+            </w:r>
+            <w:proofErr w:type="spellStart"/>
+            <w:r>
+              <w:rPr>
+                <w:rFonts w:ascii="Arial" w:eastAsia="Arial" w:hAnsi="Arial" w:cs="Arial"/>
+                <w:sz w:val="16"/>
+                <w:szCs w:val="16"/>
+              </w:rPr>
+              <w:t>js</w:t>
+            </w:r>
+            <w:proofErr w:type="spellEnd"/>
+            <w:r>
+              <w:rPr>
+                <w:rFonts w:ascii="Arial" w:eastAsia="Arial" w:hAnsi="Arial" w:cs="Arial"/>
+                <w:sz w:val="16"/>
+                <w:szCs w:val="16"/>
+              </w:rPr>
+              <w:t>/core/validators.js</w:t>
+            </w:r>
+          </w:p>
+        </w:tc>
+        <w:tc>
+          <w:tcPr>
+            <w:tcW w:w="1615" w:type="dxa"/>
+            <w:vAlign w:val="center"/>
+          </w:tcPr>
+          <w:p>
+            <w:pPr>
+              <w:pStyle w:val="NoSpacing"/>
+              <w:rPr>
+                <w:rFonts w:ascii="Arial" w:eastAsia="Arial" w:hAnsi="Arial" w:cs="Arial"/>
+                <w:sz w:val="16"/>
+                <w:szCs w:val="16"/>
+              </w:rPr>
+            </w:pPr>
+            <w:r>
+              <w:rPr>
+                <w:rFonts w:ascii="Arial" w:eastAsia="Arial" w:hAnsi="Arial" w:cs="Arial"/>
+                <w:sz w:val="16"/>
+                <w:szCs w:val="16"/>
+              </w:rPr>
+              <w:t>JavaScript</w:t>
             </w:r>
           </w:p>
         </w:tc>
@@ -1196,21 +2821,2915 @@
       <w:tr>
         <w:tc>
           <w:tcPr>
-            <w:tcW w:w="0" w:type="auto"/>
-            <w:hideMark/>
-          </w:tcPr>
-          <w:p>
-            <w:pPr>
-              <w:pStyle w:val="NoSpacing"/>
-              <w:rPr>
-                <w:sz w:val="18"/>
-                <w:szCs w:val="18"/>
-              </w:rPr>
-            </w:pPr>
-            <w:r>
-              <w:rPr>
-                <w:sz w:val="18"/>
-                <w:szCs w:val="18"/>
+            <w:tcW w:w="1255" w:type="dxa"/>
+            <w:vAlign w:val="center"/>
+          </w:tcPr>
+          <w:p>
+            <w:pPr>
+              <w:pStyle w:val="NoSpacing"/>
+              <w:rPr>
+                <w:rFonts w:ascii="Arial" w:eastAsia="Arial" w:hAnsi="Arial" w:cs="Arial"/>
+                <w:sz w:val="16"/>
+                <w:szCs w:val="16"/>
+              </w:rPr>
+            </w:pPr>
+            <w:r>
+              <w:rPr>
+                <w:rFonts w:ascii="Arial" w:eastAsia="Arial" w:hAnsi="Arial" w:cs="Arial"/>
+                <w:sz w:val="16"/>
+                <w:szCs w:val="16"/>
+              </w:rPr>
+              <w:t>CRUD functionality</w:t>
+            </w:r>
+          </w:p>
+        </w:tc>
+        <w:tc>
+          <w:tcPr>
+            <w:tcW w:w="2970" w:type="dxa"/>
+            <w:vAlign w:val="center"/>
+          </w:tcPr>
+          <w:p>
+            <w:pPr>
+              <w:pStyle w:val="NoSpacing"/>
+              <w:rPr>
+                <w:rFonts w:ascii="Arial" w:eastAsia="Arial" w:hAnsi="Arial" w:cs="Arial"/>
+                <w:sz w:val="16"/>
+                <w:szCs w:val="16"/>
+              </w:rPr>
+            </w:pPr>
+            <w:r>
+              <w:rPr>
+                <w:rFonts w:ascii="Arial" w:eastAsia="Arial" w:hAnsi="Arial" w:cs="Arial"/>
+                <w:sz w:val="16"/>
+                <w:szCs w:val="16"/>
+              </w:rPr>
+              <w:t>Action button handlers and event management for CRUD operations</w:t>
+            </w:r>
+          </w:p>
+        </w:tc>
+        <w:tc>
+          <w:tcPr>
+            <w:tcW w:w="2430" w:type="dxa"/>
+          </w:tcPr>
+          <w:p>
+            <w:pPr>
+              <w:pStyle w:val="NoSpacing"/>
+              <w:rPr>
+                <w:rFonts w:ascii="Arial" w:eastAsia="Arial" w:hAnsi="Arial" w:cs="Arial"/>
+                <w:sz w:val="16"/>
+                <w:szCs w:val="16"/>
+              </w:rPr>
+            </w:pPr>
+            <w:r>
+              <w:rPr>
+                <w:rFonts w:ascii="Arial" w:eastAsia="Arial" w:hAnsi="Arial" w:cs="Arial"/>
+                <w:sz w:val="16"/>
+                <w:szCs w:val="16"/>
+              </w:rPr>
+              <w:pict w14:anchorId="69FEBD0F">
+                <v:shape id="_x0000_i7663" type="#_x0000_t75" style="width:540pt;height:45.75pt">
+                  <v:imagedata r:id="rId4" o:title=""/>
+                </v:shape>
+              </w:pict>
+            </w:r>
+          </w:p>
+        </w:tc>
+        <w:tc>
+          <w:tcPr>
+            <w:tcW w:w="2520" w:type="dxa"/>
+            <w:vAlign w:val="center"/>
+          </w:tcPr>
+          <w:p>
+            <w:pPr>
+              <w:pStyle w:val="NoSpacing"/>
+              <w:rPr>
+                <w:rFonts w:ascii="Arial" w:eastAsia="Arial" w:hAnsi="Arial" w:cs="Arial"/>
+                <w:sz w:val="16"/>
+                <w:szCs w:val="16"/>
+              </w:rPr>
+            </w:pPr>
+            <w:proofErr w:type="spellStart"/>
+            <w:r>
+              <w:rPr>
+                <w:rFonts w:ascii="Arial" w:eastAsia="Arial" w:hAnsi="Arial" w:cs="Arial"/>
+                <w:sz w:val="16"/>
+                <w:szCs w:val="16"/>
+              </w:rPr>
+              <w:t>src</w:t>
+            </w:r>
+            <w:proofErr w:type="spellEnd"/>
+            <w:r>
+              <w:rPr>
+                <w:rFonts w:ascii="Arial" w:eastAsia="Arial" w:hAnsi="Arial" w:cs="Arial"/>
+                <w:sz w:val="16"/>
+                <w:szCs w:val="16"/>
+              </w:rPr>
+              <w:t>/</w:t>
+            </w:r>
+            <w:proofErr w:type="spellStart"/>
+            <w:r>
+              <w:rPr>
+                <w:rFonts w:ascii="Arial" w:eastAsia="Arial" w:hAnsi="Arial" w:cs="Arial"/>
+                <w:sz w:val="16"/>
+                <w:szCs w:val="16"/>
+              </w:rPr>
+              <w:t>js</w:t>
+            </w:r>
+            <w:proofErr w:type="spellEnd"/>
+            <w:r>
+              <w:rPr>
+                <w:rFonts w:ascii="Arial" w:eastAsia="Arial" w:hAnsi="Arial" w:cs="Arial"/>
+                <w:sz w:val="16"/>
+                <w:szCs w:val="16"/>
+              </w:rPr>
+              <w:t>/core/actions.js</w:t>
+            </w:r>
+          </w:p>
+        </w:tc>
+        <w:tc>
+          <w:tcPr>
+            <w:tcW w:w="1615" w:type="dxa"/>
+            <w:vAlign w:val="center"/>
+          </w:tcPr>
+          <w:p>
+            <w:pPr>
+              <w:pStyle w:val="NoSpacing"/>
+              <w:rPr>
+                <w:rFonts w:ascii="Arial" w:eastAsia="Arial" w:hAnsi="Arial" w:cs="Arial"/>
+                <w:sz w:val="16"/>
+                <w:szCs w:val="16"/>
+              </w:rPr>
+            </w:pPr>
+            <w:r>
+              <w:rPr>
+                <w:rFonts w:ascii="Arial" w:eastAsia="Arial" w:hAnsi="Arial" w:cs="Arial"/>
+                <w:sz w:val="16"/>
+                <w:szCs w:val="16"/>
+              </w:rPr>
+              <w:t>JavaScript</w:t>
+            </w:r>
+          </w:p>
+        </w:tc>
+      </w:tr>
+      <w:tr>
+        <w:tc>
+          <w:tcPr>
+            <w:tcW w:w="1255" w:type="dxa"/>
+            <w:vAlign w:val="center"/>
+          </w:tcPr>
+          <w:p>
+            <w:pPr>
+              <w:pStyle w:val="NoSpacing"/>
+              <w:rPr>
+                <w:rFonts w:ascii="Arial" w:eastAsia="Arial" w:hAnsi="Arial" w:cs="Arial"/>
+                <w:sz w:val="16"/>
+                <w:szCs w:val="16"/>
+              </w:rPr>
+            </w:pPr>
+            <w:r>
+              <w:rPr>
+                <w:rFonts w:ascii="Arial" w:eastAsia="Arial" w:hAnsi="Arial" w:cs="Arial"/>
+                <w:sz w:val="16"/>
+                <w:szCs w:val="16"/>
+              </w:rPr>
+              <w:t>CRUD functionality</w:t>
+            </w:r>
+          </w:p>
+        </w:tc>
+        <w:tc>
+          <w:tcPr>
+            <w:tcW w:w="2970" w:type="dxa"/>
+            <w:vAlign w:val="center"/>
+          </w:tcPr>
+          <w:p>
+            <w:pPr>
+              <w:pStyle w:val="NoSpacing"/>
+              <w:rPr>
+                <w:rFonts w:ascii="Arial" w:eastAsia="Arial" w:hAnsi="Arial" w:cs="Arial"/>
+                <w:sz w:val="16"/>
+                <w:szCs w:val="16"/>
+              </w:rPr>
+            </w:pPr>
+            <w:r>
+              <w:rPr>
+                <w:rFonts w:ascii="Arial" w:eastAsia="Arial" w:hAnsi="Arial" w:cs="Arial"/>
+                <w:sz w:val="16"/>
+                <w:szCs w:val="16"/>
+              </w:rPr>
+              <w:t>Database access abstraction layer; manages API communication for data operations</w:t>
+            </w:r>
+          </w:p>
+        </w:tc>
+        <w:tc>
+          <w:tcPr>
+            <w:tcW w:w="2430" w:type="dxa"/>
+          </w:tcPr>
+          <w:p>
+            <w:pPr>
+              <w:pStyle w:val="NoSpacing"/>
+              <w:rPr>
+                <w:rFonts w:ascii="Arial" w:eastAsia="Arial" w:hAnsi="Arial" w:cs="Arial"/>
+                <w:sz w:val="16"/>
+                <w:szCs w:val="16"/>
+              </w:rPr>
+            </w:pPr>
+            <w:r>
+              <w:rPr>
+                <w:rFonts w:ascii="Arial" w:eastAsia="Arial" w:hAnsi="Arial" w:cs="Arial"/>
+                <w:sz w:val="16"/>
+                <w:szCs w:val="16"/>
+              </w:rPr>
+              <w:pict w14:anchorId="49743AF3">
+                <v:shape id="_x0000_i7664" type="#_x0000_t75" style="width:540pt;height:45.75pt">
+                  <v:imagedata r:id="rId4" o:title=""/>
+                </v:shape>
+              </w:pict>
+            </w:r>
+          </w:p>
+        </w:tc>
+        <w:tc>
+          <w:tcPr>
+            <w:tcW w:w="2520" w:type="dxa"/>
+            <w:vAlign w:val="center"/>
+          </w:tcPr>
+          <w:p>
+            <w:pPr>
+              <w:pStyle w:val="NoSpacing"/>
+              <w:rPr>
+                <w:rFonts w:ascii="Arial" w:eastAsia="Arial" w:hAnsi="Arial" w:cs="Arial"/>
+                <w:sz w:val="16"/>
+                <w:szCs w:val="16"/>
+              </w:rPr>
+            </w:pPr>
+            <w:proofErr w:type="spellStart"/>
+            <w:r>
+              <w:rPr>
+                <w:rFonts w:ascii="Arial" w:eastAsia="Arial" w:hAnsi="Arial" w:cs="Arial"/>
+                <w:sz w:val="16"/>
+                <w:szCs w:val="16"/>
+              </w:rPr>
+              <w:t>src</w:t>
+            </w:r>
+            <w:proofErr w:type="spellEnd"/>
+            <w:r>
+              <w:rPr>
+                <w:rFonts w:ascii="Arial" w:eastAsia="Arial" w:hAnsi="Arial" w:cs="Arial"/>
+                <w:sz w:val="16"/>
+                <w:szCs w:val="16"/>
+              </w:rPr>
+              <w:t>/</w:t>
+            </w:r>
+            <w:proofErr w:type="spellStart"/>
+            <w:r>
+              <w:rPr>
+                <w:rFonts w:ascii="Arial" w:eastAsia="Arial" w:hAnsi="Arial" w:cs="Arial"/>
+                <w:sz w:val="16"/>
+                <w:szCs w:val="16"/>
+              </w:rPr>
+              <w:t>js</w:t>
+            </w:r>
+            <w:proofErr w:type="spellEnd"/>
+            <w:r>
+              <w:rPr>
+                <w:rFonts w:ascii="Arial" w:eastAsia="Arial" w:hAnsi="Arial" w:cs="Arial"/>
+                <w:sz w:val="16"/>
+                <w:szCs w:val="16"/>
+              </w:rPr>
+              <w:t>/core/repository.js</w:t>
+            </w:r>
+          </w:p>
+        </w:tc>
+        <w:tc>
+          <w:tcPr>
+            <w:tcW w:w="1615" w:type="dxa"/>
+            <w:vAlign w:val="center"/>
+          </w:tcPr>
+          <w:p>
+            <w:pPr>
+              <w:pStyle w:val="NoSpacing"/>
+              <w:rPr>
+                <w:rFonts w:ascii="Arial" w:eastAsia="Arial" w:hAnsi="Arial" w:cs="Arial"/>
+                <w:sz w:val="16"/>
+                <w:szCs w:val="16"/>
+              </w:rPr>
+            </w:pPr>
+            <w:r>
+              <w:rPr>
+                <w:rFonts w:ascii="Arial" w:eastAsia="Arial" w:hAnsi="Arial" w:cs="Arial"/>
+                <w:sz w:val="16"/>
+                <w:szCs w:val="16"/>
+              </w:rPr>
+              <w:t>JavaScript</w:t>
+            </w:r>
+          </w:p>
+        </w:tc>
+      </w:tr>
+      <w:tr>
+        <w:tc>
+          <w:tcPr>
+            <w:tcW w:w="1255" w:type="dxa"/>
+            <w:vAlign w:val="center"/>
+          </w:tcPr>
+          <w:p>
+            <w:pPr>
+              <w:pStyle w:val="NoSpacing"/>
+              <w:rPr>
+                <w:rFonts w:ascii="Arial" w:eastAsia="Arial" w:hAnsi="Arial" w:cs="Arial"/>
+                <w:sz w:val="16"/>
+                <w:szCs w:val="16"/>
+              </w:rPr>
+            </w:pPr>
+            <w:r>
+              <w:rPr>
+                <w:rFonts w:ascii="Arial" w:eastAsia="Arial" w:hAnsi="Arial" w:cs="Arial"/>
+                <w:sz w:val="16"/>
+                <w:szCs w:val="16"/>
+              </w:rPr>
+              <w:lastRenderedPageBreak/>
+              <w:t>Web reporting, Data visualisation</w:t>
+            </w:r>
+          </w:p>
+        </w:tc>
+        <w:tc>
+          <w:tcPr>
+            <w:tcW w:w="2970" w:type="dxa"/>
+            <w:vAlign w:val="center"/>
+          </w:tcPr>
+          <w:p>
+            <w:pPr>
+              <w:pStyle w:val="NoSpacing"/>
+              <w:rPr>
+                <w:rFonts w:ascii="Arial" w:eastAsia="Arial" w:hAnsi="Arial" w:cs="Arial"/>
+                <w:sz w:val="16"/>
+                <w:szCs w:val="16"/>
+              </w:rPr>
+            </w:pPr>
+            <w:r>
+              <w:rPr>
+                <w:rFonts w:ascii="Arial" w:eastAsia="Arial" w:hAnsi="Arial" w:cs="Arial"/>
+                <w:sz w:val="16"/>
+                <w:szCs w:val="16"/>
+              </w:rPr>
+              <w:t>Data formatting utilities: date, currency (£), percentage and other display transformations</w:t>
+            </w:r>
+          </w:p>
+        </w:tc>
+        <w:tc>
+          <w:tcPr>
+            <w:tcW w:w="2430" w:type="dxa"/>
+          </w:tcPr>
+          <w:p>
+            <w:pPr>
+              <w:pStyle w:val="NoSpacing"/>
+              <w:rPr>
+                <w:rFonts w:ascii="Arial" w:eastAsia="Arial" w:hAnsi="Arial" w:cs="Arial"/>
+                <w:sz w:val="16"/>
+                <w:szCs w:val="16"/>
+              </w:rPr>
+            </w:pPr>
+            <w:r>
+              <w:rPr>
+                <w:rFonts w:ascii="Arial" w:eastAsia="Arial" w:hAnsi="Arial" w:cs="Arial"/>
+                <w:sz w:val="16"/>
+                <w:szCs w:val="16"/>
+              </w:rPr>
+              <w:pict w14:anchorId="09DC551D">
+                <v:shape id="_x0000_i7665" type="#_x0000_t75" style="width:540pt;height:45.75pt">
+                  <v:imagedata r:id="rId4" o:title=""/>
+                </v:shape>
+              </w:pict>
+            </w:r>
+          </w:p>
+        </w:tc>
+        <w:tc>
+          <w:tcPr>
+            <w:tcW w:w="2520" w:type="dxa"/>
+            <w:vAlign w:val="center"/>
+          </w:tcPr>
+          <w:p>
+            <w:pPr>
+              <w:pStyle w:val="NoSpacing"/>
+              <w:rPr>
+                <w:rFonts w:ascii="Arial" w:eastAsia="Arial" w:hAnsi="Arial" w:cs="Arial"/>
+                <w:sz w:val="16"/>
+                <w:szCs w:val="16"/>
+              </w:rPr>
+            </w:pPr>
+            <w:proofErr w:type="spellStart"/>
+            <w:r>
+              <w:rPr>
+                <w:rFonts w:ascii="Arial" w:eastAsia="Arial" w:hAnsi="Arial" w:cs="Arial"/>
+                <w:sz w:val="16"/>
+                <w:szCs w:val="16"/>
+              </w:rPr>
+              <w:t>src</w:t>
+            </w:r>
+            <w:proofErr w:type="spellEnd"/>
+            <w:r>
+              <w:rPr>
+                <w:rFonts w:ascii="Arial" w:eastAsia="Arial" w:hAnsi="Arial" w:cs="Arial"/>
+                <w:sz w:val="16"/>
+                <w:szCs w:val="16"/>
+              </w:rPr>
+              <w:t>/</w:t>
+            </w:r>
+            <w:proofErr w:type="spellStart"/>
+            <w:r>
+              <w:rPr>
+                <w:rFonts w:ascii="Arial" w:eastAsia="Arial" w:hAnsi="Arial" w:cs="Arial"/>
+                <w:sz w:val="16"/>
+                <w:szCs w:val="16"/>
+              </w:rPr>
+              <w:t>js</w:t>
+            </w:r>
+            <w:proofErr w:type="spellEnd"/>
+            <w:r>
+              <w:rPr>
+                <w:rFonts w:ascii="Arial" w:eastAsia="Arial" w:hAnsi="Arial" w:cs="Arial"/>
+                <w:sz w:val="16"/>
+                <w:szCs w:val="16"/>
+              </w:rPr>
+              <w:t>/core/formatters.js</w:t>
+            </w:r>
+          </w:p>
+        </w:tc>
+        <w:tc>
+          <w:tcPr>
+            <w:tcW w:w="1615" w:type="dxa"/>
+            <w:vAlign w:val="center"/>
+          </w:tcPr>
+          <w:p>
+            <w:pPr>
+              <w:pStyle w:val="NoSpacing"/>
+              <w:rPr>
+                <w:rFonts w:ascii="Arial" w:eastAsia="Arial" w:hAnsi="Arial" w:cs="Arial"/>
+                <w:sz w:val="16"/>
+                <w:szCs w:val="16"/>
+              </w:rPr>
+            </w:pPr>
+            <w:r>
+              <w:rPr>
+                <w:rFonts w:ascii="Arial" w:eastAsia="Arial" w:hAnsi="Arial" w:cs="Arial"/>
+                <w:sz w:val="16"/>
+                <w:szCs w:val="16"/>
+              </w:rPr>
+              <w:t>JavaScript</w:t>
+            </w:r>
+          </w:p>
+        </w:tc>
+      </w:tr>
+      <w:tr>
+        <w:tc>
+          <w:tcPr>
+            <w:tcW w:w="1255" w:type="dxa"/>
+            <w:vAlign w:val="center"/>
+          </w:tcPr>
+          <w:p>
+            <w:pPr>
+              <w:pStyle w:val="NoSpacing"/>
+              <w:rPr>
+                <w:rFonts w:ascii="Arial" w:eastAsia="Arial" w:hAnsi="Arial" w:cs="Arial"/>
+                <w:sz w:val="16"/>
+                <w:szCs w:val="16"/>
+              </w:rPr>
+            </w:pPr>
+            <w:r>
+              <w:rPr>
+                <w:rFonts w:ascii="Arial" w:eastAsia="Arial" w:hAnsi="Arial" w:cs="Arial"/>
+                <w:sz w:val="16"/>
+                <w:szCs w:val="16"/>
+              </w:rPr>
+              <w:t>Web reporting</w:t>
+            </w:r>
+          </w:p>
+        </w:tc>
+        <w:tc>
+          <w:tcPr>
+            <w:tcW w:w="2970" w:type="dxa"/>
+            <w:vAlign w:val="center"/>
+          </w:tcPr>
+          <w:p>
+            <w:pPr>
+              <w:pStyle w:val="NoSpacing"/>
+              <w:rPr>
+                <w:rFonts w:ascii="Arial" w:eastAsia="Arial" w:hAnsi="Arial" w:cs="Arial"/>
+                <w:sz w:val="16"/>
+                <w:szCs w:val="16"/>
+              </w:rPr>
+            </w:pPr>
+            <w:r>
+              <w:rPr>
+                <w:rFonts w:ascii="Arial" w:eastAsia="Arial" w:hAnsi="Arial" w:cs="Arial"/>
+                <w:sz w:val="16"/>
+                <w:szCs w:val="16"/>
+              </w:rPr>
+              <w:t>UI utility functions for DOM manipulation, element visibility toggling, and user feedback</w:t>
+            </w:r>
+          </w:p>
+        </w:tc>
+        <w:tc>
+          <w:tcPr>
+            <w:tcW w:w="2430" w:type="dxa"/>
+          </w:tcPr>
+          <w:p>
+            <w:pPr>
+              <w:pStyle w:val="NoSpacing"/>
+              <w:rPr>
+                <w:rFonts w:ascii="Arial" w:eastAsia="Arial" w:hAnsi="Arial" w:cs="Arial"/>
+                <w:sz w:val="16"/>
+                <w:szCs w:val="16"/>
+              </w:rPr>
+            </w:pPr>
+            <w:r>
+              <w:rPr>
+                <w:rFonts w:ascii="Arial" w:eastAsia="Arial" w:hAnsi="Arial" w:cs="Arial"/>
+                <w:sz w:val="16"/>
+                <w:szCs w:val="16"/>
+              </w:rPr>
+              <w:pict w14:anchorId="118565A2">
+                <v:shape id="_x0000_i7666" type="#_x0000_t75" style="width:540pt;height:45.75pt">
+                  <v:imagedata r:id="rId4" o:title=""/>
+                </v:shape>
+              </w:pict>
+            </w:r>
+          </w:p>
+        </w:tc>
+        <w:tc>
+          <w:tcPr>
+            <w:tcW w:w="2520" w:type="dxa"/>
+            <w:vAlign w:val="center"/>
+          </w:tcPr>
+          <w:p>
+            <w:pPr>
+              <w:pStyle w:val="NoSpacing"/>
+              <w:rPr>
+                <w:rFonts w:ascii="Arial" w:eastAsia="Arial" w:hAnsi="Arial" w:cs="Arial"/>
+                <w:sz w:val="16"/>
+                <w:szCs w:val="16"/>
+              </w:rPr>
+            </w:pPr>
+            <w:proofErr w:type="spellStart"/>
+            <w:r>
+              <w:rPr>
+                <w:rFonts w:ascii="Arial" w:eastAsia="Arial" w:hAnsi="Arial" w:cs="Arial"/>
+                <w:sz w:val="16"/>
+                <w:szCs w:val="16"/>
+              </w:rPr>
+              <w:t>src</w:t>
+            </w:r>
+            <w:proofErr w:type="spellEnd"/>
+            <w:r>
+              <w:rPr>
+                <w:rFonts w:ascii="Arial" w:eastAsia="Arial" w:hAnsi="Arial" w:cs="Arial"/>
+                <w:sz w:val="16"/>
+                <w:szCs w:val="16"/>
+              </w:rPr>
+              <w:t>/</w:t>
+            </w:r>
+            <w:proofErr w:type="spellStart"/>
+            <w:r>
+              <w:rPr>
+                <w:rFonts w:ascii="Arial" w:eastAsia="Arial" w:hAnsi="Arial" w:cs="Arial"/>
+                <w:sz w:val="16"/>
+                <w:szCs w:val="16"/>
+              </w:rPr>
+              <w:t>js</w:t>
+            </w:r>
+            <w:proofErr w:type="spellEnd"/>
+            <w:r>
+              <w:rPr>
+                <w:rFonts w:ascii="Arial" w:eastAsia="Arial" w:hAnsi="Arial" w:cs="Arial"/>
+                <w:sz w:val="16"/>
+                <w:szCs w:val="16"/>
+              </w:rPr>
+              <w:t>/core/ui.js</w:t>
+            </w:r>
+          </w:p>
+        </w:tc>
+        <w:tc>
+          <w:tcPr>
+            <w:tcW w:w="1615" w:type="dxa"/>
+            <w:vAlign w:val="center"/>
+          </w:tcPr>
+          <w:p>
+            <w:pPr>
+              <w:pStyle w:val="NoSpacing"/>
+              <w:rPr>
+                <w:rFonts w:ascii="Arial" w:eastAsia="Arial" w:hAnsi="Arial" w:cs="Arial"/>
+                <w:sz w:val="16"/>
+                <w:szCs w:val="16"/>
+              </w:rPr>
+            </w:pPr>
+            <w:r>
+              <w:rPr>
+                <w:rFonts w:ascii="Arial" w:eastAsia="Arial" w:hAnsi="Arial" w:cs="Arial"/>
+                <w:sz w:val="16"/>
+                <w:szCs w:val="16"/>
+              </w:rPr>
+              <w:t>JavaScript</w:t>
+            </w:r>
+          </w:p>
+        </w:tc>
+      </w:tr>
+      <w:tr>
+        <w:tc>
+          <w:tcPr>
+            <w:tcW w:w="1255" w:type="dxa"/>
+            <w:vAlign w:val="center"/>
+          </w:tcPr>
+          <w:p>
+            <w:pPr>
+              <w:pStyle w:val="NoSpacing"/>
+              <w:rPr>
+                <w:rFonts w:ascii="Arial" w:eastAsia="Arial" w:hAnsi="Arial" w:cs="Arial"/>
+                <w:sz w:val="16"/>
+                <w:szCs w:val="16"/>
+              </w:rPr>
+            </w:pPr>
+            <w:r>
+              <w:rPr>
+                <w:rFonts w:ascii="Arial" w:eastAsia="Arial" w:hAnsi="Arial" w:cs="Arial"/>
+                <w:sz w:val="16"/>
+                <w:szCs w:val="16"/>
+              </w:rPr>
+              <w:t>Web reporting</w:t>
+            </w:r>
+          </w:p>
+        </w:tc>
+        <w:tc>
+          <w:tcPr>
+            <w:tcW w:w="2970" w:type="dxa"/>
+            <w:vAlign w:val="center"/>
+          </w:tcPr>
+          <w:p>
+            <w:pPr>
+              <w:pStyle w:val="NoSpacing"/>
+              <w:rPr>
+                <w:rFonts w:ascii="Arial" w:eastAsia="Arial" w:hAnsi="Arial" w:cs="Arial"/>
+                <w:sz w:val="16"/>
+                <w:szCs w:val="16"/>
+              </w:rPr>
+            </w:pPr>
+            <w:r>
+              <w:rPr>
+                <w:rFonts w:ascii="Arial" w:eastAsia="Arial" w:hAnsi="Arial" w:cs="Arial"/>
+                <w:sz w:val="16"/>
+                <w:szCs w:val="16"/>
+              </w:rPr>
+              <w:t>DOM manipulation helpers for enrolments module; element selection and modification</w:t>
+            </w:r>
+          </w:p>
+        </w:tc>
+        <w:tc>
+          <w:tcPr>
+            <w:tcW w:w="2430" w:type="dxa"/>
+          </w:tcPr>
+          <w:p>
+            <w:pPr>
+              <w:pStyle w:val="NoSpacing"/>
+              <w:rPr>
+                <w:rFonts w:ascii="Arial" w:eastAsia="Arial" w:hAnsi="Arial" w:cs="Arial"/>
+                <w:sz w:val="16"/>
+                <w:szCs w:val="16"/>
+              </w:rPr>
+            </w:pPr>
+            <w:r>
+              <w:rPr>
+                <w:rFonts w:ascii="Arial" w:eastAsia="Arial" w:hAnsi="Arial" w:cs="Arial"/>
+                <w:sz w:val="16"/>
+                <w:szCs w:val="16"/>
+              </w:rPr>
+              <w:pict w14:anchorId="3E061CBE">
+                <v:shape id="_x0000_i7667" type="#_x0000_t75" style="width:540pt;height:45.75pt">
+                  <v:imagedata r:id="rId4" o:title=""/>
+                </v:shape>
+              </w:pict>
+            </w:r>
+          </w:p>
+        </w:tc>
+        <w:tc>
+          <w:tcPr>
+            <w:tcW w:w="2520" w:type="dxa"/>
+            <w:vAlign w:val="center"/>
+          </w:tcPr>
+          <w:p>
+            <w:pPr>
+              <w:pStyle w:val="NoSpacing"/>
+              <w:rPr>
+                <w:rFonts w:ascii="Arial" w:eastAsia="Arial" w:hAnsi="Arial" w:cs="Arial"/>
+                <w:sz w:val="16"/>
+                <w:szCs w:val="16"/>
+              </w:rPr>
+            </w:pPr>
+            <w:proofErr w:type="spellStart"/>
+            <w:r>
+              <w:rPr>
+                <w:rFonts w:ascii="Arial" w:eastAsia="Arial" w:hAnsi="Arial" w:cs="Arial"/>
+                <w:sz w:val="16"/>
+                <w:szCs w:val="16"/>
+              </w:rPr>
+              <w:t>src</w:t>
+            </w:r>
+            <w:proofErr w:type="spellEnd"/>
+            <w:r>
+              <w:rPr>
+                <w:rFonts w:ascii="Arial" w:eastAsia="Arial" w:hAnsi="Arial" w:cs="Arial"/>
+                <w:sz w:val="16"/>
+                <w:szCs w:val="16"/>
+              </w:rPr>
+              <w:t>/</w:t>
+            </w:r>
+            <w:proofErr w:type="spellStart"/>
+            <w:r>
+              <w:rPr>
+                <w:rFonts w:ascii="Arial" w:eastAsia="Arial" w:hAnsi="Arial" w:cs="Arial"/>
+                <w:sz w:val="16"/>
+                <w:szCs w:val="16"/>
+              </w:rPr>
+              <w:t>js</w:t>
+            </w:r>
+            <w:proofErr w:type="spellEnd"/>
+            <w:r>
+              <w:rPr>
+                <w:rFonts w:ascii="Arial" w:eastAsia="Arial" w:hAnsi="Arial" w:cs="Arial"/>
+                <w:sz w:val="16"/>
+                <w:szCs w:val="16"/>
+              </w:rPr>
+              <w:t>/roman/dom.js</w:t>
+            </w:r>
+          </w:p>
+        </w:tc>
+        <w:tc>
+          <w:tcPr>
+            <w:tcW w:w="1615" w:type="dxa"/>
+            <w:vAlign w:val="center"/>
+          </w:tcPr>
+          <w:p>
+            <w:pPr>
+              <w:pStyle w:val="NoSpacing"/>
+              <w:rPr>
+                <w:rFonts w:ascii="Arial" w:eastAsia="Arial" w:hAnsi="Arial" w:cs="Arial"/>
+                <w:sz w:val="16"/>
+                <w:szCs w:val="16"/>
+              </w:rPr>
+            </w:pPr>
+            <w:r>
+              <w:rPr>
+                <w:rFonts w:ascii="Arial" w:eastAsia="Arial" w:hAnsi="Arial" w:cs="Arial"/>
+                <w:sz w:val="16"/>
+                <w:szCs w:val="16"/>
+              </w:rPr>
+              <w:t>JavaScript</w:t>
+            </w:r>
+          </w:p>
+        </w:tc>
+      </w:tr>
+      <w:tr>
+        <w:tc>
+          <w:tcPr>
+            <w:tcW w:w="1255" w:type="dxa"/>
+            <w:vAlign w:val="center"/>
+          </w:tcPr>
+          <w:p>
+            <w:pPr>
+              <w:pStyle w:val="NoSpacing"/>
+              <w:rPr>
+                <w:rFonts w:ascii="Arial" w:eastAsia="Arial" w:hAnsi="Arial" w:cs="Arial"/>
+                <w:sz w:val="16"/>
+                <w:szCs w:val="16"/>
+              </w:rPr>
+            </w:pPr>
+            <w:r>
+              <w:rPr>
+                <w:rFonts w:ascii="Arial" w:eastAsia="Arial" w:hAnsi="Arial" w:cs="Arial"/>
+                <w:sz w:val="16"/>
+                <w:szCs w:val="16"/>
+              </w:rPr>
+              <w:t>CRUD functionality</w:t>
+            </w:r>
+          </w:p>
+        </w:tc>
+        <w:tc>
+          <w:tcPr>
+            <w:tcW w:w="2970" w:type="dxa"/>
+            <w:vAlign w:val="center"/>
+          </w:tcPr>
+          <w:p>
+            <w:pPr>
+              <w:pStyle w:val="NoSpacing"/>
+              <w:rPr>
+                <w:rFonts w:ascii="Arial" w:eastAsia="Arial" w:hAnsi="Arial" w:cs="Arial"/>
+                <w:sz w:val="16"/>
+                <w:szCs w:val="16"/>
+              </w:rPr>
+            </w:pPr>
+            <w:r>
+              <w:rPr>
+                <w:rFonts w:ascii="Arial" w:eastAsia="Arial" w:hAnsi="Arial" w:cs="Arial"/>
+                <w:sz w:val="16"/>
+                <w:szCs w:val="16"/>
+              </w:rPr>
+              <w:t>Reference data management for enrolments (statuses, filters, dropdown options)</w:t>
+            </w:r>
+          </w:p>
+        </w:tc>
+        <w:tc>
+          <w:tcPr>
+            <w:tcW w:w="2430" w:type="dxa"/>
+          </w:tcPr>
+          <w:p>
+            <w:pPr>
+              <w:pStyle w:val="NoSpacing"/>
+              <w:rPr>
+                <w:rFonts w:ascii="Arial" w:eastAsia="Arial" w:hAnsi="Arial" w:cs="Arial"/>
+                <w:sz w:val="16"/>
+                <w:szCs w:val="16"/>
+              </w:rPr>
+            </w:pPr>
+            <w:r>
+              <w:rPr>
+                <w:rFonts w:ascii="Arial" w:eastAsia="Arial" w:hAnsi="Arial" w:cs="Arial"/>
+                <w:sz w:val="16"/>
+                <w:szCs w:val="16"/>
+              </w:rPr>
+              <w:pict w14:anchorId="6ADDC6E2">
+                <v:shape id="_x0000_i7668" type="#_x0000_t75" style="width:540pt;height:45.75pt">
+                  <v:imagedata r:id="rId4" o:title=""/>
+                </v:shape>
+              </w:pict>
+            </w:r>
+          </w:p>
+        </w:tc>
+        <w:tc>
+          <w:tcPr>
+            <w:tcW w:w="2520" w:type="dxa"/>
+            <w:vAlign w:val="center"/>
+          </w:tcPr>
+          <w:p>
+            <w:pPr>
+              <w:pStyle w:val="NoSpacing"/>
+              <w:rPr>
+                <w:rFonts w:ascii="Arial" w:eastAsia="Arial" w:hAnsi="Arial" w:cs="Arial"/>
+                <w:sz w:val="16"/>
+                <w:szCs w:val="16"/>
+              </w:rPr>
+            </w:pPr>
+            <w:proofErr w:type="spellStart"/>
+            <w:r>
+              <w:rPr>
+                <w:rFonts w:ascii="Arial" w:eastAsia="Arial" w:hAnsi="Arial" w:cs="Arial"/>
+                <w:sz w:val="16"/>
+                <w:szCs w:val="16"/>
+              </w:rPr>
+              <w:t>src</w:t>
+            </w:r>
+            <w:proofErr w:type="spellEnd"/>
+            <w:r>
+              <w:rPr>
+                <w:rFonts w:ascii="Arial" w:eastAsia="Arial" w:hAnsi="Arial" w:cs="Arial"/>
+                <w:sz w:val="16"/>
+                <w:szCs w:val="16"/>
+              </w:rPr>
+              <w:t>/</w:t>
+            </w:r>
+            <w:proofErr w:type="spellStart"/>
+            <w:r>
+              <w:rPr>
+                <w:rFonts w:ascii="Arial" w:eastAsia="Arial" w:hAnsi="Arial" w:cs="Arial"/>
+                <w:sz w:val="16"/>
+                <w:szCs w:val="16"/>
+              </w:rPr>
+              <w:t>js</w:t>
+            </w:r>
+            <w:proofErr w:type="spellEnd"/>
+            <w:r>
+              <w:rPr>
+                <w:rFonts w:ascii="Arial" w:eastAsia="Arial" w:hAnsi="Arial" w:cs="Arial"/>
+                <w:sz w:val="16"/>
+                <w:szCs w:val="16"/>
+              </w:rPr>
+              <w:t>/roman/refs.js</w:t>
+            </w:r>
+          </w:p>
+        </w:tc>
+        <w:tc>
+          <w:tcPr>
+            <w:tcW w:w="1615" w:type="dxa"/>
+            <w:vAlign w:val="center"/>
+          </w:tcPr>
+          <w:p>
+            <w:pPr>
+              <w:pStyle w:val="NoSpacing"/>
+              <w:rPr>
+                <w:rFonts w:ascii="Arial" w:eastAsia="Arial" w:hAnsi="Arial" w:cs="Arial"/>
+                <w:sz w:val="16"/>
+                <w:szCs w:val="16"/>
+              </w:rPr>
+            </w:pPr>
+            <w:r>
+              <w:rPr>
+                <w:rFonts w:ascii="Arial" w:eastAsia="Arial" w:hAnsi="Arial" w:cs="Arial"/>
+                <w:sz w:val="16"/>
+                <w:szCs w:val="16"/>
+              </w:rPr>
+              <w:t>JavaScript</w:t>
+            </w:r>
+          </w:p>
+        </w:tc>
+      </w:tr>
+      <w:tr>
+        <w:tc>
+          <w:tcPr>
+            <w:tcW w:w="1255" w:type="dxa"/>
+            <w:vAlign w:val="center"/>
+          </w:tcPr>
+          <w:p>
+            <w:pPr>
+              <w:pStyle w:val="NoSpacing"/>
+              <w:rPr>
+                <w:rFonts w:ascii="Arial" w:eastAsia="Arial" w:hAnsi="Arial" w:cs="Arial"/>
+                <w:sz w:val="16"/>
+                <w:szCs w:val="16"/>
+              </w:rPr>
+            </w:pPr>
+            <w:r>
+              <w:rPr>
+                <w:rFonts w:ascii="Arial" w:eastAsia="Arial" w:hAnsi="Arial" w:cs="Arial"/>
+                <w:sz w:val="16"/>
+                <w:szCs w:val="16"/>
+              </w:rPr>
+              <w:t>CRUD functionality</w:t>
+            </w:r>
+          </w:p>
+        </w:tc>
+        <w:tc>
+          <w:tcPr>
+            <w:tcW w:w="2970" w:type="dxa"/>
+            <w:vAlign w:val="center"/>
+          </w:tcPr>
+          <w:p>
+            <w:pPr>
+              <w:pStyle w:val="NoSpacing"/>
+              <w:rPr>
+                <w:rFonts w:ascii="Arial" w:eastAsia="Arial" w:hAnsi="Arial" w:cs="Arial"/>
+                <w:sz w:val="16"/>
+                <w:szCs w:val="16"/>
+              </w:rPr>
+            </w:pPr>
+            <w:r>
+              <w:rPr>
+                <w:rFonts w:ascii="Arial" w:eastAsia="Arial" w:hAnsi="Arial" w:cs="Arial"/>
+                <w:sz w:val="16"/>
+                <w:szCs w:val="16"/>
+              </w:rPr>
+              <w:t>State management for enrolments page; maintains current filter and display state</w:t>
+            </w:r>
+          </w:p>
+        </w:tc>
+        <w:tc>
+          <w:tcPr>
+            <w:tcW w:w="2430" w:type="dxa"/>
+          </w:tcPr>
+          <w:p>
+            <w:pPr>
+              <w:pStyle w:val="NoSpacing"/>
+              <w:rPr>
+                <w:rFonts w:ascii="Arial" w:eastAsia="Arial" w:hAnsi="Arial" w:cs="Arial"/>
+                <w:sz w:val="16"/>
+                <w:szCs w:val="16"/>
+              </w:rPr>
+            </w:pPr>
+            <w:r>
+              <w:rPr>
+                <w:rFonts w:ascii="Arial" w:eastAsia="Arial" w:hAnsi="Arial" w:cs="Arial"/>
+                <w:sz w:val="16"/>
+                <w:szCs w:val="16"/>
+              </w:rPr>
+              <w:pict w14:anchorId="105B0A59">
+                <v:shape id="_x0000_i7669" type="#_x0000_t75" style="width:540pt;height:45.75pt">
+                  <v:imagedata r:id="rId4" o:title=""/>
+                </v:shape>
+              </w:pict>
+            </w:r>
+          </w:p>
+        </w:tc>
+        <w:tc>
+          <w:tcPr>
+            <w:tcW w:w="2520" w:type="dxa"/>
+            <w:vAlign w:val="center"/>
+          </w:tcPr>
+          <w:p>
+            <w:pPr>
+              <w:pStyle w:val="NoSpacing"/>
+              <w:rPr>
+                <w:rFonts w:ascii="Arial" w:eastAsia="Arial" w:hAnsi="Arial" w:cs="Arial"/>
+                <w:sz w:val="16"/>
+                <w:szCs w:val="16"/>
+              </w:rPr>
+            </w:pPr>
+            <w:proofErr w:type="spellStart"/>
+            <w:r>
+              <w:rPr>
+                <w:rFonts w:ascii="Arial" w:eastAsia="Arial" w:hAnsi="Arial" w:cs="Arial"/>
+                <w:sz w:val="16"/>
+                <w:szCs w:val="16"/>
+              </w:rPr>
+              <w:t>src</w:t>
+            </w:r>
+            <w:proofErr w:type="spellEnd"/>
+            <w:r>
+              <w:rPr>
+                <w:rFonts w:ascii="Arial" w:eastAsia="Arial" w:hAnsi="Arial" w:cs="Arial"/>
+                <w:sz w:val="16"/>
+                <w:szCs w:val="16"/>
+              </w:rPr>
+              <w:t>/</w:t>
+            </w:r>
+            <w:proofErr w:type="spellStart"/>
+            <w:r>
+              <w:rPr>
+                <w:rFonts w:ascii="Arial" w:eastAsia="Arial" w:hAnsi="Arial" w:cs="Arial"/>
+                <w:sz w:val="16"/>
+                <w:szCs w:val="16"/>
+              </w:rPr>
+              <w:t>js</w:t>
+            </w:r>
+            <w:proofErr w:type="spellEnd"/>
+            <w:r>
+              <w:rPr>
+                <w:rFonts w:ascii="Arial" w:eastAsia="Arial" w:hAnsi="Arial" w:cs="Arial"/>
+                <w:sz w:val="16"/>
+                <w:szCs w:val="16"/>
+              </w:rPr>
+              <w:t>/roman/state.js</w:t>
+            </w:r>
+          </w:p>
+        </w:tc>
+        <w:tc>
+          <w:tcPr>
+            <w:tcW w:w="1615" w:type="dxa"/>
+            <w:vAlign w:val="center"/>
+          </w:tcPr>
+          <w:p>
+            <w:pPr>
+              <w:pStyle w:val="NoSpacing"/>
+              <w:rPr>
+                <w:rFonts w:ascii="Arial" w:eastAsia="Arial" w:hAnsi="Arial" w:cs="Arial"/>
+                <w:sz w:val="16"/>
+                <w:szCs w:val="16"/>
+              </w:rPr>
+            </w:pPr>
+            <w:r>
+              <w:rPr>
+                <w:rFonts w:ascii="Arial" w:eastAsia="Arial" w:hAnsi="Arial" w:cs="Arial"/>
+                <w:sz w:val="16"/>
+                <w:szCs w:val="16"/>
+              </w:rPr>
+              <w:t>JavaScript</w:t>
+            </w:r>
+          </w:p>
+        </w:tc>
+      </w:tr>
+      <w:tr>
+        <w:tc>
+          <w:tcPr>
+            <w:tcW w:w="1255" w:type="dxa"/>
+            <w:vAlign w:val="center"/>
+          </w:tcPr>
+          <w:p>
+            <w:pPr>
+              <w:pStyle w:val="NoSpacing"/>
+              <w:rPr>
+                <w:rFonts w:ascii="Arial" w:eastAsia="Arial" w:hAnsi="Arial" w:cs="Arial"/>
+                <w:sz w:val="16"/>
+                <w:szCs w:val="16"/>
+              </w:rPr>
+            </w:pPr>
+            <w:r>
+              <w:rPr>
+                <w:rFonts w:ascii="Arial" w:eastAsia="Arial" w:hAnsi="Arial" w:cs="Arial"/>
+                <w:sz w:val="16"/>
+                <w:szCs w:val="16"/>
+              </w:rPr>
+              <w:t>Web reporting, CRUD functionality</w:t>
+            </w:r>
+          </w:p>
+        </w:tc>
+        <w:tc>
+          <w:tcPr>
+            <w:tcW w:w="2970" w:type="dxa"/>
+            <w:vAlign w:val="center"/>
+          </w:tcPr>
+          <w:p>
+            <w:pPr>
+              <w:pStyle w:val="NoSpacing"/>
+              <w:rPr>
+                <w:rFonts w:ascii="Arial" w:eastAsia="Arial" w:hAnsi="Arial" w:cs="Arial"/>
+                <w:sz w:val="16"/>
+                <w:szCs w:val="16"/>
+              </w:rPr>
+            </w:pPr>
+            <w:r>
+              <w:rPr>
+                <w:rFonts w:ascii="Arial" w:eastAsia="Arial" w:hAnsi="Arial" w:cs="Arial"/>
+                <w:sz w:val="16"/>
+                <w:szCs w:val="16"/>
+              </w:rPr>
+              <w:t>Page controller for enrolments display; coordinates table rendering, filtering and form operations</w:t>
+            </w:r>
+          </w:p>
+        </w:tc>
+        <w:tc>
+          <w:tcPr>
+            <w:tcW w:w="2430" w:type="dxa"/>
+          </w:tcPr>
+          <w:p>
+            <w:pPr>
+              <w:pStyle w:val="NoSpacing"/>
+              <w:rPr>
+                <w:rFonts w:ascii="Arial" w:eastAsia="Arial" w:hAnsi="Arial" w:cs="Arial"/>
+                <w:sz w:val="16"/>
+                <w:szCs w:val="16"/>
+              </w:rPr>
+            </w:pPr>
+            <w:r>
+              <w:rPr>
+                <w:rFonts w:ascii="Arial" w:eastAsia="Arial" w:hAnsi="Arial" w:cs="Arial"/>
+                <w:sz w:val="16"/>
+                <w:szCs w:val="16"/>
+              </w:rPr>
+              <w:pict w14:anchorId="75CF6840">
+                <v:shape id="_x0000_i7670" type="#_x0000_t75" style="width:540pt;height:45.75pt">
+                  <v:imagedata r:id="rId4" o:title=""/>
+                </v:shape>
+              </w:pict>
+            </w:r>
+          </w:p>
+        </w:tc>
+        <w:tc>
+          <w:tcPr>
+            <w:tcW w:w="2520" w:type="dxa"/>
+            <w:vAlign w:val="center"/>
+          </w:tcPr>
+          <w:p>
+            <w:pPr>
+              <w:pStyle w:val="NoSpacing"/>
+              <w:rPr>
+                <w:rFonts w:ascii="Arial" w:eastAsia="Arial" w:hAnsi="Arial" w:cs="Arial"/>
+                <w:sz w:val="16"/>
+                <w:szCs w:val="16"/>
+              </w:rPr>
+            </w:pPr>
+            <w:proofErr w:type="spellStart"/>
+            <w:r>
+              <w:rPr>
+                <w:rFonts w:ascii="Arial" w:eastAsia="Arial" w:hAnsi="Arial" w:cs="Arial"/>
+                <w:sz w:val="16"/>
+                <w:szCs w:val="16"/>
+              </w:rPr>
+              <w:t>src</w:t>
+            </w:r>
+            <w:proofErr w:type="spellEnd"/>
+            <w:r>
+              <w:rPr>
+                <w:rFonts w:ascii="Arial" w:eastAsia="Arial" w:hAnsi="Arial" w:cs="Arial"/>
+                <w:sz w:val="16"/>
+                <w:szCs w:val="16"/>
+              </w:rPr>
+              <w:t>/</w:t>
+            </w:r>
+            <w:proofErr w:type="spellStart"/>
+            <w:r>
+              <w:rPr>
+                <w:rFonts w:ascii="Arial" w:eastAsia="Arial" w:hAnsi="Arial" w:cs="Arial"/>
+                <w:sz w:val="16"/>
+                <w:szCs w:val="16"/>
+              </w:rPr>
+              <w:t>js</w:t>
+            </w:r>
+            <w:proofErr w:type="spellEnd"/>
+            <w:r>
+              <w:rPr>
+                <w:rFonts w:ascii="Arial" w:eastAsia="Arial" w:hAnsi="Arial" w:cs="Arial"/>
+                <w:sz w:val="16"/>
+                <w:szCs w:val="16"/>
+              </w:rPr>
+              <w:t>/roman/enrolmentsPage.js</w:t>
+            </w:r>
+          </w:p>
+        </w:tc>
+        <w:tc>
+          <w:tcPr>
+            <w:tcW w:w="1615" w:type="dxa"/>
+            <w:vAlign w:val="center"/>
+          </w:tcPr>
+          <w:p>
+            <w:pPr>
+              <w:pStyle w:val="NoSpacing"/>
+              <w:rPr>
+                <w:rFonts w:ascii="Arial" w:eastAsia="Arial" w:hAnsi="Arial" w:cs="Arial"/>
+                <w:sz w:val="16"/>
+                <w:szCs w:val="16"/>
+              </w:rPr>
+            </w:pPr>
+            <w:r>
+              <w:rPr>
+                <w:rFonts w:ascii="Arial" w:eastAsia="Arial" w:hAnsi="Arial" w:cs="Arial"/>
+                <w:sz w:val="16"/>
+                <w:szCs w:val="16"/>
+              </w:rPr>
+              <w:t>JavaScript</w:t>
+            </w:r>
+          </w:p>
+        </w:tc>
+      </w:tr>
+      <w:tr>
+        <w:tc>
+          <w:tcPr>
+            <w:tcW w:w="1255" w:type="dxa"/>
+            <w:vAlign w:val="center"/>
+          </w:tcPr>
+          <w:p>
+            <w:pPr>
+              <w:pStyle w:val="NoSpacing"/>
+              <w:rPr>
+                <w:rFonts w:ascii="Arial" w:eastAsia="Arial" w:hAnsi="Arial" w:cs="Arial"/>
+                <w:sz w:val="16"/>
+                <w:szCs w:val="16"/>
+              </w:rPr>
+            </w:pPr>
+            <w:r>
+              <w:rPr>
+                <w:rFonts w:ascii="Arial" w:eastAsia="Arial" w:hAnsi="Arial" w:cs="Arial"/>
+                <w:sz w:val="16"/>
+                <w:szCs w:val="16"/>
+              </w:rPr>
+              <w:t>CRUD functionality</w:t>
+            </w:r>
+          </w:p>
+        </w:tc>
+        <w:tc>
+          <w:tcPr>
+            <w:tcW w:w="2970" w:type="dxa"/>
+            <w:vAlign w:val="center"/>
+          </w:tcPr>
+          <w:p>
+            <w:pPr>
+              <w:pStyle w:val="NoSpacing"/>
+              <w:rPr>
+                <w:rFonts w:ascii="Arial" w:eastAsia="Arial" w:hAnsi="Arial" w:cs="Arial"/>
+                <w:sz w:val="16"/>
+                <w:szCs w:val="16"/>
+              </w:rPr>
+            </w:pPr>
+            <w:r>
+              <w:rPr>
+                <w:rFonts w:ascii="Arial" w:eastAsia="Arial" w:hAnsi="Arial" w:cs="Arial"/>
+                <w:sz w:val="16"/>
+                <w:szCs w:val="16"/>
+              </w:rPr>
+              <w:t>Attendance tracking: manages student attendance records with add/edit/delete and table display</w:t>
+            </w:r>
+          </w:p>
+        </w:tc>
+        <w:tc>
+          <w:tcPr>
+            <w:tcW w:w="2430" w:type="dxa"/>
+          </w:tcPr>
+          <w:p>
+            <w:pPr>
+              <w:pStyle w:val="NoSpacing"/>
+              <w:rPr>
+                <w:rFonts w:ascii="Arial" w:eastAsia="Arial" w:hAnsi="Arial" w:cs="Arial"/>
+                <w:sz w:val="16"/>
+                <w:szCs w:val="16"/>
+              </w:rPr>
+            </w:pPr>
+            <w:r>
+              <w:rPr>
+                <w:rFonts w:ascii="Arial" w:eastAsia="Arial" w:hAnsi="Arial" w:cs="Arial"/>
+                <w:sz w:val="16"/>
+                <w:szCs w:val="16"/>
+              </w:rPr>
+              <w:pict w14:anchorId="1C46E3DE">
+                <v:shape id="_x0000_i7671" type="#_x0000_t75" style="width:540pt;height:45.75pt">
+                  <v:imagedata r:id="rId4" o:title=""/>
+                </v:shape>
+              </w:pict>
+            </w:r>
+          </w:p>
+        </w:tc>
+        <w:tc>
+          <w:tcPr>
+            <w:tcW w:w="2520" w:type="dxa"/>
+            <w:vAlign w:val="center"/>
+          </w:tcPr>
+          <w:p>
+            <w:pPr>
+              <w:pStyle w:val="NoSpacing"/>
+              <w:rPr>
+                <w:rFonts w:ascii="Arial" w:eastAsia="Arial" w:hAnsi="Arial" w:cs="Arial"/>
+                <w:sz w:val="16"/>
+                <w:szCs w:val="16"/>
+              </w:rPr>
+            </w:pPr>
+            <w:proofErr w:type="spellStart"/>
+            <w:r>
+              <w:rPr>
+                <w:rFonts w:ascii="Arial" w:eastAsia="Arial" w:hAnsi="Arial" w:cs="Arial"/>
+                <w:sz w:val="16"/>
+                <w:szCs w:val="16"/>
+              </w:rPr>
+              <w:t>src</w:t>
+            </w:r>
+            <w:proofErr w:type="spellEnd"/>
+            <w:r>
+              <w:rPr>
+                <w:rFonts w:ascii="Arial" w:eastAsia="Arial" w:hAnsi="Arial" w:cs="Arial"/>
+                <w:sz w:val="16"/>
+                <w:szCs w:val="16"/>
+              </w:rPr>
+              <w:t>/</w:t>
+            </w:r>
+            <w:proofErr w:type="spellStart"/>
+            <w:r>
+              <w:rPr>
+                <w:rFonts w:ascii="Arial" w:eastAsia="Arial" w:hAnsi="Arial" w:cs="Arial"/>
+                <w:sz w:val="16"/>
+                <w:szCs w:val="16"/>
+              </w:rPr>
+              <w:t>js</w:t>
+            </w:r>
+            <w:proofErr w:type="spellEnd"/>
+            <w:r>
+              <w:rPr>
+                <w:rFonts w:ascii="Arial" w:eastAsia="Arial" w:hAnsi="Arial" w:cs="Arial"/>
+                <w:sz w:val="16"/>
+                <w:szCs w:val="16"/>
+              </w:rPr>
+              <w:t>/roman/attendance/attendanceForm.js, attendanceRepo.js, attendanceTable.js</w:t>
+            </w:r>
+          </w:p>
+        </w:tc>
+        <w:tc>
+          <w:tcPr>
+            <w:tcW w:w="1615" w:type="dxa"/>
+            <w:vAlign w:val="center"/>
+          </w:tcPr>
+          <w:p>
+            <w:pPr>
+              <w:pStyle w:val="NoSpacing"/>
+              <w:rPr>
+                <w:rFonts w:ascii="Arial" w:eastAsia="Arial" w:hAnsi="Arial" w:cs="Arial"/>
+                <w:sz w:val="16"/>
+                <w:szCs w:val="16"/>
+              </w:rPr>
+            </w:pPr>
+            <w:r>
+              <w:rPr>
+                <w:rFonts w:ascii="Arial" w:eastAsia="Arial" w:hAnsi="Arial" w:cs="Arial"/>
+                <w:sz w:val="16"/>
+                <w:szCs w:val="16"/>
+              </w:rPr>
+              <w:t>JavaScript, SQL</w:t>
+            </w:r>
+          </w:p>
+        </w:tc>
+      </w:tr>
+      <w:tr>
+        <w:tc>
+          <w:tcPr>
+            <w:tcW w:w="1255" w:type="dxa"/>
+            <w:vAlign w:val="center"/>
+          </w:tcPr>
+          <w:p>
+            <w:pPr>
+              <w:pStyle w:val="NoSpacing"/>
+              <w:rPr>
+                <w:rFonts w:ascii="Arial" w:eastAsia="Arial" w:hAnsi="Arial" w:cs="Arial"/>
+                <w:sz w:val="16"/>
+                <w:szCs w:val="16"/>
+              </w:rPr>
+            </w:pPr>
+            <w:r>
+              <w:rPr>
+                <w:rFonts w:ascii="Arial" w:eastAsia="Arial" w:hAnsi="Arial" w:cs="Arial"/>
+                <w:sz w:val="16"/>
+                <w:szCs w:val="16"/>
+              </w:rPr>
+              <w:t>CRUD functionality</w:t>
+            </w:r>
+          </w:p>
+        </w:tc>
+        <w:tc>
+          <w:tcPr>
+            <w:tcW w:w="2970" w:type="dxa"/>
+            <w:vAlign w:val="center"/>
+          </w:tcPr>
+          <w:p>
+            <w:pPr>
+              <w:pStyle w:val="NoSpacing"/>
+              <w:rPr>
+                <w:rFonts w:ascii="Arial" w:eastAsia="Arial" w:hAnsi="Arial" w:cs="Arial"/>
+                <w:sz w:val="16"/>
+                <w:szCs w:val="16"/>
+              </w:rPr>
+            </w:pPr>
+            <w:r>
+              <w:rPr>
+                <w:rFonts w:ascii="Arial" w:eastAsia="Arial" w:hAnsi="Arial" w:cs="Arial"/>
+                <w:sz w:val="16"/>
+                <w:szCs w:val="16"/>
+              </w:rPr>
+              <w:t>Enrolment-specific CRUD operations; handles enrolment creation, updates and deletions with table display</w:t>
+            </w:r>
+          </w:p>
+        </w:tc>
+        <w:tc>
+          <w:tcPr>
+            <w:tcW w:w="2430" w:type="dxa"/>
+          </w:tcPr>
+          <w:p>
+            <w:pPr>
+              <w:pStyle w:val="NoSpacing"/>
+              <w:rPr>
+                <w:rFonts w:ascii="Arial" w:eastAsia="Arial" w:hAnsi="Arial" w:cs="Arial"/>
+                <w:sz w:val="16"/>
+                <w:szCs w:val="16"/>
+              </w:rPr>
+            </w:pPr>
+            <w:r>
+              <w:rPr>
+                <w:rFonts w:ascii="Arial" w:eastAsia="Arial" w:hAnsi="Arial" w:cs="Arial"/>
+                <w:sz w:val="16"/>
+                <w:szCs w:val="16"/>
+              </w:rPr>
+              <w:pict w14:anchorId="54C49DD8">
+                <v:shape id="_x0000_i7672" type="#_x0000_t75" style="width:540pt;height:45.75pt">
+                  <v:imagedata r:id="rId4" o:title=""/>
+                </v:shape>
+              </w:pict>
+            </w:r>
+          </w:p>
+        </w:tc>
+        <w:tc>
+          <w:tcPr>
+            <w:tcW w:w="2520" w:type="dxa"/>
+            <w:vAlign w:val="center"/>
+          </w:tcPr>
+          <w:p>
+            <w:pPr>
+              <w:pStyle w:val="NoSpacing"/>
+              <w:rPr>
+                <w:rFonts w:ascii="Arial" w:eastAsia="Arial" w:hAnsi="Arial" w:cs="Arial"/>
+                <w:sz w:val="16"/>
+                <w:szCs w:val="16"/>
+              </w:rPr>
+            </w:pPr>
+            <w:proofErr w:type="spellStart"/>
+            <w:r>
+              <w:rPr>
+                <w:rFonts w:ascii="Arial" w:eastAsia="Arial" w:hAnsi="Arial" w:cs="Arial"/>
+                <w:sz w:val="16"/>
+                <w:szCs w:val="16"/>
+              </w:rPr>
+              <w:t>src</w:t>
+            </w:r>
+            <w:proofErr w:type="spellEnd"/>
+            <w:r>
+              <w:rPr>
+                <w:rFonts w:ascii="Arial" w:eastAsia="Arial" w:hAnsi="Arial" w:cs="Arial"/>
+                <w:sz w:val="16"/>
+                <w:szCs w:val="16"/>
+              </w:rPr>
+              <w:t>/</w:t>
+            </w:r>
+            <w:proofErr w:type="spellStart"/>
+            <w:r>
+              <w:rPr>
+                <w:rFonts w:ascii="Arial" w:eastAsia="Arial" w:hAnsi="Arial" w:cs="Arial"/>
+                <w:sz w:val="16"/>
+                <w:szCs w:val="16"/>
+              </w:rPr>
+              <w:t>js</w:t>
+            </w:r>
+            <w:proofErr w:type="spellEnd"/>
+            <w:r>
+              <w:rPr>
+                <w:rFonts w:ascii="Arial" w:eastAsia="Arial" w:hAnsi="Arial" w:cs="Arial"/>
+                <w:sz w:val="16"/>
+                <w:szCs w:val="16"/>
+              </w:rPr>
+              <w:t>/roman/enrolments/enrolmentsForm.js, enrolmentsRepo.js, enrolmentsTable.js</w:t>
+            </w:r>
+          </w:p>
+        </w:tc>
+        <w:tc>
+          <w:tcPr>
+            <w:tcW w:w="1615" w:type="dxa"/>
+            <w:vAlign w:val="center"/>
+          </w:tcPr>
+          <w:p>
+            <w:pPr>
+              <w:pStyle w:val="NoSpacing"/>
+              <w:rPr>
+                <w:rFonts w:ascii="Arial" w:eastAsia="Arial" w:hAnsi="Arial" w:cs="Arial"/>
+                <w:sz w:val="16"/>
+                <w:szCs w:val="16"/>
+              </w:rPr>
+            </w:pPr>
+            <w:r>
+              <w:rPr>
+                <w:rFonts w:ascii="Arial" w:eastAsia="Arial" w:hAnsi="Arial" w:cs="Arial"/>
+                <w:sz w:val="16"/>
+                <w:szCs w:val="16"/>
+              </w:rPr>
+              <w:t>JavaScript, SQL</w:t>
+            </w:r>
+          </w:p>
+        </w:tc>
+      </w:tr>
+      <w:tr>
+        <w:tc>
+          <w:tcPr>
+            <w:tcW w:w="1255" w:type="dxa"/>
+            <w:vAlign w:val="center"/>
+          </w:tcPr>
+          <w:p>
+            <w:pPr>
+              <w:pStyle w:val="NoSpacing"/>
+              <w:rPr>
+                <w:rFonts w:ascii="Arial" w:eastAsia="Arial" w:hAnsi="Arial" w:cs="Arial"/>
+                <w:sz w:val="16"/>
+                <w:szCs w:val="16"/>
+              </w:rPr>
+            </w:pPr>
+            <w:r>
+              <w:rPr>
+                <w:rFonts w:ascii="Arial" w:eastAsia="Arial" w:hAnsi="Arial" w:cs="Arial"/>
+                <w:sz w:val="16"/>
+                <w:szCs w:val="16"/>
+              </w:rPr>
+              <w:t>SQL reporting</w:t>
+            </w:r>
+          </w:p>
+        </w:tc>
+        <w:tc>
+          <w:tcPr>
+            <w:tcW w:w="2970" w:type="dxa"/>
+            <w:vAlign w:val="center"/>
+          </w:tcPr>
+          <w:p>
+            <w:pPr>
+              <w:pStyle w:val="NoSpacing"/>
+              <w:rPr>
+                <w:rFonts w:ascii="Arial" w:eastAsia="Arial" w:hAnsi="Arial" w:cs="Arial"/>
+                <w:sz w:val="16"/>
+                <w:szCs w:val="16"/>
+              </w:rPr>
+            </w:pPr>
+            <w:r>
+              <w:rPr>
+                <w:rFonts w:ascii="Arial" w:eastAsia="Arial" w:hAnsi="Arial" w:cs="Arial"/>
+                <w:sz w:val="16"/>
+                <w:szCs w:val="16"/>
+              </w:rPr>
+              <w:t>Funding and budget reporting for programmes; aggregates funding data by programme/region</w:t>
+            </w:r>
+          </w:p>
+        </w:tc>
+        <w:tc>
+          <w:tcPr>
+            <w:tcW w:w="2430" w:type="dxa"/>
+          </w:tcPr>
+          <w:p>
+            <w:pPr>
+              <w:pStyle w:val="NoSpacing"/>
+              <w:rPr>
+                <w:rFonts w:ascii="Arial" w:eastAsia="Arial" w:hAnsi="Arial" w:cs="Arial"/>
+                <w:sz w:val="16"/>
+                <w:szCs w:val="16"/>
+              </w:rPr>
+            </w:pPr>
+            <w:r>
+              <w:rPr>
+                <w:rFonts w:ascii="Arial" w:eastAsia="Arial" w:hAnsi="Arial" w:cs="Arial"/>
+                <w:sz w:val="16"/>
+                <w:szCs w:val="16"/>
+              </w:rPr>
+              <w:pict w14:anchorId="31FCFE16">
+                <v:shape id="_x0000_i7673" type="#_x0000_t75" style="width:540pt;height:45.75pt">
+                  <v:imagedata r:id="rId4" o:title=""/>
+                </v:shape>
+              </w:pict>
+            </w:r>
+          </w:p>
+        </w:tc>
+        <w:tc>
+          <w:tcPr>
+            <w:tcW w:w="2520" w:type="dxa"/>
+            <w:vAlign w:val="center"/>
+          </w:tcPr>
+          <w:p>
+            <w:pPr>
+              <w:pStyle w:val="NoSpacing"/>
+              <w:rPr>
+                <w:rFonts w:ascii="Arial" w:eastAsia="Arial" w:hAnsi="Arial" w:cs="Arial"/>
+                <w:sz w:val="16"/>
+                <w:szCs w:val="16"/>
+              </w:rPr>
+            </w:pPr>
+            <w:proofErr w:type="spellStart"/>
+            <w:r>
+              <w:rPr>
+                <w:rFonts w:ascii="Arial" w:eastAsia="Arial" w:hAnsi="Arial" w:cs="Arial"/>
+                <w:sz w:val="16"/>
+                <w:szCs w:val="16"/>
+              </w:rPr>
+              <w:t>src</w:t>
+            </w:r>
+            <w:proofErr w:type="spellEnd"/>
+            <w:r>
+              <w:rPr>
+                <w:rFonts w:ascii="Arial" w:eastAsia="Arial" w:hAnsi="Arial" w:cs="Arial"/>
+                <w:sz w:val="16"/>
+                <w:szCs w:val="16"/>
+              </w:rPr>
+              <w:t>/</w:t>
+            </w:r>
+            <w:proofErr w:type="spellStart"/>
+            <w:r>
+              <w:rPr>
+                <w:rFonts w:ascii="Arial" w:eastAsia="Arial" w:hAnsi="Arial" w:cs="Arial"/>
+                <w:sz w:val="16"/>
+                <w:szCs w:val="16"/>
+              </w:rPr>
+              <w:t>js</w:t>
+            </w:r>
+            <w:proofErr w:type="spellEnd"/>
+            <w:r>
+              <w:rPr>
+                <w:rFonts w:ascii="Arial" w:eastAsia="Arial" w:hAnsi="Arial" w:cs="Arial"/>
+                <w:sz w:val="16"/>
+                <w:szCs w:val="16"/>
+              </w:rPr>
+              <w:t>/roman/funding/fundingForm.js, fundingRepo.js, fundingTable.js</w:t>
+            </w:r>
+          </w:p>
+        </w:tc>
+        <w:tc>
+          <w:tcPr>
+            <w:tcW w:w="1615" w:type="dxa"/>
+            <w:vAlign w:val="center"/>
+          </w:tcPr>
+          <w:p>
+            <w:pPr>
+              <w:pStyle w:val="NoSpacing"/>
+              <w:rPr>
+                <w:rFonts w:ascii="Arial" w:eastAsia="Arial" w:hAnsi="Arial" w:cs="Arial"/>
+                <w:sz w:val="16"/>
+                <w:szCs w:val="16"/>
+              </w:rPr>
+            </w:pPr>
+            <w:r>
+              <w:rPr>
+                <w:rFonts w:ascii="Arial" w:eastAsia="Arial" w:hAnsi="Arial" w:cs="Arial"/>
+                <w:sz w:val="16"/>
+                <w:szCs w:val="16"/>
+              </w:rPr>
+              <w:t>JavaScript, SQL</w:t>
+            </w:r>
+          </w:p>
+        </w:tc>
+      </w:tr>
+      <w:tr>
+        <w:tc>
+          <w:tcPr>
+            <w:tcW w:w="1255" w:type="dxa"/>
+            <w:vAlign w:val="center"/>
+          </w:tcPr>
+          <w:p>
+            <w:pPr>
+              <w:pStyle w:val="NoSpacing"/>
+              <w:rPr>
+                <w:rFonts w:ascii="Arial" w:eastAsia="Arial" w:hAnsi="Arial" w:cs="Arial"/>
+                <w:sz w:val="16"/>
+                <w:szCs w:val="16"/>
+              </w:rPr>
+            </w:pPr>
+            <w:r>
+              <w:rPr>
+                <w:rFonts w:ascii="Arial" w:eastAsia="Arial" w:hAnsi="Arial" w:cs="Arial"/>
+                <w:sz w:val="16"/>
+                <w:szCs w:val="16"/>
+              </w:rPr>
+              <w:t>SQL reporting</w:t>
+            </w:r>
+          </w:p>
+        </w:tc>
+        <w:tc>
+          <w:tcPr>
+            <w:tcW w:w="2970" w:type="dxa"/>
+            <w:vAlign w:val="center"/>
+          </w:tcPr>
+          <w:p>
+            <w:pPr>
+              <w:pStyle w:val="NoSpacing"/>
+              <w:rPr>
+                <w:rFonts w:ascii="Arial" w:eastAsia="Arial" w:hAnsi="Arial" w:cs="Arial"/>
+                <w:sz w:val="16"/>
+                <w:szCs w:val="16"/>
+              </w:rPr>
+            </w:pPr>
+            <w:r>
+              <w:rPr>
+                <w:rFonts w:ascii="Arial" w:eastAsia="Arial" w:hAnsi="Arial" w:cs="Arial"/>
+                <w:sz w:val="16"/>
+                <w:szCs w:val="16"/>
+              </w:rPr>
+              <w:t>Report generation for enrolments data: completion, funding risk, and score reports</w:t>
+            </w:r>
+          </w:p>
+        </w:tc>
+        <w:tc>
+          <w:tcPr>
+            <w:tcW w:w="2430" w:type="dxa"/>
+          </w:tcPr>
+          <w:p>
+            <w:pPr>
+              <w:pStyle w:val="NoSpacing"/>
+              <w:rPr>
+                <w:rFonts w:ascii="Arial" w:eastAsia="Arial" w:hAnsi="Arial" w:cs="Arial"/>
+                <w:sz w:val="16"/>
+                <w:szCs w:val="16"/>
+              </w:rPr>
+            </w:pPr>
+            <w:r>
+              <w:rPr>
+                <w:rFonts w:ascii="Arial" w:eastAsia="Arial" w:hAnsi="Arial" w:cs="Arial"/>
+                <w:sz w:val="16"/>
+                <w:szCs w:val="16"/>
+              </w:rPr>
+              <w:pict w14:anchorId="0DD736EE">
+                <v:shape id="_x0000_i7674" type="#_x0000_t75" style="width:540pt;height:45.75pt">
+                  <v:imagedata r:id="rId4" o:title=""/>
+                </v:shape>
+              </w:pict>
+            </w:r>
+          </w:p>
+        </w:tc>
+        <w:tc>
+          <w:tcPr>
+            <w:tcW w:w="2520" w:type="dxa"/>
+            <w:vAlign w:val="center"/>
+          </w:tcPr>
+          <w:p>
+            <w:pPr>
+              <w:pStyle w:val="NoSpacing"/>
+              <w:rPr>
+                <w:rFonts w:ascii="Arial" w:eastAsia="Arial" w:hAnsi="Arial" w:cs="Arial"/>
+                <w:sz w:val="16"/>
+                <w:szCs w:val="16"/>
+              </w:rPr>
+            </w:pPr>
+            <w:proofErr w:type="spellStart"/>
+            <w:r>
+              <w:rPr>
+                <w:rFonts w:ascii="Arial" w:eastAsia="Arial" w:hAnsi="Arial" w:cs="Arial"/>
+                <w:sz w:val="16"/>
+                <w:szCs w:val="16"/>
+              </w:rPr>
+              <w:t>src</w:t>
+            </w:r>
+            <w:proofErr w:type="spellEnd"/>
+            <w:r>
+              <w:rPr>
+                <w:rFonts w:ascii="Arial" w:eastAsia="Arial" w:hAnsi="Arial" w:cs="Arial"/>
+                <w:sz w:val="16"/>
+                <w:szCs w:val="16"/>
+              </w:rPr>
+              <w:t>/</w:t>
+            </w:r>
+            <w:proofErr w:type="spellStart"/>
+            <w:r>
+              <w:rPr>
+                <w:rFonts w:ascii="Arial" w:eastAsia="Arial" w:hAnsi="Arial" w:cs="Arial"/>
+                <w:sz w:val="16"/>
+                <w:szCs w:val="16"/>
+              </w:rPr>
+              <w:t>js</w:t>
+            </w:r>
+            <w:proofErr w:type="spellEnd"/>
+            <w:r>
+              <w:rPr>
+                <w:rFonts w:ascii="Arial" w:eastAsia="Arial" w:hAnsi="Arial" w:cs="Arial"/>
+                <w:sz w:val="16"/>
+                <w:szCs w:val="16"/>
+              </w:rPr>
+              <w:t>/roman/reports/completionReport.js, fundingRiskReport.js, scoreReport.js</w:t>
+            </w:r>
+          </w:p>
+        </w:tc>
+        <w:tc>
+          <w:tcPr>
+            <w:tcW w:w="1615" w:type="dxa"/>
+            <w:vAlign w:val="center"/>
+          </w:tcPr>
+          <w:p>
+            <w:pPr>
+              <w:pStyle w:val="NoSpacing"/>
+              <w:rPr>
+                <w:rFonts w:ascii="Arial" w:eastAsia="Arial" w:hAnsi="Arial" w:cs="Arial"/>
+                <w:sz w:val="16"/>
+                <w:szCs w:val="16"/>
+              </w:rPr>
+            </w:pPr>
+            <w:r>
+              <w:rPr>
+                <w:rFonts w:ascii="Arial" w:eastAsia="Arial" w:hAnsi="Arial" w:cs="Arial"/>
+                <w:sz w:val="16"/>
+                <w:szCs w:val="16"/>
+              </w:rPr>
+              <w:t>JavaScript, SQL</w:t>
+            </w:r>
+          </w:p>
+        </w:tc>
+      </w:tr>
+      <w:tr>
+        <w:tc>
+          <w:tcPr>
+            <w:tcW w:w="1255" w:type="dxa"/>
+            <w:vAlign w:val="center"/>
+          </w:tcPr>
+          <w:p>
+            <w:pPr>
+              <w:pStyle w:val="NoSpacing"/>
+              <w:rPr>
+                <w:rFonts w:ascii="Arial" w:eastAsia="Arial" w:hAnsi="Arial" w:cs="Arial"/>
+                <w:sz w:val="16"/>
+                <w:szCs w:val="16"/>
+              </w:rPr>
+            </w:pPr>
+            <w:r>
+              <w:rPr>
+                <w:rFonts w:ascii="Arial" w:eastAsia="Arial" w:hAnsi="Arial" w:cs="Arial"/>
+                <w:sz w:val="16"/>
+                <w:szCs w:val="16"/>
+              </w:rPr>
+              <w:t>Web reporting</w:t>
+            </w:r>
+          </w:p>
+        </w:tc>
+        <w:tc>
+          <w:tcPr>
+            <w:tcW w:w="2970" w:type="dxa"/>
+            <w:vAlign w:val="center"/>
+          </w:tcPr>
+          <w:p>
+            <w:pPr>
+              <w:pStyle w:val="NoSpacing"/>
+              <w:rPr>
+                <w:rFonts w:ascii="Arial" w:eastAsia="Arial" w:hAnsi="Arial" w:cs="Arial"/>
+                <w:sz w:val="16"/>
+                <w:szCs w:val="16"/>
+              </w:rPr>
+            </w:pPr>
+            <w:r>
+              <w:rPr>
+                <w:rFonts w:ascii="Arial" w:eastAsia="Arial" w:hAnsi="Arial" w:cs="Arial"/>
+                <w:sz w:val="16"/>
+                <w:szCs w:val="16"/>
+              </w:rPr>
+              <w:t>Renders staff data in table format; handles table creation and population with staff records</w:t>
+            </w:r>
+          </w:p>
+        </w:tc>
+        <w:tc>
+          <w:tcPr>
+            <w:tcW w:w="2430" w:type="dxa"/>
+          </w:tcPr>
+          <w:p>
+            <w:pPr>
+              <w:pStyle w:val="NoSpacing"/>
+              <w:rPr>
+                <w:rFonts w:ascii="Arial" w:eastAsia="Arial" w:hAnsi="Arial" w:cs="Arial"/>
+                <w:sz w:val="16"/>
+                <w:szCs w:val="16"/>
+              </w:rPr>
+            </w:pPr>
+            <w:r>
+              <w:rPr>
+                <w:rFonts w:ascii="Arial" w:eastAsia="Arial" w:hAnsi="Arial" w:cs="Arial"/>
+                <w:sz w:val="16"/>
+                <w:szCs w:val="16"/>
+              </w:rPr>
+              <w:pict w14:anchorId="3A802956">
+                <v:shape id="_x0000_i7675" type="#_x0000_t75" style="width:540pt;height:45.75pt">
+                  <v:imagedata r:id="rId4" o:title=""/>
+                </v:shape>
+              </w:pict>
+            </w:r>
+          </w:p>
+        </w:tc>
+        <w:tc>
+          <w:tcPr>
+            <w:tcW w:w="2520" w:type="dxa"/>
+            <w:vAlign w:val="center"/>
+          </w:tcPr>
+          <w:p>
+            <w:pPr>
+              <w:pStyle w:val="NoSpacing"/>
+              <w:rPr>
+                <w:rFonts w:ascii="Arial" w:eastAsia="Arial" w:hAnsi="Arial" w:cs="Arial"/>
+                <w:sz w:val="16"/>
+                <w:szCs w:val="16"/>
+              </w:rPr>
+            </w:pPr>
+            <w:proofErr w:type="spellStart"/>
+            <w:r>
+              <w:rPr>
+                <w:rFonts w:ascii="Arial" w:eastAsia="Arial" w:hAnsi="Arial" w:cs="Arial"/>
+                <w:sz w:val="16"/>
+                <w:szCs w:val="16"/>
+              </w:rPr>
+              <w:t>src</w:t>
+            </w:r>
+            <w:proofErr w:type="spellEnd"/>
+            <w:r>
+              <w:rPr>
+                <w:rFonts w:ascii="Arial" w:eastAsia="Arial" w:hAnsi="Arial" w:cs="Arial"/>
+                <w:sz w:val="16"/>
+                <w:szCs w:val="16"/>
+              </w:rPr>
+              <w:t>/</w:t>
+            </w:r>
+            <w:proofErr w:type="spellStart"/>
+            <w:r>
+              <w:rPr>
+                <w:rFonts w:ascii="Arial" w:eastAsia="Arial" w:hAnsi="Arial" w:cs="Arial"/>
+                <w:sz w:val="16"/>
+                <w:szCs w:val="16"/>
+              </w:rPr>
+              <w:t>js</w:t>
+            </w:r>
+            <w:proofErr w:type="spellEnd"/>
+            <w:r>
+              <w:rPr>
+                <w:rFonts w:ascii="Arial" w:eastAsia="Arial" w:hAnsi="Arial" w:cs="Arial"/>
+                <w:sz w:val="16"/>
+                <w:szCs w:val="16"/>
+              </w:rPr>
+              <w:t>/</w:t>
+            </w:r>
+            <w:proofErr w:type="spellStart"/>
+            <w:r>
+              <w:rPr>
+                <w:rFonts w:ascii="Arial" w:eastAsia="Arial" w:hAnsi="Arial" w:cs="Arial"/>
+                <w:sz w:val="16"/>
+                <w:szCs w:val="16"/>
+              </w:rPr>
+              <w:t>stephen</w:t>
+            </w:r>
+            <w:proofErr w:type="spellEnd"/>
+            <w:r>
+              <w:rPr>
+                <w:rFonts w:ascii="Arial" w:eastAsia="Arial" w:hAnsi="Arial" w:cs="Arial"/>
+                <w:sz w:val="16"/>
+                <w:szCs w:val="16"/>
+              </w:rPr>
+              <w:t>/ShowStaffTable.js</w:t>
+            </w:r>
+          </w:p>
+        </w:tc>
+        <w:tc>
+          <w:tcPr>
+            <w:tcW w:w="1615" w:type="dxa"/>
+            <w:vAlign w:val="center"/>
+          </w:tcPr>
+          <w:p>
+            <w:pPr>
+              <w:pStyle w:val="NoSpacing"/>
+              <w:rPr>
+                <w:rFonts w:ascii="Arial" w:eastAsia="Arial" w:hAnsi="Arial" w:cs="Arial"/>
+                <w:sz w:val="16"/>
+                <w:szCs w:val="16"/>
+              </w:rPr>
+            </w:pPr>
+            <w:r>
+              <w:rPr>
+                <w:rFonts w:ascii="Arial" w:eastAsia="Arial" w:hAnsi="Arial" w:cs="Arial"/>
+                <w:sz w:val="16"/>
+                <w:szCs w:val="16"/>
+              </w:rPr>
+              <w:t>JavaScript, SQL</w:t>
+            </w:r>
+          </w:p>
+        </w:tc>
+      </w:tr>
+      <w:tr>
+        <w:tc>
+          <w:tcPr>
+            <w:tcW w:w="1255" w:type="dxa"/>
+            <w:vAlign w:val="center"/>
+          </w:tcPr>
+          <w:p>
+            <w:pPr>
+              <w:pStyle w:val="NoSpacing"/>
+              <w:rPr>
+                <w:rFonts w:ascii="Arial" w:eastAsia="Arial" w:hAnsi="Arial" w:cs="Arial"/>
+                <w:sz w:val="16"/>
+                <w:szCs w:val="16"/>
+              </w:rPr>
+            </w:pPr>
+            <w:r>
+              <w:rPr>
+                <w:rFonts w:ascii="Arial" w:eastAsia="Arial" w:hAnsi="Arial" w:cs="Arial"/>
+                <w:sz w:val="16"/>
+                <w:szCs w:val="16"/>
+              </w:rPr>
+              <w:t>Web reporting</w:t>
+            </w:r>
+          </w:p>
+        </w:tc>
+        <w:tc>
+          <w:tcPr>
+            <w:tcW w:w="2970" w:type="dxa"/>
+            <w:vAlign w:val="center"/>
+          </w:tcPr>
+          <w:p>
+            <w:pPr>
+              <w:pStyle w:val="NoSpacing"/>
+              <w:rPr>
+                <w:rFonts w:ascii="Arial" w:eastAsia="Arial" w:hAnsi="Arial" w:cs="Arial"/>
+                <w:sz w:val="16"/>
+                <w:szCs w:val="16"/>
+              </w:rPr>
+            </w:pPr>
+            <w:r>
+              <w:rPr>
+                <w:rFonts w:ascii="Arial" w:eastAsia="Arial" w:hAnsi="Arial" w:cs="Arial"/>
+                <w:sz w:val="16"/>
+                <w:szCs w:val="16"/>
+              </w:rPr>
+              <w:t>Displays team/department structure in tabular format; shows team composition and members</w:t>
+            </w:r>
+          </w:p>
+        </w:tc>
+        <w:tc>
+          <w:tcPr>
+            <w:tcW w:w="2430" w:type="dxa"/>
+          </w:tcPr>
+          <w:p>
+            <w:pPr>
+              <w:pStyle w:val="NoSpacing"/>
+              <w:rPr>
+                <w:rFonts w:ascii="Arial" w:eastAsia="Arial" w:hAnsi="Arial" w:cs="Arial"/>
+                <w:sz w:val="16"/>
+                <w:szCs w:val="16"/>
+              </w:rPr>
+            </w:pPr>
+            <w:r>
+              <w:rPr>
+                <w:rFonts w:ascii="Arial" w:eastAsia="Arial" w:hAnsi="Arial" w:cs="Arial"/>
+                <w:sz w:val="16"/>
+                <w:szCs w:val="16"/>
+              </w:rPr>
+              <w:pict w14:anchorId="0CFEB467">
+                <v:shape id="_x0000_i7676" type="#_x0000_t75" style="width:540pt;height:45.75pt">
+                  <v:imagedata r:id="rId4" o:title=""/>
+                </v:shape>
+              </w:pict>
+            </w:r>
+          </w:p>
+        </w:tc>
+        <w:tc>
+          <w:tcPr>
+            <w:tcW w:w="2520" w:type="dxa"/>
+            <w:vAlign w:val="center"/>
+          </w:tcPr>
+          <w:p>
+            <w:pPr>
+              <w:pStyle w:val="NoSpacing"/>
+              <w:rPr>
+                <w:rFonts w:ascii="Arial" w:eastAsia="Arial" w:hAnsi="Arial" w:cs="Arial"/>
+                <w:sz w:val="16"/>
+                <w:szCs w:val="16"/>
+              </w:rPr>
+            </w:pPr>
+            <w:proofErr w:type="spellStart"/>
+            <w:r>
+              <w:rPr>
+                <w:rFonts w:ascii="Arial" w:eastAsia="Arial" w:hAnsi="Arial" w:cs="Arial"/>
+                <w:sz w:val="16"/>
+                <w:szCs w:val="16"/>
+              </w:rPr>
+              <w:t>src</w:t>
+            </w:r>
+            <w:proofErr w:type="spellEnd"/>
+            <w:r>
+              <w:rPr>
+                <w:rFonts w:ascii="Arial" w:eastAsia="Arial" w:hAnsi="Arial" w:cs="Arial"/>
+                <w:sz w:val="16"/>
+                <w:szCs w:val="16"/>
+              </w:rPr>
+              <w:t>/</w:t>
+            </w:r>
+            <w:proofErr w:type="spellStart"/>
+            <w:r>
+              <w:rPr>
+                <w:rFonts w:ascii="Arial" w:eastAsia="Arial" w:hAnsi="Arial" w:cs="Arial"/>
+                <w:sz w:val="16"/>
+                <w:szCs w:val="16"/>
+              </w:rPr>
+              <w:t>js</w:t>
+            </w:r>
+            <w:proofErr w:type="spellEnd"/>
+            <w:r>
+              <w:rPr>
+                <w:rFonts w:ascii="Arial" w:eastAsia="Arial" w:hAnsi="Arial" w:cs="Arial"/>
+                <w:sz w:val="16"/>
+                <w:szCs w:val="16"/>
+              </w:rPr>
+              <w:t>/</w:t>
+            </w:r>
+            <w:proofErr w:type="spellStart"/>
+            <w:r>
+              <w:rPr>
+                <w:rFonts w:ascii="Arial" w:eastAsia="Arial" w:hAnsi="Arial" w:cs="Arial"/>
+                <w:sz w:val="16"/>
+                <w:szCs w:val="16"/>
+              </w:rPr>
+              <w:t>stephen</w:t>
+            </w:r>
+            <w:proofErr w:type="spellEnd"/>
+            <w:r>
+              <w:rPr>
+                <w:rFonts w:ascii="Arial" w:eastAsia="Arial" w:hAnsi="Arial" w:cs="Arial"/>
+                <w:sz w:val="16"/>
+                <w:szCs w:val="16"/>
+              </w:rPr>
+              <w:t>/ShowTeamTable.js</w:t>
+            </w:r>
+          </w:p>
+        </w:tc>
+        <w:tc>
+          <w:tcPr>
+            <w:tcW w:w="1615" w:type="dxa"/>
+            <w:vAlign w:val="center"/>
+          </w:tcPr>
+          <w:p>
+            <w:pPr>
+              <w:pStyle w:val="NoSpacing"/>
+              <w:rPr>
+                <w:rFonts w:ascii="Arial" w:eastAsia="Arial" w:hAnsi="Arial" w:cs="Arial"/>
+                <w:sz w:val="16"/>
+                <w:szCs w:val="16"/>
+              </w:rPr>
+            </w:pPr>
+            <w:r>
+              <w:rPr>
+                <w:rFonts w:ascii="Arial" w:eastAsia="Arial" w:hAnsi="Arial" w:cs="Arial"/>
+                <w:sz w:val="16"/>
+                <w:szCs w:val="16"/>
+              </w:rPr>
+              <w:t>JavaScript, SQL</w:t>
+            </w:r>
+          </w:p>
+        </w:tc>
+      </w:tr>
+      <w:tr>
+        <w:tc>
+          <w:tcPr>
+            <w:tcW w:w="1255" w:type="dxa"/>
+            <w:vAlign w:val="center"/>
+          </w:tcPr>
+          <w:p>
+            <w:pPr>
+              <w:pStyle w:val="NoSpacing"/>
+              <w:rPr>
+                <w:rFonts w:ascii="Arial" w:eastAsia="Arial" w:hAnsi="Arial" w:cs="Arial"/>
+                <w:sz w:val="16"/>
+                <w:szCs w:val="16"/>
+              </w:rPr>
+            </w:pPr>
+            <w:r>
+              <w:rPr>
+                <w:rFonts w:ascii="Arial" w:eastAsia="Arial" w:hAnsi="Arial" w:cs="Arial"/>
+                <w:sz w:val="16"/>
+                <w:szCs w:val="16"/>
+              </w:rPr>
+              <w:t>SQL reporting</w:t>
+            </w:r>
+          </w:p>
+        </w:tc>
+        <w:tc>
+          <w:tcPr>
+            <w:tcW w:w="2970" w:type="dxa"/>
+            <w:vAlign w:val="center"/>
+          </w:tcPr>
+          <w:p>
+            <w:pPr>
+              <w:pStyle w:val="NoSpacing"/>
+              <w:rPr>
+                <w:rFonts w:ascii="Arial" w:eastAsia="Arial" w:hAnsi="Arial" w:cs="Arial"/>
+                <w:sz w:val="16"/>
+                <w:szCs w:val="16"/>
+              </w:rPr>
+            </w:pPr>
+            <w:r>
+              <w:rPr>
+                <w:rFonts w:ascii="Arial" w:eastAsia="Arial" w:hAnsi="Arial" w:cs="Arial"/>
+                <w:sz w:val="16"/>
+                <w:szCs w:val="16"/>
+              </w:rPr>
+              <w:t xml:space="preserve">'Staff by Region' query — aggregates staff count by region using JOIN with </w:t>
+            </w:r>
+            <w:proofErr w:type="spellStart"/>
+            <w:r>
+              <w:rPr>
+                <w:rFonts w:ascii="Arial" w:eastAsia="Arial" w:hAnsi="Arial" w:cs="Arial"/>
+                <w:sz w:val="16"/>
+                <w:szCs w:val="16"/>
+              </w:rPr>
+              <w:t>tblStaff</w:t>
+            </w:r>
+            <w:proofErr w:type="spellEnd"/>
+            <w:r>
+              <w:rPr>
+                <w:rFonts w:ascii="Arial" w:eastAsia="Arial" w:hAnsi="Arial" w:cs="Arial"/>
+                <w:sz w:val="16"/>
+                <w:szCs w:val="16"/>
+              </w:rPr>
+              <w:t xml:space="preserve"> and </w:t>
+            </w:r>
+            <w:proofErr w:type="spellStart"/>
+            <w:r>
+              <w:rPr>
+                <w:rFonts w:ascii="Arial" w:eastAsia="Arial" w:hAnsi="Arial" w:cs="Arial"/>
+                <w:sz w:val="16"/>
+                <w:szCs w:val="16"/>
+              </w:rPr>
+              <w:t>tblRegion</w:t>
+            </w:r>
+            <w:proofErr w:type="spellEnd"/>
+          </w:p>
+        </w:tc>
+        <w:tc>
+          <w:tcPr>
+            <w:tcW w:w="2430" w:type="dxa"/>
+          </w:tcPr>
+          <w:p>
+            <w:pPr>
+              <w:pStyle w:val="NoSpacing"/>
+              <w:rPr>
+                <w:rFonts w:ascii="Arial" w:eastAsia="Arial" w:hAnsi="Arial" w:cs="Arial"/>
+                <w:sz w:val="16"/>
+                <w:szCs w:val="16"/>
+              </w:rPr>
+            </w:pPr>
+            <w:r>
+              <w:rPr>
+                <w:rFonts w:ascii="Arial" w:eastAsia="Arial" w:hAnsi="Arial" w:cs="Arial"/>
+                <w:sz w:val="16"/>
+                <w:szCs w:val="16"/>
+              </w:rPr>
+              <w:pict w14:anchorId="11BE00AE">
+                <v:shape id="_x0000_i7677" type="#_x0000_t75" style="width:540pt;height:45.75pt">
+                  <v:imagedata r:id="rId4" o:title=""/>
+                </v:shape>
+              </w:pict>
+            </w:r>
+          </w:p>
+        </w:tc>
+        <w:tc>
+          <w:tcPr>
+            <w:tcW w:w="2520" w:type="dxa"/>
+            <w:vAlign w:val="center"/>
+          </w:tcPr>
+          <w:p>
+            <w:pPr>
+              <w:pStyle w:val="NoSpacing"/>
+              <w:rPr>
+                <w:rFonts w:ascii="Arial" w:eastAsia="Arial" w:hAnsi="Arial" w:cs="Arial"/>
+                <w:sz w:val="16"/>
+                <w:szCs w:val="16"/>
+              </w:rPr>
+            </w:pPr>
+            <w:proofErr w:type="spellStart"/>
+            <w:r>
+              <w:rPr>
+                <w:rFonts w:ascii="Arial" w:eastAsia="Arial" w:hAnsi="Arial" w:cs="Arial"/>
+                <w:sz w:val="16"/>
+                <w:szCs w:val="16"/>
+              </w:rPr>
+              <w:t>src</w:t>
+            </w:r>
+            <w:proofErr w:type="spellEnd"/>
+            <w:r>
+              <w:rPr>
+                <w:rFonts w:ascii="Arial" w:eastAsia="Arial" w:hAnsi="Arial" w:cs="Arial"/>
+                <w:sz w:val="16"/>
+                <w:szCs w:val="16"/>
+              </w:rPr>
+              <w:t>/</w:t>
+            </w:r>
+            <w:proofErr w:type="spellStart"/>
+            <w:r>
+              <w:rPr>
+                <w:rFonts w:ascii="Arial" w:eastAsia="Arial" w:hAnsi="Arial" w:cs="Arial"/>
+                <w:sz w:val="16"/>
+                <w:szCs w:val="16"/>
+              </w:rPr>
+              <w:t>js</w:t>
+            </w:r>
+            <w:proofErr w:type="spellEnd"/>
+            <w:r>
+              <w:rPr>
+                <w:rFonts w:ascii="Arial" w:eastAsia="Arial" w:hAnsi="Arial" w:cs="Arial"/>
+                <w:sz w:val="16"/>
+                <w:szCs w:val="16"/>
+              </w:rPr>
+              <w:t>/</w:t>
+            </w:r>
+            <w:proofErr w:type="spellStart"/>
+            <w:r>
+              <w:rPr>
+                <w:rFonts w:ascii="Arial" w:eastAsia="Arial" w:hAnsi="Arial" w:cs="Arial"/>
+                <w:sz w:val="16"/>
+                <w:szCs w:val="16"/>
+              </w:rPr>
+              <w:t>stephen</w:t>
+            </w:r>
+            <w:proofErr w:type="spellEnd"/>
+            <w:r>
+              <w:rPr>
+                <w:rFonts w:ascii="Arial" w:eastAsia="Arial" w:hAnsi="Arial" w:cs="Arial"/>
+                <w:sz w:val="16"/>
+                <w:szCs w:val="16"/>
+              </w:rPr>
+              <w:t>/StaffQuery.js</w:t>
+            </w:r>
+          </w:p>
+        </w:tc>
+        <w:tc>
+          <w:tcPr>
+            <w:tcW w:w="1615" w:type="dxa"/>
+            <w:vAlign w:val="center"/>
+          </w:tcPr>
+          <w:p>
+            <w:pPr>
+              <w:pStyle w:val="NoSpacing"/>
+              <w:rPr>
+                <w:rFonts w:ascii="Arial" w:eastAsia="Arial" w:hAnsi="Arial" w:cs="Arial"/>
+                <w:sz w:val="16"/>
+                <w:szCs w:val="16"/>
+              </w:rPr>
+            </w:pPr>
+            <w:r>
+              <w:rPr>
+                <w:rFonts w:ascii="Arial" w:eastAsia="Arial" w:hAnsi="Arial" w:cs="Arial"/>
+                <w:sz w:val="16"/>
+                <w:szCs w:val="16"/>
+              </w:rPr>
+              <w:t>SQL, JavaScript</w:t>
+            </w:r>
+          </w:p>
+        </w:tc>
+      </w:tr>
+      <w:tr>
+        <w:tc>
+          <w:tcPr>
+            <w:tcW w:w="1255" w:type="dxa"/>
+            <w:vAlign w:val="center"/>
+          </w:tcPr>
+          <w:p>
+            <w:pPr>
+              <w:pStyle w:val="NoSpacing"/>
+              <w:rPr>
+                <w:rFonts w:ascii="Arial" w:eastAsia="Arial" w:hAnsi="Arial" w:cs="Arial"/>
+                <w:sz w:val="16"/>
+                <w:szCs w:val="16"/>
+              </w:rPr>
+            </w:pPr>
+            <w:r>
+              <w:rPr>
+                <w:rFonts w:ascii="Arial" w:eastAsia="Arial" w:hAnsi="Arial" w:cs="Arial"/>
+                <w:sz w:val="16"/>
+                <w:szCs w:val="16"/>
+              </w:rPr>
+              <w:t>SQL reporting</w:t>
+            </w:r>
+          </w:p>
+        </w:tc>
+        <w:tc>
+          <w:tcPr>
+            <w:tcW w:w="2970" w:type="dxa"/>
+            <w:vAlign w:val="center"/>
+          </w:tcPr>
+          <w:p>
+            <w:pPr>
+              <w:pStyle w:val="NoSpacing"/>
+              <w:rPr>
+                <w:rFonts w:ascii="Arial" w:eastAsia="Arial" w:hAnsi="Arial" w:cs="Arial"/>
+                <w:sz w:val="16"/>
+                <w:szCs w:val="16"/>
+              </w:rPr>
+            </w:pPr>
+            <w:r>
+              <w:rPr>
+                <w:rFonts w:ascii="Arial" w:eastAsia="Arial" w:hAnsi="Arial" w:cs="Arial"/>
+                <w:sz w:val="16"/>
+                <w:szCs w:val="16"/>
+              </w:rPr>
+              <w:t>'Staff by Department/Status' query — reports staff by employment status/department with GROUP BY</w:t>
+            </w:r>
+          </w:p>
+        </w:tc>
+        <w:tc>
+          <w:tcPr>
+            <w:tcW w:w="2430" w:type="dxa"/>
+          </w:tcPr>
+          <w:p>
+            <w:pPr>
+              <w:pStyle w:val="NoSpacing"/>
+              <w:rPr>
+                <w:rFonts w:ascii="Arial" w:eastAsia="Arial" w:hAnsi="Arial" w:cs="Arial"/>
+                <w:sz w:val="16"/>
+                <w:szCs w:val="16"/>
+              </w:rPr>
+            </w:pPr>
+            <w:r>
+              <w:rPr>
+                <w:rFonts w:ascii="Arial" w:eastAsia="Arial" w:hAnsi="Arial" w:cs="Arial"/>
+                <w:sz w:val="16"/>
+                <w:szCs w:val="16"/>
+              </w:rPr>
+              <w:pict w14:anchorId="515EBD05">
+                <v:shape id="_x0000_i7678" type="#_x0000_t75" style="width:540pt;height:45.75pt">
+                  <v:imagedata r:id="rId4" o:title=""/>
+                </v:shape>
+              </w:pict>
+            </w:r>
+          </w:p>
+        </w:tc>
+        <w:tc>
+          <w:tcPr>
+            <w:tcW w:w="2520" w:type="dxa"/>
+            <w:vAlign w:val="center"/>
+          </w:tcPr>
+          <w:p>
+            <w:pPr>
+              <w:pStyle w:val="NoSpacing"/>
+              <w:rPr>
+                <w:rFonts w:ascii="Arial" w:eastAsia="Arial" w:hAnsi="Arial" w:cs="Arial"/>
+                <w:sz w:val="16"/>
+                <w:szCs w:val="16"/>
+              </w:rPr>
+            </w:pPr>
+            <w:proofErr w:type="spellStart"/>
+            <w:r>
+              <w:rPr>
+                <w:rFonts w:ascii="Arial" w:eastAsia="Arial" w:hAnsi="Arial" w:cs="Arial"/>
+                <w:sz w:val="16"/>
+                <w:szCs w:val="16"/>
+              </w:rPr>
+              <w:t>src</w:t>
+            </w:r>
+            <w:proofErr w:type="spellEnd"/>
+            <w:r>
+              <w:rPr>
+                <w:rFonts w:ascii="Arial" w:eastAsia="Arial" w:hAnsi="Arial" w:cs="Arial"/>
+                <w:sz w:val="16"/>
+                <w:szCs w:val="16"/>
+              </w:rPr>
+              <w:t>/</w:t>
+            </w:r>
+            <w:proofErr w:type="spellStart"/>
+            <w:r>
+              <w:rPr>
+                <w:rFonts w:ascii="Arial" w:eastAsia="Arial" w:hAnsi="Arial" w:cs="Arial"/>
+                <w:sz w:val="16"/>
+                <w:szCs w:val="16"/>
+              </w:rPr>
+              <w:t>js</w:t>
+            </w:r>
+            <w:proofErr w:type="spellEnd"/>
+            <w:r>
+              <w:rPr>
+                <w:rFonts w:ascii="Arial" w:eastAsia="Arial" w:hAnsi="Arial" w:cs="Arial"/>
+                <w:sz w:val="16"/>
+                <w:szCs w:val="16"/>
+              </w:rPr>
+              <w:t>/</w:t>
+            </w:r>
+            <w:proofErr w:type="spellStart"/>
+            <w:r>
+              <w:rPr>
+                <w:rFonts w:ascii="Arial" w:eastAsia="Arial" w:hAnsi="Arial" w:cs="Arial"/>
+                <w:sz w:val="16"/>
+                <w:szCs w:val="16"/>
+              </w:rPr>
+              <w:t>stephen</w:t>
+            </w:r>
+            <w:proofErr w:type="spellEnd"/>
+            <w:r>
+              <w:rPr>
+                <w:rFonts w:ascii="Arial" w:eastAsia="Arial" w:hAnsi="Arial" w:cs="Arial"/>
+                <w:sz w:val="16"/>
+                <w:szCs w:val="16"/>
+              </w:rPr>
+              <w:t>/StaffQuery2.js</w:t>
+            </w:r>
+          </w:p>
+        </w:tc>
+        <w:tc>
+          <w:tcPr>
+            <w:tcW w:w="1615" w:type="dxa"/>
+            <w:vAlign w:val="center"/>
+          </w:tcPr>
+          <w:p>
+            <w:pPr>
+              <w:pStyle w:val="NoSpacing"/>
+              <w:rPr>
+                <w:rFonts w:ascii="Arial" w:eastAsia="Arial" w:hAnsi="Arial" w:cs="Arial"/>
+                <w:sz w:val="16"/>
+                <w:szCs w:val="16"/>
+              </w:rPr>
+            </w:pPr>
+            <w:r>
+              <w:rPr>
+                <w:rFonts w:ascii="Arial" w:eastAsia="Arial" w:hAnsi="Arial" w:cs="Arial"/>
+                <w:sz w:val="16"/>
+                <w:szCs w:val="16"/>
+              </w:rPr>
+              <w:t>SQL, JavaScript</w:t>
+            </w:r>
+          </w:p>
+        </w:tc>
+      </w:tr>
+      <w:tr>
+        <w:tc>
+          <w:tcPr>
+            <w:tcW w:w="1255" w:type="dxa"/>
+            <w:vAlign w:val="center"/>
+          </w:tcPr>
+          <w:p>
+            <w:pPr>
+              <w:pStyle w:val="NoSpacing"/>
+              <w:rPr>
+                <w:rFonts w:ascii="Arial" w:eastAsia="Arial" w:hAnsi="Arial" w:cs="Arial"/>
+                <w:sz w:val="16"/>
+                <w:szCs w:val="16"/>
+              </w:rPr>
+            </w:pPr>
+            <w:r>
+              <w:rPr>
+                <w:rFonts w:ascii="Arial" w:eastAsia="Arial" w:hAnsi="Arial" w:cs="Arial"/>
+                <w:sz w:val="16"/>
+                <w:szCs w:val="16"/>
+              </w:rPr>
+              <w:t>SQL reporting</w:t>
+            </w:r>
+          </w:p>
+        </w:tc>
+        <w:tc>
+          <w:tcPr>
+            <w:tcW w:w="2970" w:type="dxa"/>
+            <w:vAlign w:val="center"/>
+          </w:tcPr>
+          <w:p>
+            <w:pPr>
+              <w:pStyle w:val="NoSpacing"/>
+              <w:rPr>
+                <w:rFonts w:ascii="Arial" w:eastAsia="Arial" w:hAnsi="Arial" w:cs="Arial"/>
+                <w:sz w:val="16"/>
+                <w:szCs w:val="16"/>
+              </w:rPr>
+            </w:pPr>
+            <w:r>
+              <w:rPr>
+                <w:rFonts w:ascii="Arial" w:eastAsia="Arial" w:hAnsi="Arial" w:cs="Arial"/>
+                <w:sz w:val="16"/>
+                <w:szCs w:val="16"/>
+              </w:rPr>
+              <w:t>'Staff Performance/Qualifications' query — aggregates staff qualifications by region/department</w:t>
+            </w:r>
+          </w:p>
+        </w:tc>
+        <w:tc>
+          <w:tcPr>
+            <w:tcW w:w="2430" w:type="dxa"/>
+          </w:tcPr>
+          <w:p>
+            <w:pPr>
+              <w:pStyle w:val="NoSpacing"/>
+              <w:rPr>
+                <w:rFonts w:ascii="Arial" w:eastAsia="Arial" w:hAnsi="Arial" w:cs="Arial"/>
+                <w:sz w:val="16"/>
+                <w:szCs w:val="16"/>
+              </w:rPr>
+            </w:pPr>
+            <w:r>
+              <w:rPr>
+                <w:rFonts w:ascii="Arial" w:eastAsia="Arial" w:hAnsi="Arial" w:cs="Arial"/>
+                <w:sz w:val="16"/>
+                <w:szCs w:val="16"/>
+              </w:rPr>
+              <w:pict w14:anchorId="57CF1949">
+                <v:shape id="_x0000_i7679" type="#_x0000_t75" style="width:540pt;height:45.75pt">
+                  <v:imagedata r:id="rId4" o:title=""/>
+                </v:shape>
+              </w:pict>
+            </w:r>
+          </w:p>
+        </w:tc>
+        <w:tc>
+          <w:tcPr>
+            <w:tcW w:w="2520" w:type="dxa"/>
+            <w:vAlign w:val="center"/>
+          </w:tcPr>
+          <w:p>
+            <w:pPr>
+              <w:pStyle w:val="NoSpacing"/>
+              <w:rPr>
+                <w:rFonts w:ascii="Arial" w:eastAsia="Arial" w:hAnsi="Arial" w:cs="Arial"/>
+                <w:sz w:val="16"/>
+                <w:szCs w:val="16"/>
+              </w:rPr>
+            </w:pPr>
+            <w:proofErr w:type="spellStart"/>
+            <w:r>
+              <w:rPr>
+                <w:rFonts w:ascii="Arial" w:eastAsia="Arial" w:hAnsi="Arial" w:cs="Arial"/>
+                <w:sz w:val="16"/>
+                <w:szCs w:val="16"/>
+              </w:rPr>
+              <w:t>src</w:t>
+            </w:r>
+            <w:proofErr w:type="spellEnd"/>
+            <w:r>
+              <w:rPr>
+                <w:rFonts w:ascii="Arial" w:eastAsia="Arial" w:hAnsi="Arial" w:cs="Arial"/>
+                <w:sz w:val="16"/>
+                <w:szCs w:val="16"/>
+              </w:rPr>
+              <w:t>/</w:t>
+            </w:r>
+            <w:proofErr w:type="spellStart"/>
+            <w:r>
+              <w:rPr>
+                <w:rFonts w:ascii="Arial" w:eastAsia="Arial" w:hAnsi="Arial" w:cs="Arial"/>
+                <w:sz w:val="16"/>
+                <w:szCs w:val="16"/>
+              </w:rPr>
+              <w:t>js</w:t>
+            </w:r>
+            <w:proofErr w:type="spellEnd"/>
+            <w:r>
+              <w:rPr>
+                <w:rFonts w:ascii="Arial" w:eastAsia="Arial" w:hAnsi="Arial" w:cs="Arial"/>
+                <w:sz w:val="16"/>
+                <w:szCs w:val="16"/>
+              </w:rPr>
+              <w:t>/</w:t>
+            </w:r>
+            <w:proofErr w:type="spellStart"/>
+            <w:r>
+              <w:rPr>
+                <w:rFonts w:ascii="Arial" w:eastAsia="Arial" w:hAnsi="Arial" w:cs="Arial"/>
+                <w:sz w:val="16"/>
+                <w:szCs w:val="16"/>
+              </w:rPr>
+              <w:t>stephen</w:t>
+            </w:r>
+            <w:proofErr w:type="spellEnd"/>
+            <w:r>
+              <w:rPr>
+                <w:rFonts w:ascii="Arial" w:eastAsia="Arial" w:hAnsi="Arial" w:cs="Arial"/>
+                <w:sz w:val="16"/>
+                <w:szCs w:val="16"/>
+              </w:rPr>
+              <w:t>/StaffQuery3.js</w:t>
+            </w:r>
+          </w:p>
+        </w:tc>
+        <w:tc>
+          <w:tcPr>
+            <w:tcW w:w="1615" w:type="dxa"/>
+            <w:vAlign w:val="center"/>
+          </w:tcPr>
+          <w:p>
+            <w:pPr>
+              <w:pStyle w:val="NoSpacing"/>
+              <w:rPr>
+                <w:rFonts w:ascii="Arial" w:eastAsia="Arial" w:hAnsi="Arial" w:cs="Arial"/>
+                <w:sz w:val="16"/>
+                <w:szCs w:val="16"/>
+              </w:rPr>
+            </w:pPr>
+            <w:r>
+              <w:rPr>
+                <w:rFonts w:ascii="Arial" w:eastAsia="Arial" w:hAnsi="Arial" w:cs="Arial"/>
+                <w:sz w:val="16"/>
+                <w:szCs w:val="16"/>
+              </w:rPr>
+              <w:t>SQL, JavaScript</w:t>
+            </w:r>
+          </w:p>
+        </w:tc>
+      </w:tr>
+      <w:tr>
+        <w:tc>
+          <w:tcPr>
+            <w:tcW w:w="1255" w:type="dxa"/>
+            <w:vAlign w:val="center"/>
+          </w:tcPr>
+          <w:p>
+            <w:pPr>
+              <w:pStyle w:val="NoSpacing"/>
+              <w:rPr>
+                <w:rFonts w:ascii="Arial" w:eastAsia="Arial" w:hAnsi="Arial" w:cs="Arial"/>
+                <w:sz w:val="16"/>
+                <w:szCs w:val="16"/>
+              </w:rPr>
+            </w:pPr>
+            <w:r>
+              <w:rPr>
+                <w:rFonts w:ascii="Arial" w:eastAsia="Arial" w:hAnsi="Arial" w:cs="Arial"/>
+                <w:sz w:val="16"/>
+                <w:szCs w:val="16"/>
+              </w:rPr>
+              <w:lastRenderedPageBreak/>
+              <w:t>CRUD functionality</w:t>
+            </w:r>
+          </w:p>
+        </w:tc>
+        <w:tc>
+          <w:tcPr>
+            <w:tcW w:w="2970" w:type="dxa"/>
+            <w:vAlign w:val="center"/>
+          </w:tcPr>
+          <w:p>
+            <w:pPr>
+              <w:pStyle w:val="NoSpacing"/>
+              <w:rPr>
+                <w:rFonts w:ascii="Arial" w:eastAsia="Arial" w:hAnsi="Arial" w:cs="Arial"/>
+                <w:sz w:val="16"/>
+                <w:szCs w:val="16"/>
+              </w:rPr>
+            </w:pPr>
+            <w:r>
+              <w:rPr>
+                <w:rFonts w:ascii="Arial" w:eastAsia="Arial" w:hAnsi="Arial" w:cs="Arial"/>
+                <w:sz w:val="16"/>
+                <w:szCs w:val="16"/>
+              </w:rPr>
+              <w:t>Form handler for staff management; processes submissions, validation and backend communication</w:t>
+            </w:r>
+          </w:p>
+        </w:tc>
+        <w:tc>
+          <w:tcPr>
+            <w:tcW w:w="2430" w:type="dxa"/>
+          </w:tcPr>
+          <w:p>
+            <w:pPr>
+              <w:pStyle w:val="NoSpacing"/>
+              <w:rPr>
+                <w:rFonts w:ascii="Arial" w:eastAsia="Arial" w:hAnsi="Arial" w:cs="Arial"/>
+                <w:sz w:val="16"/>
+                <w:szCs w:val="16"/>
+              </w:rPr>
+            </w:pPr>
+            <w:r>
+              <w:rPr>
+                <w:rFonts w:ascii="Arial" w:eastAsia="Arial" w:hAnsi="Arial" w:cs="Arial"/>
+                <w:sz w:val="16"/>
+                <w:szCs w:val="16"/>
+              </w:rPr>
+              <w:pict w14:anchorId="5AB4DB91">
+                <v:shape id="_x0000_i7680" type="#_x0000_t75" style="width:540pt;height:45.75pt">
+                  <v:imagedata r:id="rId4" o:title=""/>
+                </v:shape>
+              </w:pict>
+            </w:r>
+          </w:p>
+        </w:tc>
+        <w:tc>
+          <w:tcPr>
+            <w:tcW w:w="2520" w:type="dxa"/>
+            <w:vAlign w:val="center"/>
+          </w:tcPr>
+          <w:p>
+            <w:pPr>
+              <w:pStyle w:val="NoSpacing"/>
+              <w:rPr>
+                <w:rFonts w:ascii="Arial" w:eastAsia="Arial" w:hAnsi="Arial" w:cs="Arial"/>
+                <w:sz w:val="16"/>
+                <w:szCs w:val="16"/>
+              </w:rPr>
+            </w:pPr>
+            <w:proofErr w:type="spellStart"/>
+            <w:r>
+              <w:rPr>
+                <w:rFonts w:ascii="Arial" w:eastAsia="Arial" w:hAnsi="Arial" w:cs="Arial"/>
+                <w:sz w:val="16"/>
+                <w:szCs w:val="16"/>
+              </w:rPr>
+              <w:t>src</w:t>
+            </w:r>
+            <w:proofErr w:type="spellEnd"/>
+            <w:r>
+              <w:rPr>
+                <w:rFonts w:ascii="Arial" w:eastAsia="Arial" w:hAnsi="Arial" w:cs="Arial"/>
+                <w:sz w:val="16"/>
+                <w:szCs w:val="16"/>
+              </w:rPr>
+              <w:t>/</w:t>
+            </w:r>
+            <w:proofErr w:type="spellStart"/>
+            <w:r>
+              <w:rPr>
+                <w:rFonts w:ascii="Arial" w:eastAsia="Arial" w:hAnsi="Arial" w:cs="Arial"/>
+                <w:sz w:val="16"/>
+                <w:szCs w:val="16"/>
+              </w:rPr>
+              <w:t>js</w:t>
+            </w:r>
+            <w:proofErr w:type="spellEnd"/>
+            <w:r>
+              <w:rPr>
+                <w:rFonts w:ascii="Arial" w:eastAsia="Arial" w:hAnsi="Arial" w:cs="Arial"/>
+                <w:sz w:val="16"/>
+                <w:szCs w:val="16"/>
+              </w:rPr>
+              <w:t>/</w:t>
+            </w:r>
+            <w:proofErr w:type="spellStart"/>
+            <w:r>
+              <w:rPr>
+                <w:rFonts w:ascii="Arial" w:eastAsia="Arial" w:hAnsi="Arial" w:cs="Arial"/>
+                <w:sz w:val="16"/>
+                <w:szCs w:val="16"/>
+              </w:rPr>
+              <w:t>stephen</w:t>
+            </w:r>
+            <w:proofErr w:type="spellEnd"/>
+            <w:r>
+              <w:rPr>
+                <w:rFonts w:ascii="Arial" w:eastAsia="Arial" w:hAnsi="Arial" w:cs="Arial"/>
+                <w:sz w:val="16"/>
+                <w:szCs w:val="16"/>
+              </w:rPr>
+              <w:t>/formJS.js</w:t>
+            </w:r>
+          </w:p>
+        </w:tc>
+        <w:tc>
+          <w:tcPr>
+            <w:tcW w:w="1615" w:type="dxa"/>
+            <w:vAlign w:val="center"/>
+          </w:tcPr>
+          <w:p>
+            <w:pPr>
+              <w:pStyle w:val="NoSpacing"/>
+              <w:rPr>
+                <w:rFonts w:ascii="Arial" w:eastAsia="Arial" w:hAnsi="Arial" w:cs="Arial"/>
+                <w:sz w:val="16"/>
+                <w:szCs w:val="16"/>
+              </w:rPr>
+            </w:pPr>
+            <w:r>
+              <w:rPr>
+                <w:rFonts w:ascii="Arial" w:eastAsia="Arial" w:hAnsi="Arial" w:cs="Arial"/>
+                <w:sz w:val="16"/>
+                <w:szCs w:val="16"/>
+              </w:rPr>
+              <w:t>JavaScript, HTML</w:t>
+            </w:r>
+          </w:p>
+        </w:tc>
+      </w:tr>
+      <w:tr>
+        <w:tc>
+          <w:tcPr>
+            <w:tcW w:w="1255" w:type="dxa"/>
+            <w:vAlign w:val="center"/>
+          </w:tcPr>
+          <w:p>
+            <w:pPr>
+              <w:pStyle w:val="NoSpacing"/>
+              <w:rPr>
+                <w:rFonts w:ascii="Arial" w:eastAsia="Arial" w:hAnsi="Arial" w:cs="Arial"/>
+                <w:sz w:val="16"/>
+                <w:szCs w:val="16"/>
+              </w:rPr>
+            </w:pPr>
+            <w:r>
+              <w:rPr>
+                <w:rFonts w:ascii="Arial" w:eastAsia="Arial" w:hAnsi="Arial" w:cs="Arial"/>
+                <w:sz w:val="16"/>
+                <w:szCs w:val="16"/>
               </w:rPr>
               <w:t>Data visualisation</w:t>
             </w:r>
@@ -1218,89 +5737,2262 @@
         </w:tc>
         <w:tc>
           <w:tcPr>
-            <w:tcW w:w="0" w:type="auto"/>
-            <w:hideMark/>
-          </w:tcPr>
-          <w:p>
-            <w:pPr>
-              <w:pStyle w:val="NoSpacing"/>
-              <w:rPr>
-                <w:sz w:val="18"/>
-                <w:szCs w:val="18"/>
-              </w:rPr>
-            </w:pPr>
-            <w:r>
-              <w:rPr>
-                <w:sz w:val="18"/>
-                <w:szCs w:val="18"/>
-              </w:rPr>
-              <w:t>Chart.js visualisation showing number of schools opened per year across regions</w:t>
-            </w:r>
-          </w:p>
-        </w:tc>
-        <w:tc>
-          <w:tcPr>
-            <w:tcW w:w="0" w:type="auto"/>
-            <w:hideMark/>
-          </w:tcPr>
-          <w:p>
-            <w:pPr>
-              <w:pStyle w:val="NoSpacing"/>
-              <w:rPr>
-                <w:sz w:val="18"/>
-                <w:szCs w:val="18"/>
-              </w:rPr>
-            </w:pPr>
-            <w:r>
-              <w:rPr>
-                <w:sz w:val="18"/>
-                <w:szCs w:val="18"/>
-              </w:rPr>
-              <w:t>Daniel Okoro (40123414)</w:t>
-            </w:r>
-          </w:p>
-        </w:tc>
-        <w:tc>
-          <w:tcPr>
-            <w:tcW w:w="0" w:type="auto"/>
-            <w:hideMark/>
-          </w:tcPr>
-          <w:p>
-            <w:pPr>
-              <w:pStyle w:val="NoSpacing"/>
-              <w:rPr>
-                <w:sz w:val="18"/>
-                <w:szCs w:val="18"/>
-              </w:rPr>
-            </w:pPr>
-            <w:r>
-              <w:rPr>
-                <w:sz w:val="18"/>
-                <w:szCs w:val="18"/>
-              </w:rPr>
-              <w:t>Web/charts.js</w:t>
-            </w:r>
-          </w:p>
-        </w:tc>
-        <w:tc>
-          <w:tcPr>
-            <w:tcW w:w="0" w:type="auto"/>
-            <w:hideMark/>
-          </w:tcPr>
-          <w:p>
-            <w:pPr>
-              <w:pStyle w:val="NoSpacing"/>
-              <w:rPr>
-                <w:sz w:val="18"/>
-                <w:szCs w:val="18"/>
-              </w:rPr>
-            </w:pPr>
-            <w:r>
-              <w:rPr>
-                <w:sz w:val="18"/>
-                <w:szCs w:val="18"/>
+            <w:tcW w:w="2970" w:type="dxa"/>
+            <w:vAlign w:val="center"/>
+          </w:tcPr>
+          <w:p>
+            <w:pPr>
+              <w:pStyle w:val="NoSpacing"/>
+              <w:rPr>
+                <w:rFonts w:ascii="Arial" w:eastAsia="Arial" w:hAnsi="Arial" w:cs="Arial"/>
+                <w:sz w:val="16"/>
+                <w:szCs w:val="16"/>
+              </w:rPr>
+            </w:pPr>
+            <w:r>
+              <w:rPr>
+                <w:rFonts w:ascii="Arial" w:eastAsia="Arial" w:hAnsi="Arial" w:cs="Arial"/>
+                <w:sz w:val="16"/>
+                <w:szCs w:val="16"/>
+              </w:rPr>
+              <w:t>Chart.js pie chart for staff distribution (by region, status, or department)</w:t>
+            </w:r>
+          </w:p>
+        </w:tc>
+        <w:tc>
+          <w:tcPr>
+            <w:tcW w:w="2430" w:type="dxa"/>
+          </w:tcPr>
+          <w:p>
+            <w:pPr>
+              <w:pStyle w:val="NoSpacing"/>
+              <w:rPr>
+                <w:rFonts w:ascii="Arial" w:eastAsia="Arial" w:hAnsi="Arial" w:cs="Arial"/>
+                <w:sz w:val="16"/>
+                <w:szCs w:val="16"/>
+              </w:rPr>
+            </w:pPr>
+            <w:r>
+              <w:rPr>
+                <w:rFonts w:ascii="Arial" w:eastAsia="Arial" w:hAnsi="Arial" w:cs="Arial"/>
+                <w:sz w:val="16"/>
+                <w:szCs w:val="16"/>
+              </w:rPr>
+              <w:pict w14:anchorId="1FBCE384">
+                <v:shape id="_x0000_i7681" type="#_x0000_t75" style="width:540pt;height:45.75pt">
+                  <v:imagedata r:id="rId4" o:title=""/>
+                </v:shape>
+              </w:pict>
+            </w:r>
+          </w:p>
+        </w:tc>
+        <w:tc>
+          <w:tcPr>
+            <w:tcW w:w="2520" w:type="dxa"/>
+            <w:vAlign w:val="center"/>
+          </w:tcPr>
+          <w:p>
+            <w:pPr>
+              <w:pStyle w:val="NoSpacing"/>
+              <w:rPr>
+                <w:rFonts w:ascii="Arial" w:eastAsia="Arial" w:hAnsi="Arial" w:cs="Arial"/>
+                <w:sz w:val="16"/>
+                <w:szCs w:val="16"/>
+              </w:rPr>
+            </w:pPr>
+            <w:proofErr w:type="spellStart"/>
+            <w:r>
+              <w:rPr>
+                <w:rFonts w:ascii="Arial" w:eastAsia="Arial" w:hAnsi="Arial" w:cs="Arial"/>
+                <w:sz w:val="16"/>
+                <w:szCs w:val="16"/>
+              </w:rPr>
+              <w:t>src</w:t>
+            </w:r>
+            <w:proofErr w:type="spellEnd"/>
+            <w:r>
+              <w:rPr>
+                <w:rFonts w:ascii="Arial" w:eastAsia="Arial" w:hAnsi="Arial" w:cs="Arial"/>
+                <w:sz w:val="16"/>
+                <w:szCs w:val="16"/>
+              </w:rPr>
+              <w:t>/</w:t>
+            </w:r>
+            <w:proofErr w:type="spellStart"/>
+            <w:r>
+              <w:rPr>
+                <w:rFonts w:ascii="Arial" w:eastAsia="Arial" w:hAnsi="Arial" w:cs="Arial"/>
+                <w:sz w:val="16"/>
+                <w:szCs w:val="16"/>
+              </w:rPr>
+              <w:t>js</w:t>
+            </w:r>
+            <w:proofErr w:type="spellEnd"/>
+            <w:r>
+              <w:rPr>
+                <w:rFonts w:ascii="Arial" w:eastAsia="Arial" w:hAnsi="Arial" w:cs="Arial"/>
+                <w:sz w:val="16"/>
+                <w:szCs w:val="16"/>
+              </w:rPr>
+              <w:t>/</w:t>
+            </w:r>
+            <w:proofErr w:type="spellStart"/>
+            <w:r>
+              <w:rPr>
+                <w:rFonts w:ascii="Arial" w:eastAsia="Arial" w:hAnsi="Arial" w:cs="Arial"/>
+                <w:sz w:val="16"/>
+                <w:szCs w:val="16"/>
+              </w:rPr>
+              <w:t>stephen</w:t>
+            </w:r>
+            <w:proofErr w:type="spellEnd"/>
+            <w:r>
+              <w:rPr>
+                <w:rFonts w:ascii="Arial" w:eastAsia="Arial" w:hAnsi="Arial" w:cs="Arial"/>
+                <w:sz w:val="16"/>
+                <w:szCs w:val="16"/>
+              </w:rPr>
+              <w:t>/pieChart.js</w:t>
+            </w:r>
+          </w:p>
+        </w:tc>
+        <w:tc>
+          <w:tcPr>
+            <w:tcW w:w="1615" w:type="dxa"/>
+            <w:vAlign w:val="center"/>
+          </w:tcPr>
+          <w:p>
+            <w:pPr>
+              <w:pStyle w:val="NoSpacing"/>
+              <w:rPr>
+                <w:rFonts w:ascii="Arial" w:eastAsia="Arial" w:hAnsi="Arial" w:cs="Arial"/>
+                <w:sz w:val="16"/>
+                <w:szCs w:val="16"/>
+              </w:rPr>
+            </w:pPr>
+            <w:r>
+              <w:rPr>
+                <w:rFonts w:ascii="Arial" w:eastAsia="Arial" w:hAnsi="Arial" w:cs="Arial"/>
+                <w:sz w:val="16"/>
+                <w:szCs w:val="16"/>
               </w:rPr>
               <w:t>JavaScript, Chart.js</w:t>
+            </w:r>
+          </w:p>
+        </w:tc>
+      </w:tr>
+      <w:tr>
+        <w:tc>
+          <w:tcPr>
+            <w:tcW w:w="1255" w:type="dxa"/>
+            <w:vAlign w:val="center"/>
+          </w:tcPr>
+          <w:p>
+            <w:pPr>
+              <w:pStyle w:val="NoSpacing"/>
+              <w:rPr>
+                <w:rFonts w:ascii="Arial" w:eastAsia="Arial" w:hAnsi="Arial" w:cs="Arial"/>
+                <w:sz w:val="16"/>
+                <w:szCs w:val="16"/>
+              </w:rPr>
+            </w:pPr>
+            <w:r>
+              <w:rPr>
+                <w:rFonts w:ascii="Arial" w:eastAsia="Arial" w:hAnsi="Arial" w:cs="Arial"/>
+                <w:sz w:val="16"/>
+                <w:szCs w:val="16"/>
+              </w:rPr>
+              <w:t>SQL reporting</w:t>
+            </w:r>
+          </w:p>
+        </w:tc>
+        <w:tc>
+          <w:tcPr>
+            <w:tcW w:w="2970" w:type="dxa"/>
+            <w:vAlign w:val="center"/>
+          </w:tcPr>
+          <w:p>
+            <w:pPr>
+              <w:pStyle w:val="NoSpacing"/>
+              <w:rPr>
+                <w:rFonts w:ascii="Arial" w:eastAsia="Arial" w:hAnsi="Arial" w:cs="Arial"/>
+                <w:sz w:val="16"/>
+                <w:szCs w:val="16"/>
+              </w:rPr>
+            </w:pPr>
+            <w:r>
+              <w:rPr>
+                <w:rFonts w:ascii="Arial" w:eastAsia="Arial" w:hAnsi="Arial" w:cs="Arial"/>
+                <w:sz w:val="16"/>
+                <w:szCs w:val="16"/>
+              </w:rPr>
+              <w:t>Query execution helper; sends SQL to backend connector and processes response for staff reports</w:t>
+            </w:r>
+          </w:p>
+        </w:tc>
+        <w:tc>
+          <w:tcPr>
+            <w:tcW w:w="2430" w:type="dxa"/>
+          </w:tcPr>
+          <w:p>
+            <w:pPr>
+              <w:pStyle w:val="NoSpacing"/>
+              <w:rPr>
+                <w:rFonts w:ascii="Arial" w:eastAsia="Arial" w:hAnsi="Arial" w:cs="Arial"/>
+                <w:sz w:val="16"/>
+                <w:szCs w:val="16"/>
+              </w:rPr>
+            </w:pPr>
+            <w:r>
+              <w:rPr>
+                <w:rFonts w:ascii="Arial" w:eastAsia="Arial" w:hAnsi="Arial" w:cs="Arial"/>
+                <w:sz w:val="16"/>
+                <w:szCs w:val="16"/>
+              </w:rPr>
+              <w:pict w14:anchorId="6BC1C635">
+                <v:shape id="_x0000_i7682" type="#_x0000_t75" style="width:540pt;height:45.75pt">
+                  <v:imagedata r:id="rId4" o:title=""/>
+                </v:shape>
+              </w:pict>
+            </w:r>
+          </w:p>
+        </w:tc>
+        <w:tc>
+          <w:tcPr>
+            <w:tcW w:w="2520" w:type="dxa"/>
+            <w:vAlign w:val="center"/>
+          </w:tcPr>
+          <w:p>
+            <w:pPr>
+              <w:pStyle w:val="NoSpacing"/>
+              <w:rPr>
+                <w:rFonts w:ascii="Arial" w:eastAsia="Arial" w:hAnsi="Arial" w:cs="Arial"/>
+                <w:sz w:val="16"/>
+                <w:szCs w:val="16"/>
+              </w:rPr>
+            </w:pPr>
+            <w:proofErr w:type="spellStart"/>
+            <w:r>
+              <w:rPr>
+                <w:rFonts w:ascii="Arial" w:eastAsia="Arial" w:hAnsi="Arial" w:cs="Arial"/>
+                <w:sz w:val="16"/>
+                <w:szCs w:val="16"/>
+              </w:rPr>
+              <w:t>src</w:t>
+            </w:r>
+            <w:proofErr w:type="spellEnd"/>
+            <w:r>
+              <w:rPr>
+                <w:rFonts w:ascii="Arial" w:eastAsia="Arial" w:hAnsi="Arial" w:cs="Arial"/>
+                <w:sz w:val="16"/>
+                <w:szCs w:val="16"/>
+              </w:rPr>
+              <w:t>/</w:t>
+            </w:r>
+            <w:proofErr w:type="spellStart"/>
+            <w:r>
+              <w:rPr>
+                <w:rFonts w:ascii="Arial" w:eastAsia="Arial" w:hAnsi="Arial" w:cs="Arial"/>
+                <w:sz w:val="16"/>
+                <w:szCs w:val="16"/>
+              </w:rPr>
+              <w:t>js</w:t>
+            </w:r>
+            <w:proofErr w:type="spellEnd"/>
+            <w:r>
+              <w:rPr>
+                <w:rFonts w:ascii="Arial" w:eastAsia="Arial" w:hAnsi="Arial" w:cs="Arial"/>
+                <w:sz w:val="16"/>
+                <w:szCs w:val="16"/>
+              </w:rPr>
+              <w:t>/</w:t>
+            </w:r>
+            <w:proofErr w:type="spellStart"/>
+            <w:r>
+              <w:rPr>
+                <w:rFonts w:ascii="Arial" w:eastAsia="Arial" w:hAnsi="Arial" w:cs="Arial"/>
+                <w:sz w:val="16"/>
+                <w:szCs w:val="16"/>
+              </w:rPr>
+              <w:t>stephen</w:t>
+            </w:r>
+            <w:proofErr w:type="spellEnd"/>
+            <w:r>
+              <w:rPr>
+                <w:rFonts w:ascii="Arial" w:eastAsia="Arial" w:hAnsi="Arial" w:cs="Arial"/>
+                <w:sz w:val="16"/>
+                <w:szCs w:val="16"/>
+              </w:rPr>
+              <w:t>/runQuery.js</w:t>
+            </w:r>
+          </w:p>
+        </w:tc>
+        <w:tc>
+          <w:tcPr>
+            <w:tcW w:w="1615" w:type="dxa"/>
+            <w:vAlign w:val="center"/>
+          </w:tcPr>
+          <w:p>
+            <w:pPr>
+              <w:pStyle w:val="NoSpacing"/>
+              <w:rPr>
+                <w:rFonts w:ascii="Arial" w:eastAsia="Arial" w:hAnsi="Arial" w:cs="Arial"/>
+                <w:sz w:val="16"/>
+                <w:szCs w:val="16"/>
+              </w:rPr>
+            </w:pPr>
+            <w:r>
+              <w:rPr>
+                <w:rFonts w:ascii="Arial" w:eastAsia="Arial" w:hAnsi="Arial" w:cs="Arial"/>
+                <w:sz w:val="16"/>
+                <w:szCs w:val="16"/>
+              </w:rPr>
+              <w:t>JavaScript, SQL</w:t>
+            </w:r>
+          </w:p>
+        </w:tc>
+      </w:tr>
+      <w:tr>
+        <w:tc>
+          <w:tcPr>
+            <w:tcW w:w="1255" w:type="dxa"/>
+            <w:vAlign w:val="center"/>
+          </w:tcPr>
+          <w:p>
+            <w:pPr>
+              <w:pStyle w:val="NoSpacing"/>
+              <w:rPr>
+                <w:rFonts w:ascii="Arial" w:eastAsia="Arial" w:hAnsi="Arial" w:cs="Arial"/>
+                <w:sz w:val="16"/>
+                <w:szCs w:val="16"/>
+              </w:rPr>
+            </w:pPr>
+            <w:r>
+              <w:rPr>
+                <w:rFonts w:ascii="Arial" w:eastAsia="Arial" w:hAnsi="Arial" w:cs="Arial"/>
+                <w:sz w:val="16"/>
+                <w:szCs w:val="16"/>
+              </w:rPr>
+              <w:t>CRUD functionality</w:t>
+            </w:r>
+          </w:p>
+        </w:tc>
+        <w:tc>
+          <w:tcPr>
+            <w:tcW w:w="2970" w:type="dxa"/>
+            <w:vAlign w:val="center"/>
+          </w:tcPr>
+          <w:p>
+            <w:pPr>
+              <w:pStyle w:val="NoSpacing"/>
+              <w:rPr>
+                <w:rFonts w:ascii="Arial" w:eastAsia="Arial" w:hAnsi="Arial" w:cs="Arial"/>
+                <w:sz w:val="16"/>
+                <w:szCs w:val="16"/>
+              </w:rPr>
+            </w:pPr>
+            <w:r>
+              <w:rPr>
+                <w:rFonts w:ascii="Arial" w:eastAsia="Arial" w:hAnsi="Arial" w:cs="Arial"/>
+                <w:sz w:val="16"/>
+                <w:szCs w:val="16"/>
+              </w:rPr>
+              <w:t>Add programme form handler; creates new programme records with validation</w:t>
+            </w:r>
+          </w:p>
+        </w:tc>
+        <w:tc>
+          <w:tcPr>
+            <w:tcW w:w="2430" w:type="dxa"/>
+          </w:tcPr>
+          <w:p>
+            <w:pPr>
+              <w:pStyle w:val="NoSpacing"/>
+              <w:rPr>
+                <w:rFonts w:ascii="Arial" w:eastAsia="Arial" w:hAnsi="Arial" w:cs="Arial"/>
+                <w:sz w:val="16"/>
+                <w:szCs w:val="16"/>
+              </w:rPr>
+            </w:pPr>
+            <w:r>
+              <w:rPr>
+                <w:rFonts w:ascii="Arial" w:eastAsia="Arial" w:hAnsi="Arial" w:cs="Arial"/>
+                <w:sz w:val="16"/>
+                <w:szCs w:val="16"/>
+              </w:rPr>
+              <w:pict w14:anchorId="1F575A50">
+                <v:shape id="_x0000_i7683" type="#_x0000_t75" style="width:540pt;height:45.75pt">
+                  <v:imagedata r:id="rId4" o:title=""/>
+                </v:shape>
+              </w:pict>
+            </w:r>
+          </w:p>
+        </w:tc>
+        <w:tc>
+          <w:tcPr>
+            <w:tcW w:w="2520" w:type="dxa"/>
+            <w:vAlign w:val="center"/>
+          </w:tcPr>
+          <w:p>
+            <w:pPr>
+              <w:pStyle w:val="NoSpacing"/>
+              <w:rPr>
+                <w:rFonts w:ascii="Arial" w:eastAsia="Arial" w:hAnsi="Arial" w:cs="Arial"/>
+                <w:sz w:val="16"/>
+                <w:szCs w:val="16"/>
+              </w:rPr>
+            </w:pPr>
+            <w:proofErr w:type="spellStart"/>
+            <w:r>
+              <w:rPr>
+                <w:rFonts w:ascii="Arial" w:eastAsia="Arial" w:hAnsi="Arial" w:cs="Arial"/>
+                <w:sz w:val="16"/>
+                <w:szCs w:val="16"/>
+              </w:rPr>
+              <w:t>src</w:t>
+            </w:r>
+            <w:proofErr w:type="spellEnd"/>
+            <w:r>
+              <w:rPr>
+                <w:rFonts w:ascii="Arial" w:eastAsia="Arial" w:hAnsi="Arial" w:cs="Arial"/>
+                <w:sz w:val="16"/>
+                <w:szCs w:val="16"/>
+              </w:rPr>
+              <w:t>/</w:t>
+            </w:r>
+            <w:proofErr w:type="spellStart"/>
+            <w:r>
+              <w:rPr>
+                <w:rFonts w:ascii="Arial" w:eastAsia="Arial" w:hAnsi="Arial" w:cs="Arial"/>
+                <w:sz w:val="16"/>
+                <w:szCs w:val="16"/>
+              </w:rPr>
+              <w:t>js</w:t>
+            </w:r>
+            <w:proofErr w:type="spellEnd"/>
+            <w:r>
+              <w:rPr>
+                <w:rFonts w:ascii="Arial" w:eastAsia="Arial" w:hAnsi="Arial" w:cs="Arial"/>
+                <w:sz w:val="16"/>
+                <w:szCs w:val="16"/>
+              </w:rPr>
+              <w:t>/</w:t>
+            </w:r>
+            <w:proofErr w:type="spellStart"/>
+            <w:r>
+              <w:rPr>
+                <w:rFonts w:ascii="Arial" w:eastAsia="Arial" w:hAnsi="Arial" w:cs="Arial"/>
+                <w:sz w:val="16"/>
+                <w:szCs w:val="16"/>
+              </w:rPr>
+              <w:t>patrick</w:t>
+            </w:r>
+            <w:proofErr w:type="spellEnd"/>
+            <w:r>
+              <w:rPr>
+                <w:rFonts w:ascii="Arial" w:eastAsia="Arial" w:hAnsi="Arial" w:cs="Arial"/>
+                <w:sz w:val="16"/>
+                <w:szCs w:val="16"/>
+              </w:rPr>
+              <w:t>/addProgramme.js</w:t>
+            </w:r>
+          </w:p>
+        </w:tc>
+        <w:tc>
+          <w:tcPr>
+            <w:tcW w:w="1615" w:type="dxa"/>
+            <w:vAlign w:val="center"/>
+          </w:tcPr>
+          <w:p>
+            <w:pPr>
+              <w:pStyle w:val="NoSpacing"/>
+              <w:rPr>
+                <w:rFonts w:ascii="Arial" w:eastAsia="Arial" w:hAnsi="Arial" w:cs="Arial"/>
+                <w:sz w:val="16"/>
+                <w:szCs w:val="16"/>
+              </w:rPr>
+            </w:pPr>
+            <w:r>
+              <w:rPr>
+                <w:rFonts w:ascii="Arial" w:eastAsia="Arial" w:hAnsi="Arial" w:cs="Arial"/>
+                <w:sz w:val="16"/>
+                <w:szCs w:val="16"/>
+              </w:rPr>
+              <w:t>JavaScript, SQL</w:t>
+            </w:r>
+          </w:p>
+        </w:tc>
+      </w:tr>
+      <w:tr>
+        <w:tc>
+          <w:tcPr>
+            <w:tcW w:w="1255" w:type="dxa"/>
+            <w:vAlign w:val="center"/>
+          </w:tcPr>
+          <w:p>
+            <w:pPr>
+              <w:pStyle w:val="NoSpacing"/>
+              <w:rPr>
+                <w:rFonts w:ascii="Arial" w:eastAsia="Arial" w:hAnsi="Arial" w:cs="Arial"/>
+                <w:sz w:val="16"/>
+                <w:szCs w:val="16"/>
+              </w:rPr>
+            </w:pPr>
+            <w:r>
+              <w:rPr>
+                <w:rFonts w:ascii="Arial" w:eastAsia="Arial" w:hAnsi="Arial" w:cs="Arial"/>
+                <w:sz w:val="16"/>
+                <w:szCs w:val="16"/>
+              </w:rPr>
+              <w:t>CRUD functionality</w:t>
+            </w:r>
+          </w:p>
+        </w:tc>
+        <w:tc>
+          <w:tcPr>
+            <w:tcW w:w="2970" w:type="dxa"/>
+            <w:vAlign w:val="center"/>
+          </w:tcPr>
+          <w:p>
+            <w:pPr>
+              <w:pStyle w:val="NoSpacing"/>
+              <w:rPr>
+                <w:rFonts w:ascii="Arial" w:eastAsia="Arial" w:hAnsi="Arial" w:cs="Arial"/>
+                <w:sz w:val="16"/>
+                <w:szCs w:val="16"/>
+              </w:rPr>
+            </w:pPr>
+            <w:r>
+              <w:rPr>
+                <w:rFonts w:ascii="Arial" w:eastAsia="Arial" w:hAnsi="Arial" w:cs="Arial"/>
+                <w:sz w:val="16"/>
+                <w:szCs w:val="16"/>
+              </w:rPr>
+              <w:t>Delete programme operation with cascade logic; validates referential integrity constraints</w:t>
+            </w:r>
+          </w:p>
+        </w:tc>
+        <w:tc>
+          <w:tcPr>
+            <w:tcW w:w="2430" w:type="dxa"/>
+          </w:tcPr>
+          <w:p>
+            <w:pPr>
+              <w:pStyle w:val="NoSpacing"/>
+              <w:rPr>
+                <w:rFonts w:ascii="Arial" w:eastAsia="Arial" w:hAnsi="Arial" w:cs="Arial"/>
+                <w:sz w:val="16"/>
+                <w:szCs w:val="16"/>
+              </w:rPr>
+            </w:pPr>
+            <w:r>
+              <w:rPr>
+                <w:rFonts w:ascii="Arial" w:eastAsia="Arial" w:hAnsi="Arial" w:cs="Arial"/>
+                <w:sz w:val="16"/>
+                <w:szCs w:val="16"/>
+              </w:rPr>
+              <w:pict w14:anchorId="480B58F3">
+                <v:shape id="_x0000_i7684" type="#_x0000_t75" style="width:540pt;height:45.75pt">
+                  <v:imagedata r:id="rId4" o:title=""/>
+                </v:shape>
+              </w:pict>
+            </w:r>
+          </w:p>
+        </w:tc>
+        <w:tc>
+          <w:tcPr>
+            <w:tcW w:w="2520" w:type="dxa"/>
+            <w:vAlign w:val="center"/>
+          </w:tcPr>
+          <w:p>
+            <w:pPr>
+              <w:pStyle w:val="NoSpacing"/>
+              <w:rPr>
+                <w:rFonts w:ascii="Arial" w:eastAsia="Arial" w:hAnsi="Arial" w:cs="Arial"/>
+                <w:sz w:val="16"/>
+                <w:szCs w:val="16"/>
+              </w:rPr>
+            </w:pPr>
+            <w:proofErr w:type="spellStart"/>
+            <w:r>
+              <w:rPr>
+                <w:rFonts w:ascii="Arial" w:eastAsia="Arial" w:hAnsi="Arial" w:cs="Arial"/>
+                <w:sz w:val="16"/>
+                <w:szCs w:val="16"/>
+              </w:rPr>
+              <w:t>src</w:t>
+            </w:r>
+            <w:proofErr w:type="spellEnd"/>
+            <w:r>
+              <w:rPr>
+                <w:rFonts w:ascii="Arial" w:eastAsia="Arial" w:hAnsi="Arial" w:cs="Arial"/>
+                <w:sz w:val="16"/>
+                <w:szCs w:val="16"/>
+              </w:rPr>
+              <w:t>/</w:t>
+            </w:r>
+            <w:proofErr w:type="spellStart"/>
+            <w:r>
+              <w:rPr>
+                <w:rFonts w:ascii="Arial" w:eastAsia="Arial" w:hAnsi="Arial" w:cs="Arial"/>
+                <w:sz w:val="16"/>
+                <w:szCs w:val="16"/>
+              </w:rPr>
+              <w:t>js</w:t>
+            </w:r>
+            <w:proofErr w:type="spellEnd"/>
+            <w:r>
+              <w:rPr>
+                <w:rFonts w:ascii="Arial" w:eastAsia="Arial" w:hAnsi="Arial" w:cs="Arial"/>
+                <w:sz w:val="16"/>
+                <w:szCs w:val="16"/>
+              </w:rPr>
+              <w:t>/</w:t>
+            </w:r>
+            <w:proofErr w:type="spellStart"/>
+            <w:r>
+              <w:rPr>
+                <w:rFonts w:ascii="Arial" w:eastAsia="Arial" w:hAnsi="Arial" w:cs="Arial"/>
+                <w:sz w:val="16"/>
+                <w:szCs w:val="16"/>
+              </w:rPr>
+              <w:t>patrick</w:t>
+            </w:r>
+            <w:proofErr w:type="spellEnd"/>
+            <w:r>
+              <w:rPr>
+                <w:rFonts w:ascii="Arial" w:eastAsia="Arial" w:hAnsi="Arial" w:cs="Arial"/>
+                <w:sz w:val="16"/>
+                <w:szCs w:val="16"/>
+              </w:rPr>
+              <w:t>/deleteProgramme.js</w:t>
+            </w:r>
+          </w:p>
+        </w:tc>
+        <w:tc>
+          <w:tcPr>
+            <w:tcW w:w="1615" w:type="dxa"/>
+            <w:vAlign w:val="center"/>
+          </w:tcPr>
+          <w:p>
+            <w:pPr>
+              <w:pStyle w:val="NoSpacing"/>
+              <w:rPr>
+                <w:rFonts w:ascii="Arial" w:eastAsia="Arial" w:hAnsi="Arial" w:cs="Arial"/>
+                <w:sz w:val="16"/>
+                <w:szCs w:val="16"/>
+              </w:rPr>
+            </w:pPr>
+            <w:r>
+              <w:rPr>
+                <w:rFonts w:ascii="Arial" w:eastAsia="Arial" w:hAnsi="Arial" w:cs="Arial"/>
+                <w:sz w:val="16"/>
+                <w:szCs w:val="16"/>
+              </w:rPr>
+              <w:t>JavaScript, SQL</w:t>
+            </w:r>
+          </w:p>
+        </w:tc>
+      </w:tr>
+      <w:tr>
+        <w:tc>
+          <w:tcPr>
+            <w:tcW w:w="1255" w:type="dxa"/>
+            <w:vAlign w:val="center"/>
+          </w:tcPr>
+          <w:p>
+            <w:pPr>
+              <w:pStyle w:val="NoSpacing"/>
+              <w:rPr>
+                <w:rFonts w:ascii="Arial" w:eastAsia="Arial" w:hAnsi="Arial" w:cs="Arial"/>
+                <w:sz w:val="16"/>
+                <w:szCs w:val="16"/>
+              </w:rPr>
+            </w:pPr>
+            <w:r>
+              <w:rPr>
+                <w:rFonts w:ascii="Arial" w:eastAsia="Arial" w:hAnsi="Arial" w:cs="Arial"/>
+                <w:sz w:val="16"/>
+                <w:szCs w:val="16"/>
+              </w:rPr>
+              <w:t>Web reporting</w:t>
+            </w:r>
+          </w:p>
+        </w:tc>
+        <w:tc>
+          <w:tcPr>
+            <w:tcW w:w="2970" w:type="dxa"/>
+            <w:vAlign w:val="center"/>
+          </w:tcPr>
+          <w:p>
+            <w:pPr>
+              <w:pStyle w:val="NoSpacing"/>
+              <w:rPr>
+                <w:rFonts w:ascii="Arial" w:eastAsia="Arial" w:hAnsi="Arial" w:cs="Arial"/>
+                <w:sz w:val="16"/>
+                <w:szCs w:val="16"/>
+              </w:rPr>
+            </w:pPr>
+            <w:r>
+              <w:rPr>
+                <w:rFonts w:ascii="Arial" w:eastAsia="Arial" w:hAnsi="Arial" w:cs="Arial"/>
+                <w:sz w:val="16"/>
+                <w:szCs w:val="16"/>
+              </w:rPr>
+              <w:t>Dynamic dropdown population; loads filter options (focus areas, status, regions) for programme filtering</w:t>
+            </w:r>
+          </w:p>
+        </w:tc>
+        <w:tc>
+          <w:tcPr>
+            <w:tcW w:w="2430" w:type="dxa"/>
+          </w:tcPr>
+          <w:p>
+            <w:pPr>
+              <w:pStyle w:val="NoSpacing"/>
+              <w:rPr>
+                <w:rFonts w:ascii="Arial" w:eastAsia="Arial" w:hAnsi="Arial" w:cs="Arial"/>
+                <w:sz w:val="16"/>
+                <w:szCs w:val="16"/>
+              </w:rPr>
+            </w:pPr>
+            <w:r>
+              <w:rPr>
+                <w:rFonts w:ascii="Arial" w:eastAsia="Arial" w:hAnsi="Arial" w:cs="Arial"/>
+                <w:sz w:val="16"/>
+                <w:szCs w:val="16"/>
+              </w:rPr>
+              <w:pict w14:anchorId="75C51AEA">
+                <v:shape id="_x0000_i7685" type="#_x0000_t75" style="width:540pt;height:45.75pt">
+                  <v:imagedata r:id="rId4" o:title=""/>
+                </v:shape>
+              </w:pict>
+            </w:r>
+          </w:p>
+        </w:tc>
+        <w:tc>
+          <w:tcPr>
+            <w:tcW w:w="2520" w:type="dxa"/>
+            <w:vAlign w:val="center"/>
+          </w:tcPr>
+          <w:p>
+            <w:pPr>
+              <w:pStyle w:val="NoSpacing"/>
+              <w:rPr>
+                <w:rFonts w:ascii="Arial" w:eastAsia="Arial" w:hAnsi="Arial" w:cs="Arial"/>
+                <w:sz w:val="16"/>
+                <w:szCs w:val="16"/>
+              </w:rPr>
+            </w:pPr>
+            <w:proofErr w:type="spellStart"/>
+            <w:r>
+              <w:rPr>
+                <w:rFonts w:ascii="Arial" w:eastAsia="Arial" w:hAnsi="Arial" w:cs="Arial"/>
+                <w:sz w:val="16"/>
+                <w:szCs w:val="16"/>
+              </w:rPr>
+              <w:t>src</w:t>
+            </w:r>
+            <w:proofErr w:type="spellEnd"/>
+            <w:r>
+              <w:rPr>
+                <w:rFonts w:ascii="Arial" w:eastAsia="Arial" w:hAnsi="Arial" w:cs="Arial"/>
+                <w:sz w:val="16"/>
+                <w:szCs w:val="16"/>
+              </w:rPr>
+              <w:t>/</w:t>
+            </w:r>
+            <w:proofErr w:type="spellStart"/>
+            <w:r>
+              <w:rPr>
+                <w:rFonts w:ascii="Arial" w:eastAsia="Arial" w:hAnsi="Arial" w:cs="Arial"/>
+                <w:sz w:val="16"/>
+                <w:szCs w:val="16"/>
+              </w:rPr>
+              <w:t>js</w:t>
+            </w:r>
+            <w:proofErr w:type="spellEnd"/>
+            <w:r>
+              <w:rPr>
+                <w:rFonts w:ascii="Arial" w:eastAsia="Arial" w:hAnsi="Arial" w:cs="Arial"/>
+                <w:sz w:val="16"/>
+                <w:szCs w:val="16"/>
+              </w:rPr>
+              <w:t>/</w:t>
+            </w:r>
+            <w:proofErr w:type="spellStart"/>
+            <w:r>
+              <w:rPr>
+                <w:rFonts w:ascii="Arial" w:eastAsia="Arial" w:hAnsi="Arial" w:cs="Arial"/>
+                <w:sz w:val="16"/>
+                <w:szCs w:val="16"/>
+              </w:rPr>
+              <w:t>patrick</w:t>
+            </w:r>
+            <w:proofErr w:type="spellEnd"/>
+            <w:r>
+              <w:rPr>
+                <w:rFonts w:ascii="Arial" w:eastAsia="Arial" w:hAnsi="Arial" w:cs="Arial"/>
+                <w:sz w:val="16"/>
+                <w:szCs w:val="16"/>
+              </w:rPr>
+              <w:t>/dropdowns.js</w:t>
+            </w:r>
+          </w:p>
+        </w:tc>
+        <w:tc>
+          <w:tcPr>
+            <w:tcW w:w="1615" w:type="dxa"/>
+            <w:vAlign w:val="center"/>
+          </w:tcPr>
+          <w:p>
+            <w:pPr>
+              <w:pStyle w:val="NoSpacing"/>
+              <w:rPr>
+                <w:rFonts w:ascii="Arial" w:eastAsia="Arial" w:hAnsi="Arial" w:cs="Arial"/>
+                <w:sz w:val="16"/>
+                <w:szCs w:val="16"/>
+              </w:rPr>
+            </w:pPr>
+            <w:r>
+              <w:rPr>
+                <w:rFonts w:ascii="Arial" w:eastAsia="Arial" w:hAnsi="Arial" w:cs="Arial"/>
+                <w:sz w:val="16"/>
+                <w:szCs w:val="16"/>
+              </w:rPr>
+              <w:t>JavaScript, SQL</w:t>
+            </w:r>
+          </w:p>
+        </w:tc>
+      </w:tr>
+      <w:tr>
+        <w:tc>
+          <w:tcPr>
+            <w:tcW w:w="1255" w:type="dxa"/>
+            <w:vAlign w:val="center"/>
+          </w:tcPr>
+          <w:p>
+            <w:pPr>
+              <w:pStyle w:val="NoSpacing"/>
+              <w:rPr>
+                <w:rFonts w:ascii="Arial" w:eastAsia="Arial" w:hAnsi="Arial" w:cs="Arial"/>
+                <w:sz w:val="16"/>
+                <w:szCs w:val="16"/>
+              </w:rPr>
+            </w:pPr>
+            <w:r>
+              <w:rPr>
+                <w:rFonts w:ascii="Arial" w:eastAsia="Arial" w:hAnsi="Arial" w:cs="Arial"/>
+                <w:sz w:val="16"/>
+                <w:szCs w:val="16"/>
+              </w:rPr>
+              <w:t>Data visualisation</w:t>
+            </w:r>
+          </w:p>
+        </w:tc>
+        <w:tc>
+          <w:tcPr>
+            <w:tcW w:w="2970" w:type="dxa"/>
+            <w:vAlign w:val="center"/>
+          </w:tcPr>
+          <w:p>
+            <w:pPr>
+              <w:pStyle w:val="NoSpacing"/>
+              <w:rPr>
+                <w:rFonts w:ascii="Arial" w:eastAsia="Arial" w:hAnsi="Arial" w:cs="Arial"/>
+                <w:sz w:val="16"/>
+                <w:szCs w:val="16"/>
+              </w:rPr>
+            </w:pPr>
+            <w:r>
+              <w:rPr>
+                <w:rFonts w:ascii="Arial" w:eastAsia="Arial" w:hAnsi="Arial" w:cs="Arial"/>
+                <w:sz w:val="16"/>
+                <w:szCs w:val="16"/>
+              </w:rPr>
+              <w:t>Chart.js bar chart showing course distribution across programmes</w:t>
+            </w:r>
+          </w:p>
+        </w:tc>
+        <w:tc>
+          <w:tcPr>
+            <w:tcW w:w="2430" w:type="dxa"/>
+          </w:tcPr>
+          <w:p>
+            <w:pPr>
+              <w:pStyle w:val="NoSpacing"/>
+              <w:rPr>
+                <w:rFonts w:ascii="Arial" w:eastAsia="Arial" w:hAnsi="Arial" w:cs="Arial"/>
+                <w:sz w:val="16"/>
+                <w:szCs w:val="16"/>
+              </w:rPr>
+            </w:pPr>
+            <w:r>
+              <w:rPr>
+                <w:rFonts w:ascii="Arial" w:eastAsia="Arial" w:hAnsi="Arial" w:cs="Arial"/>
+                <w:sz w:val="16"/>
+                <w:szCs w:val="16"/>
+              </w:rPr>
+              <w:pict w14:anchorId="2466612A">
+                <v:shape id="_x0000_i7686" type="#_x0000_t75" style="width:540pt;height:45.75pt">
+                  <v:imagedata r:id="rId4" o:title=""/>
+                </v:shape>
+              </w:pict>
+            </w:r>
+          </w:p>
+        </w:tc>
+        <w:tc>
+          <w:tcPr>
+            <w:tcW w:w="2520" w:type="dxa"/>
+            <w:vAlign w:val="center"/>
+          </w:tcPr>
+          <w:p>
+            <w:pPr>
+              <w:pStyle w:val="NoSpacing"/>
+              <w:rPr>
+                <w:rFonts w:ascii="Arial" w:eastAsia="Arial" w:hAnsi="Arial" w:cs="Arial"/>
+                <w:sz w:val="16"/>
+                <w:szCs w:val="16"/>
+              </w:rPr>
+            </w:pPr>
+            <w:proofErr w:type="spellStart"/>
+            <w:r>
+              <w:rPr>
+                <w:rFonts w:ascii="Arial" w:eastAsia="Arial" w:hAnsi="Arial" w:cs="Arial"/>
+                <w:sz w:val="16"/>
+                <w:szCs w:val="16"/>
+              </w:rPr>
+              <w:t>src</w:t>
+            </w:r>
+            <w:proofErr w:type="spellEnd"/>
+            <w:r>
+              <w:rPr>
+                <w:rFonts w:ascii="Arial" w:eastAsia="Arial" w:hAnsi="Arial" w:cs="Arial"/>
+                <w:sz w:val="16"/>
+                <w:szCs w:val="16"/>
+              </w:rPr>
+              <w:t>/</w:t>
+            </w:r>
+            <w:proofErr w:type="spellStart"/>
+            <w:r>
+              <w:rPr>
+                <w:rFonts w:ascii="Arial" w:eastAsia="Arial" w:hAnsi="Arial" w:cs="Arial"/>
+                <w:sz w:val="16"/>
+                <w:szCs w:val="16"/>
+              </w:rPr>
+              <w:t>js</w:t>
+            </w:r>
+            <w:proofErr w:type="spellEnd"/>
+            <w:r>
+              <w:rPr>
+                <w:rFonts w:ascii="Arial" w:eastAsia="Arial" w:hAnsi="Arial" w:cs="Arial"/>
+                <w:sz w:val="16"/>
+                <w:szCs w:val="16"/>
+              </w:rPr>
+              <w:t>/</w:t>
+            </w:r>
+            <w:proofErr w:type="spellStart"/>
+            <w:r>
+              <w:rPr>
+                <w:rFonts w:ascii="Arial" w:eastAsia="Arial" w:hAnsi="Arial" w:cs="Arial"/>
+                <w:sz w:val="16"/>
+                <w:szCs w:val="16"/>
+              </w:rPr>
+              <w:t>patrick</w:t>
+            </w:r>
+            <w:proofErr w:type="spellEnd"/>
+            <w:r>
+              <w:rPr>
+                <w:rFonts w:ascii="Arial" w:eastAsia="Arial" w:hAnsi="Arial" w:cs="Arial"/>
+                <w:sz w:val="16"/>
+                <w:szCs w:val="16"/>
+              </w:rPr>
+              <w:t>/chartCourses.js</w:t>
+            </w:r>
+          </w:p>
+        </w:tc>
+        <w:tc>
+          <w:tcPr>
+            <w:tcW w:w="1615" w:type="dxa"/>
+            <w:vAlign w:val="center"/>
+          </w:tcPr>
+          <w:p>
+            <w:pPr>
+              <w:pStyle w:val="NoSpacing"/>
+              <w:rPr>
+                <w:rFonts w:ascii="Arial" w:eastAsia="Arial" w:hAnsi="Arial" w:cs="Arial"/>
+                <w:sz w:val="16"/>
+                <w:szCs w:val="16"/>
+              </w:rPr>
+            </w:pPr>
+            <w:r>
+              <w:rPr>
+                <w:rFonts w:ascii="Arial" w:eastAsia="Arial" w:hAnsi="Arial" w:cs="Arial"/>
+                <w:sz w:val="16"/>
+                <w:szCs w:val="16"/>
+              </w:rPr>
+              <w:t>JavaScript, Chart.js</w:t>
+            </w:r>
+          </w:p>
+        </w:tc>
+      </w:tr>
+      <w:tr>
+        <w:tc>
+          <w:tcPr>
+            <w:tcW w:w="1255" w:type="dxa"/>
+            <w:vAlign w:val="center"/>
+          </w:tcPr>
+          <w:p>
+            <w:pPr>
+              <w:pStyle w:val="NoSpacing"/>
+              <w:rPr>
+                <w:rFonts w:ascii="Arial" w:eastAsia="Arial" w:hAnsi="Arial" w:cs="Arial"/>
+                <w:sz w:val="16"/>
+                <w:szCs w:val="16"/>
+              </w:rPr>
+            </w:pPr>
+            <w:r>
+              <w:rPr>
+                <w:rFonts w:ascii="Arial" w:eastAsia="Arial" w:hAnsi="Arial" w:cs="Arial"/>
+                <w:sz w:val="16"/>
+                <w:szCs w:val="16"/>
+              </w:rPr>
+              <w:t>SQL reporting</w:t>
+            </w:r>
+          </w:p>
+        </w:tc>
+        <w:tc>
+          <w:tcPr>
+            <w:tcW w:w="2970" w:type="dxa"/>
+            <w:vAlign w:val="center"/>
+          </w:tcPr>
+          <w:p>
+            <w:pPr>
+              <w:pStyle w:val="NoSpacing"/>
+              <w:rPr>
+                <w:rFonts w:ascii="Arial" w:eastAsia="Arial" w:hAnsi="Arial" w:cs="Arial"/>
+                <w:sz w:val="16"/>
+                <w:szCs w:val="16"/>
+              </w:rPr>
+            </w:pPr>
+            <w:r>
+              <w:rPr>
+                <w:rFonts w:ascii="Arial" w:eastAsia="Arial" w:hAnsi="Arial" w:cs="Arial"/>
+                <w:sz w:val="16"/>
+                <w:szCs w:val="16"/>
+              </w:rPr>
+              <w:t>'Most Time-Intensive Programmes' — averages course duration per programme using HAVING clause</w:t>
+            </w:r>
+          </w:p>
+        </w:tc>
+        <w:tc>
+          <w:tcPr>
+            <w:tcW w:w="2430" w:type="dxa"/>
+          </w:tcPr>
+          <w:p>
+            <w:pPr>
+              <w:pStyle w:val="NoSpacing"/>
+              <w:rPr>
+                <w:rFonts w:ascii="Arial" w:eastAsia="Arial" w:hAnsi="Arial" w:cs="Arial"/>
+                <w:sz w:val="16"/>
+                <w:szCs w:val="16"/>
+              </w:rPr>
+            </w:pPr>
+            <w:r>
+              <w:rPr>
+                <w:rFonts w:ascii="Arial" w:eastAsia="Arial" w:hAnsi="Arial" w:cs="Arial"/>
+                <w:sz w:val="16"/>
+                <w:szCs w:val="16"/>
+              </w:rPr>
+              <w:pict w14:anchorId="70F572AB">
+                <v:shape id="_x0000_i7687" type="#_x0000_t75" style="width:540pt;height:45.75pt">
+                  <v:imagedata r:id="rId4" o:title=""/>
+                </v:shape>
+              </w:pict>
+            </w:r>
+          </w:p>
+        </w:tc>
+        <w:tc>
+          <w:tcPr>
+            <w:tcW w:w="2520" w:type="dxa"/>
+            <w:vAlign w:val="center"/>
+          </w:tcPr>
+          <w:p>
+            <w:pPr>
+              <w:pStyle w:val="NoSpacing"/>
+              <w:rPr>
+                <w:rFonts w:ascii="Arial" w:eastAsia="Arial" w:hAnsi="Arial" w:cs="Arial"/>
+                <w:sz w:val="16"/>
+                <w:szCs w:val="16"/>
+              </w:rPr>
+            </w:pPr>
+            <w:proofErr w:type="spellStart"/>
+            <w:r>
+              <w:rPr>
+                <w:rFonts w:ascii="Arial" w:eastAsia="Arial" w:hAnsi="Arial" w:cs="Arial"/>
+                <w:sz w:val="16"/>
+                <w:szCs w:val="16"/>
+              </w:rPr>
+              <w:t>src</w:t>
+            </w:r>
+            <w:proofErr w:type="spellEnd"/>
+            <w:r>
+              <w:rPr>
+                <w:rFonts w:ascii="Arial" w:eastAsia="Arial" w:hAnsi="Arial" w:cs="Arial"/>
+                <w:sz w:val="16"/>
+                <w:szCs w:val="16"/>
+              </w:rPr>
+              <w:t>/</w:t>
+            </w:r>
+            <w:proofErr w:type="spellStart"/>
+            <w:r>
+              <w:rPr>
+                <w:rFonts w:ascii="Arial" w:eastAsia="Arial" w:hAnsi="Arial" w:cs="Arial"/>
+                <w:sz w:val="16"/>
+                <w:szCs w:val="16"/>
+              </w:rPr>
+              <w:t>js</w:t>
+            </w:r>
+            <w:proofErr w:type="spellEnd"/>
+            <w:r>
+              <w:rPr>
+                <w:rFonts w:ascii="Arial" w:eastAsia="Arial" w:hAnsi="Arial" w:cs="Arial"/>
+                <w:sz w:val="16"/>
+                <w:szCs w:val="16"/>
+              </w:rPr>
+              <w:t>/</w:t>
+            </w:r>
+            <w:proofErr w:type="spellStart"/>
+            <w:r>
+              <w:rPr>
+                <w:rFonts w:ascii="Arial" w:eastAsia="Arial" w:hAnsi="Arial" w:cs="Arial"/>
+                <w:sz w:val="16"/>
+                <w:szCs w:val="16"/>
+              </w:rPr>
+              <w:t>patrick</w:t>
+            </w:r>
+            <w:proofErr w:type="spellEnd"/>
+            <w:r>
+              <w:rPr>
+                <w:rFonts w:ascii="Arial" w:eastAsia="Arial" w:hAnsi="Arial" w:cs="Arial"/>
+                <w:sz w:val="16"/>
+                <w:szCs w:val="16"/>
+              </w:rPr>
+              <w:t>/progQ1.js</w:t>
+            </w:r>
+          </w:p>
+        </w:tc>
+        <w:tc>
+          <w:tcPr>
+            <w:tcW w:w="1615" w:type="dxa"/>
+            <w:vAlign w:val="center"/>
+          </w:tcPr>
+          <w:p>
+            <w:pPr>
+              <w:pStyle w:val="NoSpacing"/>
+              <w:rPr>
+                <w:rFonts w:ascii="Arial" w:eastAsia="Arial" w:hAnsi="Arial" w:cs="Arial"/>
+                <w:sz w:val="16"/>
+                <w:szCs w:val="16"/>
+              </w:rPr>
+            </w:pPr>
+            <w:r>
+              <w:rPr>
+                <w:rFonts w:ascii="Arial" w:eastAsia="Arial" w:hAnsi="Arial" w:cs="Arial"/>
+                <w:sz w:val="16"/>
+                <w:szCs w:val="16"/>
+              </w:rPr>
+              <w:t>SQL, JavaScript</w:t>
+            </w:r>
+          </w:p>
+        </w:tc>
+      </w:tr>
+      <w:tr>
+        <w:tc>
+          <w:tcPr>
+            <w:tcW w:w="1255" w:type="dxa"/>
+            <w:vAlign w:val="center"/>
+          </w:tcPr>
+          <w:p>
+            <w:pPr>
+              <w:pStyle w:val="NoSpacing"/>
+              <w:rPr>
+                <w:rFonts w:ascii="Arial" w:eastAsia="Arial" w:hAnsi="Arial" w:cs="Arial"/>
+                <w:sz w:val="16"/>
+                <w:szCs w:val="16"/>
+              </w:rPr>
+            </w:pPr>
+            <w:r>
+              <w:rPr>
+                <w:rFonts w:ascii="Arial" w:eastAsia="Arial" w:hAnsi="Arial" w:cs="Arial"/>
+                <w:sz w:val="16"/>
+                <w:szCs w:val="16"/>
+              </w:rPr>
+              <w:t>SQL reporting</w:t>
+            </w:r>
+          </w:p>
+        </w:tc>
+        <w:tc>
+          <w:tcPr>
+            <w:tcW w:w="2970" w:type="dxa"/>
+            <w:vAlign w:val="center"/>
+          </w:tcPr>
+          <w:p>
+            <w:pPr>
+              <w:pStyle w:val="NoSpacing"/>
+              <w:rPr>
+                <w:rFonts w:ascii="Arial" w:eastAsia="Arial" w:hAnsi="Arial" w:cs="Arial"/>
+                <w:sz w:val="16"/>
+                <w:szCs w:val="16"/>
+              </w:rPr>
+            </w:pPr>
+            <w:r>
+              <w:rPr>
+                <w:rFonts w:ascii="Arial" w:eastAsia="Arial" w:hAnsi="Arial" w:cs="Arial"/>
+                <w:sz w:val="16"/>
+                <w:szCs w:val="16"/>
+              </w:rPr>
+              <w:t>'Programme Cost Analysis' — aggregates budget/funding data per programme with currency formatting</w:t>
+            </w:r>
+          </w:p>
+        </w:tc>
+        <w:tc>
+          <w:tcPr>
+            <w:tcW w:w="2430" w:type="dxa"/>
+          </w:tcPr>
+          <w:p>
+            <w:pPr>
+              <w:pStyle w:val="NoSpacing"/>
+              <w:rPr>
+                <w:rFonts w:ascii="Arial" w:eastAsia="Arial" w:hAnsi="Arial" w:cs="Arial"/>
+                <w:sz w:val="16"/>
+                <w:szCs w:val="16"/>
+              </w:rPr>
+            </w:pPr>
+            <w:r>
+              <w:rPr>
+                <w:rFonts w:ascii="Arial" w:eastAsia="Arial" w:hAnsi="Arial" w:cs="Arial"/>
+                <w:sz w:val="16"/>
+                <w:szCs w:val="16"/>
+              </w:rPr>
+              <w:pict w14:anchorId="542ED1EF">
+                <v:shape id="_x0000_i7688" type="#_x0000_t75" style="width:540pt;height:45.75pt">
+                  <v:imagedata r:id="rId4" o:title=""/>
+                </v:shape>
+              </w:pict>
+            </w:r>
+          </w:p>
+        </w:tc>
+        <w:tc>
+          <w:tcPr>
+            <w:tcW w:w="2520" w:type="dxa"/>
+            <w:vAlign w:val="center"/>
+          </w:tcPr>
+          <w:p>
+            <w:pPr>
+              <w:pStyle w:val="NoSpacing"/>
+              <w:rPr>
+                <w:rFonts w:ascii="Arial" w:eastAsia="Arial" w:hAnsi="Arial" w:cs="Arial"/>
+                <w:sz w:val="16"/>
+                <w:szCs w:val="16"/>
+              </w:rPr>
+            </w:pPr>
+            <w:proofErr w:type="spellStart"/>
+            <w:r>
+              <w:rPr>
+                <w:rFonts w:ascii="Arial" w:eastAsia="Arial" w:hAnsi="Arial" w:cs="Arial"/>
+                <w:sz w:val="16"/>
+                <w:szCs w:val="16"/>
+              </w:rPr>
+              <w:t>src</w:t>
+            </w:r>
+            <w:proofErr w:type="spellEnd"/>
+            <w:r>
+              <w:rPr>
+                <w:rFonts w:ascii="Arial" w:eastAsia="Arial" w:hAnsi="Arial" w:cs="Arial"/>
+                <w:sz w:val="16"/>
+                <w:szCs w:val="16"/>
+              </w:rPr>
+              <w:t>/</w:t>
+            </w:r>
+            <w:proofErr w:type="spellStart"/>
+            <w:r>
+              <w:rPr>
+                <w:rFonts w:ascii="Arial" w:eastAsia="Arial" w:hAnsi="Arial" w:cs="Arial"/>
+                <w:sz w:val="16"/>
+                <w:szCs w:val="16"/>
+              </w:rPr>
+              <w:t>js</w:t>
+            </w:r>
+            <w:proofErr w:type="spellEnd"/>
+            <w:r>
+              <w:rPr>
+                <w:rFonts w:ascii="Arial" w:eastAsia="Arial" w:hAnsi="Arial" w:cs="Arial"/>
+                <w:sz w:val="16"/>
+                <w:szCs w:val="16"/>
+              </w:rPr>
+              <w:t>/</w:t>
+            </w:r>
+            <w:proofErr w:type="spellStart"/>
+            <w:r>
+              <w:rPr>
+                <w:rFonts w:ascii="Arial" w:eastAsia="Arial" w:hAnsi="Arial" w:cs="Arial"/>
+                <w:sz w:val="16"/>
+                <w:szCs w:val="16"/>
+              </w:rPr>
+              <w:t>patrick</w:t>
+            </w:r>
+            <w:proofErr w:type="spellEnd"/>
+            <w:r>
+              <w:rPr>
+                <w:rFonts w:ascii="Arial" w:eastAsia="Arial" w:hAnsi="Arial" w:cs="Arial"/>
+                <w:sz w:val="16"/>
+                <w:szCs w:val="16"/>
+              </w:rPr>
+              <w:t>/progQ2.js</w:t>
+            </w:r>
+          </w:p>
+        </w:tc>
+        <w:tc>
+          <w:tcPr>
+            <w:tcW w:w="1615" w:type="dxa"/>
+            <w:vAlign w:val="center"/>
+          </w:tcPr>
+          <w:p>
+            <w:pPr>
+              <w:pStyle w:val="NoSpacing"/>
+              <w:rPr>
+                <w:rFonts w:ascii="Arial" w:eastAsia="Arial" w:hAnsi="Arial" w:cs="Arial"/>
+                <w:sz w:val="16"/>
+                <w:szCs w:val="16"/>
+              </w:rPr>
+            </w:pPr>
+            <w:r>
+              <w:rPr>
+                <w:rFonts w:ascii="Arial" w:eastAsia="Arial" w:hAnsi="Arial" w:cs="Arial"/>
+                <w:sz w:val="16"/>
+                <w:szCs w:val="16"/>
+              </w:rPr>
+              <w:t>SQL, JavaScript</w:t>
+            </w:r>
+          </w:p>
+        </w:tc>
+      </w:tr>
+      <w:tr>
+        <w:tc>
+          <w:tcPr>
+            <w:tcW w:w="1255" w:type="dxa"/>
+            <w:vAlign w:val="center"/>
+          </w:tcPr>
+          <w:p>
+            <w:pPr>
+              <w:pStyle w:val="NoSpacing"/>
+              <w:rPr>
+                <w:rFonts w:ascii="Arial" w:eastAsia="Arial" w:hAnsi="Arial" w:cs="Arial"/>
+                <w:sz w:val="16"/>
+                <w:szCs w:val="16"/>
+              </w:rPr>
+            </w:pPr>
+            <w:r>
+              <w:rPr>
+                <w:rFonts w:ascii="Arial" w:eastAsia="Arial" w:hAnsi="Arial" w:cs="Arial"/>
+                <w:sz w:val="16"/>
+                <w:szCs w:val="16"/>
+              </w:rPr>
+              <w:t>SQL reporting</w:t>
+            </w:r>
+          </w:p>
+        </w:tc>
+        <w:tc>
+          <w:tcPr>
+            <w:tcW w:w="2970" w:type="dxa"/>
+            <w:vAlign w:val="center"/>
+          </w:tcPr>
+          <w:p>
+            <w:pPr>
+              <w:pStyle w:val="NoSpacing"/>
+              <w:rPr>
+                <w:rFonts w:ascii="Arial" w:eastAsia="Arial" w:hAnsi="Arial" w:cs="Arial"/>
+                <w:sz w:val="16"/>
+                <w:szCs w:val="16"/>
+              </w:rPr>
+            </w:pPr>
+            <w:r>
+              <w:rPr>
+                <w:rFonts w:ascii="Arial" w:eastAsia="Arial" w:hAnsi="Arial" w:cs="Arial"/>
+                <w:sz w:val="16"/>
+                <w:szCs w:val="16"/>
+              </w:rPr>
+              <w:t>'Enrolment Statistics by Programme' — counts enrolments per programme with date/status filters</w:t>
+            </w:r>
+          </w:p>
+        </w:tc>
+        <w:tc>
+          <w:tcPr>
+            <w:tcW w:w="2430" w:type="dxa"/>
+          </w:tcPr>
+          <w:p>
+            <w:pPr>
+              <w:pStyle w:val="NoSpacing"/>
+              <w:rPr>
+                <w:rFonts w:ascii="Arial" w:eastAsia="Arial" w:hAnsi="Arial" w:cs="Arial"/>
+                <w:sz w:val="16"/>
+                <w:szCs w:val="16"/>
+              </w:rPr>
+            </w:pPr>
+            <w:r>
+              <w:rPr>
+                <w:rFonts w:ascii="Arial" w:eastAsia="Arial" w:hAnsi="Arial" w:cs="Arial"/>
+                <w:sz w:val="16"/>
+                <w:szCs w:val="16"/>
+              </w:rPr>
+              <w:pict w14:anchorId="79D474C3">
+                <v:shape id="_x0000_i7689" type="#_x0000_t75" style="width:540pt;height:45.75pt">
+                  <v:imagedata r:id="rId4" o:title=""/>
+                </v:shape>
+              </w:pict>
+            </w:r>
+          </w:p>
+        </w:tc>
+        <w:tc>
+          <w:tcPr>
+            <w:tcW w:w="2520" w:type="dxa"/>
+            <w:vAlign w:val="center"/>
+          </w:tcPr>
+          <w:p>
+            <w:pPr>
+              <w:pStyle w:val="NoSpacing"/>
+              <w:rPr>
+                <w:rFonts w:ascii="Arial" w:eastAsia="Arial" w:hAnsi="Arial" w:cs="Arial"/>
+                <w:sz w:val="16"/>
+                <w:szCs w:val="16"/>
+              </w:rPr>
+            </w:pPr>
+            <w:proofErr w:type="spellStart"/>
+            <w:r>
+              <w:rPr>
+                <w:rFonts w:ascii="Arial" w:eastAsia="Arial" w:hAnsi="Arial" w:cs="Arial"/>
+                <w:sz w:val="16"/>
+                <w:szCs w:val="16"/>
+              </w:rPr>
+              <w:t>src</w:t>
+            </w:r>
+            <w:proofErr w:type="spellEnd"/>
+            <w:r>
+              <w:rPr>
+                <w:rFonts w:ascii="Arial" w:eastAsia="Arial" w:hAnsi="Arial" w:cs="Arial"/>
+                <w:sz w:val="16"/>
+                <w:szCs w:val="16"/>
+              </w:rPr>
+              <w:t>/</w:t>
+            </w:r>
+            <w:proofErr w:type="spellStart"/>
+            <w:r>
+              <w:rPr>
+                <w:rFonts w:ascii="Arial" w:eastAsia="Arial" w:hAnsi="Arial" w:cs="Arial"/>
+                <w:sz w:val="16"/>
+                <w:szCs w:val="16"/>
+              </w:rPr>
+              <w:t>js</w:t>
+            </w:r>
+            <w:proofErr w:type="spellEnd"/>
+            <w:r>
+              <w:rPr>
+                <w:rFonts w:ascii="Arial" w:eastAsia="Arial" w:hAnsi="Arial" w:cs="Arial"/>
+                <w:sz w:val="16"/>
+                <w:szCs w:val="16"/>
+              </w:rPr>
+              <w:t>/</w:t>
+            </w:r>
+            <w:proofErr w:type="spellStart"/>
+            <w:r>
+              <w:rPr>
+                <w:rFonts w:ascii="Arial" w:eastAsia="Arial" w:hAnsi="Arial" w:cs="Arial"/>
+                <w:sz w:val="16"/>
+                <w:szCs w:val="16"/>
+              </w:rPr>
+              <w:t>patrick</w:t>
+            </w:r>
+            <w:proofErr w:type="spellEnd"/>
+            <w:r>
+              <w:rPr>
+                <w:rFonts w:ascii="Arial" w:eastAsia="Arial" w:hAnsi="Arial" w:cs="Arial"/>
+                <w:sz w:val="16"/>
+                <w:szCs w:val="16"/>
+              </w:rPr>
+              <w:t>/progQ3.js</w:t>
+            </w:r>
+          </w:p>
+        </w:tc>
+        <w:tc>
+          <w:tcPr>
+            <w:tcW w:w="1615" w:type="dxa"/>
+            <w:vAlign w:val="center"/>
+          </w:tcPr>
+          <w:p>
+            <w:pPr>
+              <w:pStyle w:val="NoSpacing"/>
+              <w:rPr>
+                <w:rFonts w:ascii="Arial" w:eastAsia="Arial" w:hAnsi="Arial" w:cs="Arial"/>
+                <w:sz w:val="16"/>
+                <w:szCs w:val="16"/>
+              </w:rPr>
+            </w:pPr>
+            <w:r>
+              <w:rPr>
+                <w:rFonts w:ascii="Arial" w:eastAsia="Arial" w:hAnsi="Arial" w:cs="Arial"/>
+                <w:sz w:val="16"/>
+                <w:szCs w:val="16"/>
+              </w:rPr>
+              <w:t>SQL, JavaScript</w:t>
+            </w:r>
+          </w:p>
+        </w:tc>
+      </w:tr>
+      <w:tr>
+        <w:tc>
+          <w:tcPr>
+            <w:tcW w:w="1255" w:type="dxa"/>
+            <w:vAlign w:val="center"/>
+          </w:tcPr>
+          <w:p>
+            <w:pPr>
+              <w:pStyle w:val="NoSpacing"/>
+              <w:rPr>
+                <w:rFonts w:ascii="Arial" w:eastAsia="Arial" w:hAnsi="Arial" w:cs="Arial"/>
+                <w:sz w:val="16"/>
+                <w:szCs w:val="16"/>
+              </w:rPr>
+            </w:pPr>
+            <w:r>
+              <w:rPr>
+                <w:rFonts w:ascii="Arial" w:eastAsia="Arial" w:hAnsi="Arial" w:cs="Arial"/>
+                <w:sz w:val="16"/>
+                <w:szCs w:val="16"/>
+              </w:rPr>
+              <w:t>CRUD functionality</w:t>
+            </w:r>
+          </w:p>
+        </w:tc>
+        <w:tc>
+          <w:tcPr>
+            <w:tcW w:w="2970" w:type="dxa"/>
+            <w:vAlign w:val="center"/>
+          </w:tcPr>
+          <w:p>
+            <w:pPr>
+              <w:pStyle w:val="NoSpacing"/>
+              <w:rPr>
+                <w:rFonts w:ascii="Arial" w:eastAsia="Arial" w:hAnsi="Arial" w:cs="Arial"/>
+                <w:sz w:val="16"/>
+                <w:szCs w:val="16"/>
+              </w:rPr>
+            </w:pPr>
+            <w:r>
+              <w:rPr>
+                <w:rFonts w:ascii="Arial" w:eastAsia="Arial" w:hAnsi="Arial" w:cs="Arial"/>
+                <w:sz w:val="16"/>
+                <w:szCs w:val="16"/>
+              </w:rPr>
+              <w:t>Form controller for beneficiary management; handles add, edit, delete with full field validation</w:t>
+            </w:r>
+          </w:p>
+        </w:tc>
+        <w:tc>
+          <w:tcPr>
+            <w:tcW w:w="2430" w:type="dxa"/>
+          </w:tcPr>
+          <w:p>
+            <w:pPr>
+              <w:pStyle w:val="NoSpacing"/>
+              <w:rPr>
+                <w:rFonts w:ascii="Arial" w:eastAsia="Arial" w:hAnsi="Arial" w:cs="Arial"/>
+                <w:sz w:val="16"/>
+                <w:szCs w:val="16"/>
+              </w:rPr>
+            </w:pPr>
+            <w:r>
+              <w:rPr>
+                <w:rFonts w:ascii="Arial" w:eastAsia="Arial" w:hAnsi="Arial" w:cs="Arial"/>
+                <w:sz w:val="16"/>
+                <w:szCs w:val="16"/>
+              </w:rPr>
+              <w:pict w14:anchorId="5B9B6339">
+                <v:shape id="_x0000_i7690" type="#_x0000_t75" style="width:540pt;height:45.75pt">
+                  <v:imagedata r:id="rId4" o:title=""/>
+                </v:shape>
+              </w:pict>
+            </w:r>
+          </w:p>
+        </w:tc>
+        <w:tc>
+          <w:tcPr>
+            <w:tcW w:w="2520" w:type="dxa"/>
+            <w:vAlign w:val="center"/>
+          </w:tcPr>
+          <w:p>
+            <w:pPr>
+              <w:pStyle w:val="NoSpacing"/>
+              <w:rPr>
+                <w:rFonts w:ascii="Arial" w:eastAsia="Arial" w:hAnsi="Arial" w:cs="Arial"/>
+                <w:sz w:val="16"/>
+                <w:szCs w:val="16"/>
+              </w:rPr>
+            </w:pPr>
+            <w:proofErr w:type="spellStart"/>
+            <w:r>
+              <w:rPr>
+                <w:rFonts w:ascii="Arial" w:eastAsia="Arial" w:hAnsi="Arial" w:cs="Arial"/>
+                <w:sz w:val="16"/>
+                <w:szCs w:val="16"/>
+              </w:rPr>
+              <w:t>src</w:t>
+            </w:r>
+            <w:proofErr w:type="spellEnd"/>
+            <w:r>
+              <w:rPr>
+                <w:rFonts w:ascii="Arial" w:eastAsia="Arial" w:hAnsi="Arial" w:cs="Arial"/>
+                <w:sz w:val="16"/>
+                <w:szCs w:val="16"/>
+              </w:rPr>
+              <w:t>/</w:t>
+            </w:r>
+            <w:proofErr w:type="spellStart"/>
+            <w:r>
+              <w:rPr>
+                <w:rFonts w:ascii="Arial" w:eastAsia="Arial" w:hAnsi="Arial" w:cs="Arial"/>
+                <w:sz w:val="16"/>
+                <w:szCs w:val="16"/>
+              </w:rPr>
+              <w:t>js</w:t>
+            </w:r>
+            <w:proofErr w:type="spellEnd"/>
+            <w:r>
+              <w:rPr>
+                <w:rFonts w:ascii="Arial" w:eastAsia="Arial" w:hAnsi="Arial" w:cs="Arial"/>
+                <w:sz w:val="16"/>
+                <w:szCs w:val="16"/>
+              </w:rPr>
+              <w:t>/</w:t>
+            </w:r>
+            <w:proofErr w:type="spellStart"/>
+            <w:r>
+              <w:rPr>
+                <w:rFonts w:ascii="Arial" w:eastAsia="Arial" w:hAnsi="Arial" w:cs="Arial"/>
+                <w:sz w:val="16"/>
+                <w:szCs w:val="16"/>
+              </w:rPr>
+              <w:t>oliver</w:t>
+            </w:r>
+            <w:proofErr w:type="spellEnd"/>
+            <w:r>
+              <w:rPr>
+                <w:rFonts w:ascii="Arial" w:eastAsia="Arial" w:hAnsi="Arial" w:cs="Arial"/>
+                <w:sz w:val="16"/>
+                <w:szCs w:val="16"/>
+              </w:rPr>
+              <w:t>/beneficiariesForm.js</w:t>
+            </w:r>
+          </w:p>
+        </w:tc>
+        <w:tc>
+          <w:tcPr>
+            <w:tcW w:w="1615" w:type="dxa"/>
+            <w:vAlign w:val="center"/>
+          </w:tcPr>
+          <w:p>
+            <w:pPr>
+              <w:pStyle w:val="NoSpacing"/>
+              <w:rPr>
+                <w:rFonts w:ascii="Arial" w:eastAsia="Arial" w:hAnsi="Arial" w:cs="Arial"/>
+                <w:sz w:val="16"/>
+                <w:szCs w:val="16"/>
+              </w:rPr>
+            </w:pPr>
+            <w:r>
+              <w:rPr>
+                <w:rFonts w:ascii="Arial" w:eastAsia="Arial" w:hAnsi="Arial" w:cs="Arial"/>
+                <w:sz w:val="16"/>
+                <w:szCs w:val="16"/>
+              </w:rPr>
+              <w:t>JavaScript, SQL</w:t>
+            </w:r>
+          </w:p>
+        </w:tc>
+      </w:tr>
+      <w:tr>
+        <w:tc>
+          <w:tcPr>
+            <w:tcW w:w="1255" w:type="dxa"/>
+            <w:vAlign w:val="center"/>
+          </w:tcPr>
+          <w:p>
+            <w:pPr>
+              <w:pStyle w:val="NoSpacing"/>
+              <w:rPr>
+                <w:rFonts w:ascii="Arial" w:eastAsia="Arial" w:hAnsi="Arial" w:cs="Arial"/>
+                <w:sz w:val="16"/>
+                <w:szCs w:val="16"/>
+              </w:rPr>
+            </w:pPr>
+            <w:r>
+              <w:rPr>
+                <w:rFonts w:ascii="Arial" w:eastAsia="Arial" w:hAnsi="Arial" w:cs="Arial"/>
+                <w:sz w:val="16"/>
+                <w:szCs w:val="16"/>
+              </w:rPr>
+              <w:t>Web reporting, CRUD functionality</w:t>
+            </w:r>
+          </w:p>
+        </w:tc>
+        <w:tc>
+          <w:tcPr>
+            <w:tcW w:w="2970" w:type="dxa"/>
+            <w:vAlign w:val="center"/>
+          </w:tcPr>
+          <w:p>
+            <w:pPr>
+              <w:pStyle w:val="NoSpacing"/>
+              <w:rPr>
+                <w:rFonts w:ascii="Arial" w:eastAsia="Arial" w:hAnsi="Arial" w:cs="Arial"/>
+                <w:sz w:val="16"/>
+                <w:szCs w:val="16"/>
+              </w:rPr>
+            </w:pPr>
+            <w:r>
+              <w:rPr>
+                <w:rFonts w:ascii="Arial" w:eastAsia="Arial" w:hAnsi="Arial" w:cs="Arial"/>
+                <w:sz w:val="16"/>
+                <w:szCs w:val="16"/>
+              </w:rPr>
+              <w:t>Page controller coordinating beneficiary table display and form management</w:t>
+            </w:r>
+          </w:p>
+        </w:tc>
+        <w:tc>
+          <w:tcPr>
+            <w:tcW w:w="2430" w:type="dxa"/>
+          </w:tcPr>
+          <w:p>
+            <w:pPr>
+              <w:pStyle w:val="NoSpacing"/>
+              <w:rPr>
+                <w:rFonts w:ascii="Arial" w:eastAsia="Arial" w:hAnsi="Arial" w:cs="Arial"/>
+                <w:sz w:val="16"/>
+                <w:szCs w:val="16"/>
+              </w:rPr>
+            </w:pPr>
+            <w:r>
+              <w:rPr>
+                <w:rFonts w:ascii="Arial" w:eastAsia="Arial" w:hAnsi="Arial" w:cs="Arial"/>
+                <w:sz w:val="16"/>
+                <w:szCs w:val="16"/>
+              </w:rPr>
+              <w:pict w14:anchorId="5FA5DEB5">
+                <v:shape id="_x0000_i7691" type="#_x0000_t75" style="width:540pt;height:45.75pt">
+                  <v:imagedata r:id="rId4" o:title=""/>
+                </v:shape>
+              </w:pict>
+            </w:r>
+          </w:p>
+        </w:tc>
+        <w:tc>
+          <w:tcPr>
+            <w:tcW w:w="2520" w:type="dxa"/>
+            <w:vAlign w:val="center"/>
+          </w:tcPr>
+          <w:p>
+            <w:pPr>
+              <w:pStyle w:val="NoSpacing"/>
+              <w:rPr>
+                <w:rFonts w:ascii="Arial" w:eastAsia="Arial" w:hAnsi="Arial" w:cs="Arial"/>
+                <w:sz w:val="16"/>
+                <w:szCs w:val="16"/>
+              </w:rPr>
+            </w:pPr>
+            <w:proofErr w:type="spellStart"/>
+            <w:r>
+              <w:rPr>
+                <w:rFonts w:ascii="Arial" w:eastAsia="Arial" w:hAnsi="Arial" w:cs="Arial"/>
+                <w:sz w:val="16"/>
+                <w:szCs w:val="16"/>
+              </w:rPr>
+              <w:t>src</w:t>
+            </w:r>
+            <w:proofErr w:type="spellEnd"/>
+            <w:r>
+              <w:rPr>
+                <w:rFonts w:ascii="Arial" w:eastAsia="Arial" w:hAnsi="Arial" w:cs="Arial"/>
+                <w:sz w:val="16"/>
+                <w:szCs w:val="16"/>
+              </w:rPr>
+              <w:t>/</w:t>
+            </w:r>
+            <w:proofErr w:type="spellStart"/>
+            <w:r>
+              <w:rPr>
+                <w:rFonts w:ascii="Arial" w:eastAsia="Arial" w:hAnsi="Arial" w:cs="Arial"/>
+                <w:sz w:val="16"/>
+                <w:szCs w:val="16"/>
+              </w:rPr>
+              <w:t>js</w:t>
+            </w:r>
+            <w:proofErr w:type="spellEnd"/>
+            <w:r>
+              <w:rPr>
+                <w:rFonts w:ascii="Arial" w:eastAsia="Arial" w:hAnsi="Arial" w:cs="Arial"/>
+                <w:sz w:val="16"/>
+                <w:szCs w:val="16"/>
+              </w:rPr>
+              <w:t>/</w:t>
+            </w:r>
+            <w:proofErr w:type="spellStart"/>
+            <w:r>
+              <w:rPr>
+                <w:rFonts w:ascii="Arial" w:eastAsia="Arial" w:hAnsi="Arial" w:cs="Arial"/>
+                <w:sz w:val="16"/>
+                <w:szCs w:val="16"/>
+              </w:rPr>
+              <w:t>oliver</w:t>
+            </w:r>
+            <w:proofErr w:type="spellEnd"/>
+            <w:r>
+              <w:rPr>
+                <w:rFonts w:ascii="Arial" w:eastAsia="Arial" w:hAnsi="Arial" w:cs="Arial"/>
+                <w:sz w:val="16"/>
+                <w:szCs w:val="16"/>
+              </w:rPr>
+              <w:t>/beneficiariesPage.js</w:t>
+            </w:r>
+          </w:p>
+        </w:tc>
+        <w:tc>
+          <w:tcPr>
+            <w:tcW w:w="1615" w:type="dxa"/>
+            <w:vAlign w:val="center"/>
+          </w:tcPr>
+          <w:p>
+            <w:pPr>
+              <w:pStyle w:val="NoSpacing"/>
+              <w:rPr>
+                <w:rFonts w:ascii="Arial" w:eastAsia="Arial" w:hAnsi="Arial" w:cs="Arial"/>
+                <w:sz w:val="16"/>
+                <w:szCs w:val="16"/>
+              </w:rPr>
+            </w:pPr>
+            <w:r>
+              <w:rPr>
+                <w:rFonts w:ascii="Arial" w:eastAsia="Arial" w:hAnsi="Arial" w:cs="Arial"/>
+                <w:sz w:val="16"/>
+                <w:szCs w:val="16"/>
+              </w:rPr>
+              <w:t>JavaScript</w:t>
+            </w:r>
+          </w:p>
+        </w:tc>
+      </w:tr>
+      <w:tr>
+        <w:tc>
+          <w:tcPr>
+            <w:tcW w:w="1255" w:type="dxa"/>
+            <w:vAlign w:val="center"/>
+          </w:tcPr>
+          <w:p>
+            <w:pPr>
+              <w:pStyle w:val="NoSpacing"/>
+              <w:rPr>
+                <w:rFonts w:ascii="Arial" w:eastAsia="Arial" w:hAnsi="Arial" w:cs="Arial"/>
+                <w:sz w:val="16"/>
+                <w:szCs w:val="16"/>
+              </w:rPr>
+            </w:pPr>
+            <w:r>
+              <w:rPr>
+                <w:rFonts w:ascii="Arial" w:eastAsia="Arial" w:hAnsi="Arial" w:cs="Arial"/>
+                <w:sz w:val="16"/>
+                <w:szCs w:val="16"/>
+              </w:rPr>
+              <w:t>Web reporting</w:t>
+            </w:r>
+          </w:p>
+        </w:tc>
+        <w:tc>
+          <w:tcPr>
+            <w:tcW w:w="2970" w:type="dxa"/>
+            <w:vAlign w:val="center"/>
+          </w:tcPr>
+          <w:p>
+            <w:pPr>
+              <w:pStyle w:val="NoSpacing"/>
+              <w:rPr>
+                <w:rFonts w:ascii="Arial" w:eastAsia="Arial" w:hAnsi="Arial" w:cs="Arial"/>
+                <w:sz w:val="16"/>
+                <w:szCs w:val="16"/>
+              </w:rPr>
+            </w:pPr>
+            <w:r>
+              <w:rPr>
+                <w:rFonts w:ascii="Arial" w:eastAsia="Arial" w:hAnsi="Arial" w:cs="Arial"/>
+                <w:sz w:val="16"/>
+                <w:szCs w:val="16"/>
+              </w:rPr>
+              <w:t>Renders beneficiary records in table format with action buttons for edit/delete</w:t>
+            </w:r>
+          </w:p>
+        </w:tc>
+        <w:tc>
+          <w:tcPr>
+            <w:tcW w:w="2430" w:type="dxa"/>
+          </w:tcPr>
+          <w:p>
+            <w:pPr>
+              <w:pStyle w:val="NoSpacing"/>
+              <w:rPr>
+                <w:rFonts w:ascii="Arial" w:eastAsia="Arial" w:hAnsi="Arial" w:cs="Arial"/>
+                <w:sz w:val="16"/>
+                <w:szCs w:val="16"/>
+              </w:rPr>
+            </w:pPr>
+            <w:r>
+              <w:rPr>
+                <w:rFonts w:ascii="Arial" w:eastAsia="Arial" w:hAnsi="Arial" w:cs="Arial"/>
+                <w:sz w:val="16"/>
+                <w:szCs w:val="16"/>
+              </w:rPr>
+              <w:pict w14:anchorId="31E596C7">
+                <v:shape id="_x0000_i7692" type="#_x0000_t75" style="width:540pt;height:45.75pt">
+                  <v:imagedata r:id="rId4" o:title=""/>
+                </v:shape>
+              </w:pict>
+            </w:r>
+          </w:p>
+        </w:tc>
+        <w:tc>
+          <w:tcPr>
+            <w:tcW w:w="2520" w:type="dxa"/>
+            <w:vAlign w:val="center"/>
+          </w:tcPr>
+          <w:p>
+            <w:pPr>
+              <w:pStyle w:val="NoSpacing"/>
+              <w:rPr>
+                <w:rFonts w:ascii="Arial" w:eastAsia="Arial" w:hAnsi="Arial" w:cs="Arial"/>
+                <w:sz w:val="16"/>
+                <w:szCs w:val="16"/>
+              </w:rPr>
+            </w:pPr>
+            <w:proofErr w:type="spellStart"/>
+            <w:r>
+              <w:rPr>
+                <w:rFonts w:ascii="Arial" w:eastAsia="Arial" w:hAnsi="Arial" w:cs="Arial"/>
+                <w:sz w:val="16"/>
+                <w:szCs w:val="16"/>
+              </w:rPr>
+              <w:t>src</w:t>
+            </w:r>
+            <w:proofErr w:type="spellEnd"/>
+            <w:r>
+              <w:rPr>
+                <w:rFonts w:ascii="Arial" w:eastAsia="Arial" w:hAnsi="Arial" w:cs="Arial"/>
+                <w:sz w:val="16"/>
+                <w:szCs w:val="16"/>
+              </w:rPr>
+              <w:t>/</w:t>
+            </w:r>
+            <w:proofErr w:type="spellStart"/>
+            <w:r>
+              <w:rPr>
+                <w:rFonts w:ascii="Arial" w:eastAsia="Arial" w:hAnsi="Arial" w:cs="Arial"/>
+                <w:sz w:val="16"/>
+                <w:szCs w:val="16"/>
+              </w:rPr>
+              <w:t>js</w:t>
+            </w:r>
+            <w:proofErr w:type="spellEnd"/>
+            <w:r>
+              <w:rPr>
+                <w:rFonts w:ascii="Arial" w:eastAsia="Arial" w:hAnsi="Arial" w:cs="Arial"/>
+                <w:sz w:val="16"/>
+                <w:szCs w:val="16"/>
+              </w:rPr>
+              <w:t>/</w:t>
+            </w:r>
+            <w:proofErr w:type="spellStart"/>
+            <w:r>
+              <w:rPr>
+                <w:rFonts w:ascii="Arial" w:eastAsia="Arial" w:hAnsi="Arial" w:cs="Arial"/>
+                <w:sz w:val="16"/>
+                <w:szCs w:val="16"/>
+              </w:rPr>
+              <w:t>oliver</w:t>
+            </w:r>
+            <w:proofErr w:type="spellEnd"/>
+            <w:r>
+              <w:rPr>
+                <w:rFonts w:ascii="Arial" w:eastAsia="Arial" w:hAnsi="Arial" w:cs="Arial"/>
+                <w:sz w:val="16"/>
+                <w:szCs w:val="16"/>
+              </w:rPr>
+              <w:t>/beneficiariesTable.js</w:t>
+            </w:r>
+          </w:p>
+        </w:tc>
+        <w:tc>
+          <w:tcPr>
+            <w:tcW w:w="1615" w:type="dxa"/>
+            <w:vAlign w:val="center"/>
+          </w:tcPr>
+          <w:p>
+            <w:pPr>
+              <w:pStyle w:val="NoSpacing"/>
+              <w:rPr>
+                <w:rFonts w:ascii="Arial" w:eastAsia="Arial" w:hAnsi="Arial" w:cs="Arial"/>
+                <w:sz w:val="16"/>
+                <w:szCs w:val="16"/>
+              </w:rPr>
+            </w:pPr>
+            <w:r>
+              <w:rPr>
+                <w:rFonts w:ascii="Arial" w:eastAsia="Arial" w:hAnsi="Arial" w:cs="Arial"/>
+                <w:sz w:val="16"/>
+                <w:szCs w:val="16"/>
+              </w:rPr>
+              <w:t>JavaScript, SQL</w:t>
+            </w:r>
+          </w:p>
+        </w:tc>
+      </w:tr>
+      <w:tr>
+        <w:tc>
+          <w:tcPr>
+            <w:tcW w:w="1255" w:type="dxa"/>
+            <w:vAlign w:val="center"/>
+          </w:tcPr>
+          <w:p>
+            <w:pPr>
+              <w:pStyle w:val="NoSpacing"/>
+              <w:rPr>
+                <w:rFonts w:ascii="Arial" w:eastAsia="Arial" w:hAnsi="Arial" w:cs="Arial"/>
+                <w:sz w:val="16"/>
+                <w:szCs w:val="16"/>
+              </w:rPr>
+            </w:pPr>
+            <w:r>
+              <w:rPr>
+                <w:rFonts w:ascii="Arial" w:eastAsia="Arial" w:hAnsi="Arial" w:cs="Arial"/>
+                <w:sz w:val="16"/>
+                <w:szCs w:val="16"/>
+              </w:rPr>
+              <w:t>CRUD functionality</w:t>
+            </w:r>
+          </w:p>
+        </w:tc>
+        <w:tc>
+          <w:tcPr>
+            <w:tcW w:w="2970" w:type="dxa"/>
+            <w:vAlign w:val="center"/>
+          </w:tcPr>
+          <w:p>
+            <w:pPr>
+              <w:pStyle w:val="NoSpacing"/>
+              <w:rPr>
+                <w:rFonts w:ascii="Arial" w:eastAsia="Arial" w:hAnsi="Arial" w:cs="Arial"/>
+                <w:sz w:val="16"/>
+                <w:szCs w:val="16"/>
+              </w:rPr>
+            </w:pPr>
+            <w:r>
+              <w:rPr>
+                <w:rFonts w:ascii="Arial" w:eastAsia="Arial" w:hAnsi="Arial" w:cs="Arial"/>
+                <w:sz w:val="16"/>
+                <w:szCs w:val="16"/>
+              </w:rPr>
+              <w:t xml:space="preserve">Data repository: </w:t>
+            </w:r>
+            <w:proofErr w:type="spellStart"/>
+            <w:proofErr w:type="gramStart"/>
+            <w:r>
+              <w:rPr>
+                <w:rFonts w:ascii="Arial" w:eastAsia="Arial" w:hAnsi="Arial" w:cs="Arial"/>
+                <w:sz w:val="16"/>
+                <w:szCs w:val="16"/>
+              </w:rPr>
+              <w:t>addBeneficiary</w:t>
+            </w:r>
+            <w:proofErr w:type="spellEnd"/>
+            <w:r>
+              <w:rPr>
+                <w:rFonts w:ascii="Arial" w:eastAsia="Arial" w:hAnsi="Arial" w:cs="Arial"/>
+                <w:sz w:val="16"/>
+                <w:szCs w:val="16"/>
+              </w:rPr>
+              <w:t>(</w:t>
+            </w:r>
+            <w:proofErr w:type="gramEnd"/>
+            <w:r>
+              <w:rPr>
+                <w:rFonts w:ascii="Arial" w:eastAsia="Arial" w:hAnsi="Arial" w:cs="Arial"/>
+                <w:sz w:val="16"/>
+                <w:szCs w:val="16"/>
+              </w:rPr>
+              <w:t xml:space="preserve">), </w:t>
+            </w:r>
+            <w:proofErr w:type="spellStart"/>
+            <w:r>
+              <w:rPr>
+                <w:rFonts w:ascii="Arial" w:eastAsia="Arial" w:hAnsi="Arial" w:cs="Arial"/>
+                <w:sz w:val="16"/>
+                <w:szCs w:val="16"/>
+              </w:rPr>
+              <w:t>updateBeneficiary</w:t>
+            </w:r>
+            <w:proofErr w:type="spellEnd"/>
+            <w:r>
+              <w:rPr>
+                <w:rFonts w:ascii="Arial" w:eastAsia="Arial" w:hAnsi="Arial" w:cs="Arial"/>
+                <w:sz w:val="16"/>
+                <w:szCs w:val="16"/>
+              </w:rPr>
+              <w:t xml:space="preserve">(), </w:t>
+            </w:r>
+            <w:proofErr w:type="spellStart"/>
+            <w:r>
+              <w:rPr>
+                <w:rFonts w:ascii="Arial" w:eastAsia="Arial" w:hAnsi="Arial" w:cs="Arial"/>
+                <w:sz w:val="16"/>
+                <w:szCs w:val="16"/>
+              </w:rPr>
+              <w:t>deleteBeneficiaryCascade</w:t>
+            </w:r>
+            <w:proofErr w:type="spellEnd"/>
+            <w:r>
+              <w:rPr>
+                <w:rFonts w:ascii="Arial" w:eastAsia="Arial" w:hAnsi="Arial" w:cs="Arial"/>
+                <w:sz w:val="16"/>
+                <w:szCs w:val="16"/>
+              </w:rPr>
+              <w:t>(); manages DB communication</w:t>
+            </w:r>
+          </w:p>
+        </w:tc>
+        <w:tc>
+          <w:tcPr>
+            <w:tcW w:w="2430" w:type="dxa"/>
+          </w:tcPr>
+          <w:p>
+            <w:pPr>
+              <w:pStyle w:val="NoSpacing"/>
+              <w:rPr>
+                <w:rFonts w:ascii="Arial" w:eastAsia="Arial" w:hAnsi="Arial" w:cs="Arial"/>
+                <w:sz w:val="16"/>
+                <w:szCs w:val="16"/>
+              </w:rPr>
+            </w:pPr>
+            <w:r>
+              <w:rPr>
+                <w:rFonts w:ascii="Arial" w:eastAsia="Arial" w:hAnsi="Arial" w:cs="Arial"/>
+                <w:sz w:val="16"/>
+                <w:szCs w:val="16"/>
+              </w:rPr>
+              <w:pict w14:anchorId="1008A7C7">
+                <v:shape id="_x0000_i7693" type="#_x0000_t75" style="width:540pt;height:45.75pt">
+                  <v:imagedata r:id="rId4" o:title=""/>
+                </v:shape>
+              </w:pict>
+            </w:r>
+          </w:p>
+        </w:tc>
+        <w:tc>
+          <w:tcPr>
+            <w:tcW w:w="2520" w:type="dxa"/>
+            <w:vAlign w:val="center"/>
+          </w:tcPr>
+          <w:p>
+            <w:pPr>
+              <w:pStyle w:val="NoSpacing"/>
+              <w:rPr>
+                <w:rFonts w:ascii="Arial" w:eastAsia="Arial" w:hAnsi="Arial" w:cs="Arial"/>
+                <w:sz w:val="16"/>
+                <w:szCs w:val="16"/>
+              </w:rPr>
+            </w:pPr>
+            <w:proofErr w:type="spellStart"/>
+            <w:r>
+              <w:rPr>
+                <w:rFonts w:ascii="Arial" w:eastAsia="Arial" w:hAnsi="Arial" w:cs="Arial"/>
+                <w:sz w:val="16"/>
+                <w:szCs w:val="16"/>
+              </w:rPr>
+              <w:t>src</w:t>
+            </w:r>
+            <w:proofErr w:type="spellEnd"/>
+            <w:r>
+              <w:rPr>
+                <w:rFonts w:ascii="Arial" w:eastAsia="Arial" w:hAnsi="Arial" w:cs="Arial"/>
+                <w:sz w:val="16"/>
+                <w:szCs w:val="16"/>
+              </w:rPr>
+              <w:t>/</w:t>
+            </w:r>
+            <w:proofErr w:type="spellStart"/>
+            <w:r>
+              <w:rPr>
+                <w:rFonts w:ascii="Arial" w:eastAsia="Arial" w:hAnsi="Arial" w:cs="Arial"/>
+                <w:sz w:val="16"/>
+                <w:szCs w:val="16"/>
+              </w:rPr>
+              <w:t>js</w:t>
+            </w:r>
+            <w:proofErr w:type="spellEnd"/>
+            <w:r>
+              <w:rPr>
+                <w:rFonts w:ascii="Arial" w:eastAsia="Arial" w:hAnsi="Arial" w:cs="Arial"/>
+                <w:sz w:val="16"/>
+                <w:szCs w:val="16"/>
+              </w:rPr>
+              <w:t>/</w:t>
+            </w:r>
+            <w:proofErr w:type="spellStart"/>
+            <w:r>
+              <w:rPr>
+                <w:rFonts w:ascii="Arial" w:eastAsia="Arial" w:hAnsi="Arial" w:cs="Arial"/>
+                <w:sz w:val="16"/>
+                <w:szCs w:val="16"/>
+              </w:rPr>
+              <w:t>oliver</w:t>
+            </w:r>
+            <w:proofErr w:type="spellEnd"/>
+            <w:r>
+              <w:rPr>
+                <w:rFonts w:ascii="Arial" w:eastAsia="Arial" w:hAnsi="Arial" w:cs="Arial"/>
+                <w:sz w:val="16"/>
+                <w:szCs w:val="16"/>
+              </w:rPr>
+              <w:t>/beneficiariesRepo.js</w:t>
+            </w:r>
+          </w:p>
+        </w:tc>
+        <w:tc>
+          <w:tcPr>
+            <w:tcW w:w="1615" w:type="dxa"/>
+            <w:vAlign w:val="center"/>
+          </w:tcPr>
+          <w:p>
+            <w:pPr>
+              <w:pStyle w:val="NoSpacing"/>
+              <w:rPr>
+                <w:rFonts w:ascii="Arial" w:eastAsia="Arial" w:hAnsi="Arial" w:cs="Arial"/>
+                <w:sz w:val="16"/>
+                <w:szCs w:val="16"/>
+              </w:rPr>
+            </w:pPr>
+            <w:r>
+              <w:rPr>
+                <w:rFonts w:ascii="Arial" w:eastAsia="Arial" w:hAnsi="Arial" w:cs="Arial"/>
+                <w:sz w:val="16"/>
+                <w:szCs w:val="16"/>
+              </w:rPr>
+              <w:t>JavaScript, SQL</w:t>
             </w:r>
           </w:p>
         </w:tc>
@@ -1950,7 +8642,6 @@
   <w:style w:type="character" w:default="1" w:styleId="DefaultParagraphFont">
     <w:name w:val="Default Paragraph Font"/>
     <w:uiPriority w:val="1"/>
-    <w:semiHidden/>
     <w:unhideWhenUsed/>
   </w:style>
   <w:style w:type="table" w:default="1" w:styleId="TableNormal">
